--- a/1952.10/1952年10月26、27日，与许世友等人的谈话__LLM初注.docx
+++ b/1952.10/1952年10月26、27日，与许世友等人的谈话__LLM初注.docx
@@ -41,11 +41,20 @@
       <w:r>
         <w:rPr>
           <w:rStyle w:val="FootnoteReference"/>
-        </w:rPr>
+          <w:vertAlign w:val="superscript"/>
+        </w:rPr>
+        <w:t>[</w:t>
         <w:footnoteReference w:id="4"/>
-      </w:r>
-      <w:r>
-        <w:rPr/>
+        <w:t>]</w:t>
+      </w:r>
+      <w:r>
+        <w:rPr>
+          <w:rFonts w:hint="eastAsia" w:ascii="黑体" w:hAnsi="黑体" w:eastAsia="黑体" w:cs="黑体"/>
+          <w:sz w:val="44"/>
+          <w:szCs w:val="44"/>
+          <w:vertAlign w:val="baseline"/>
+          <w:lang w:val="en-US" w:eastAsia="zh-CN"/>
+        </w:rPr>
         <w:t xml:space="preserve">等人的谈话</w:t>
       </w:r>
       <w:bookmarkEnd w:id="0"/>
@@ -61,13 +70,16 @@
       </w:r>
       <w:r>
         <w:rPr>
+          <w:rStyle w:val="FootnoteReference"/>
           <w:rFonts w:hint="eastAsia" w:ascii="仿宋" w:hAnsi="仿宋" w:eastAsia="仿宋" w:cs="仿宋"/>
           <w:sz w:val="36"/>
           <w:szCs w:val="36"/>
           <w:vertAlign w:val="superscript"/>
           <w:lang w:val="en-US" w:eastAsia="zh-CN"/>
         </w:rPr>
+        <w:t>[</w:t>
         <w:footnoteReference w:id="0"/>
+        <w:t>]</w:t>
       </w:r>
       <w:r>
         <w:rPr>
@@ -160,31 +172,52 @@
       <w:r>
         <w:rPr>
           <w:rStyle w:val="FootnoteReference"/>
-        </w:rPr>
+          <w:vertAlign w:val="superscript"/>
+        </w:rPr>
+        <w:t>[</w:t>
         <w:footnoteReference w:id="10"/>
-      </w:r>
-      <w:r>
-        <w:rPr/>
+        <w:t>]</w:t>
+      </w:r>
+      <w:r>
+        <w:rPr>
+          <w:rFonts w:hint="eastAsia" w:ascii="仿宋" w:hAnsi="仿宋" w:eastAsia="仿宋"/>
+          <w:sz w:val="32"/>
+          <w:szCs w:val="32"/>
+        </w:rPr>
         <w:t xml:space="preserve">军区司令员许世友得知毛泽东要来济南</w:t>
       </w:r>
       <w:r>
         <w:rPr>
           <w:rStyle w:val="FootnoteReference"/>
-        </w:rPr>
+          <w:vertAlign w:val="superscript"/>
+        </w:rPr>
+        <w:t>[</w:t>
         <w:footnoteReference w:id="9"/>
-      </w:r>
-      <w:r>
-        <w:rPr/>
+        <w:t>]</w:t>
+      </w:r>
+      <w:r>
+        <w:rPr>
+          <w:rFonts w:hint="eastAsia" w:ascii="仿宋" w:hAnsi="仿宋" w:eastAsia="仿宋"/>
+          <w:sz w:val="32"/>
+          <w:szCs w:val="32"/>
+        </w:rPr>
         <w:t>，十分高兴，就和省公安厅厅长李世英及省市领导人一起，早早地来到了火车站等候。罗瑞卿</w:t>
       </w:r>
       <w:r>
         <w:rPr>
           <w:rStyle w:val="FootnoteReference"/>
-        </w:rPr>
+          <w:vertAlign w:val="superscript"/>
+        </w:rPr>
+        <w:t>[</w:t>
         <w:footnoteReference w:id="20"/>
-      </w:r>
-      <w:r>
-        <w:rPr/>
+        <w:t>]</w:t>
+      </w:r>
+      <w:r>
+        <w:rPr>
+          <w:rFonts w:hint="eastAsia" w:ascii="仿宋" w:hAnsi="仿宋" w:eastAsia="仿宋"/>
+          <w:sz w:val="32"/>
+          <w:szCs w:val="32"/>
+        </w:rPr>
         <w:t xml:space="preserve">向毛</w:t>
       </w:r>
       <w:r>
@@ -330,31 +363,52 @@
       <w:r>
         <w:rPr>
           <w:rStyle w:val="FootnoteReference"/>
-        </w:rPr>
+          <w:vertAlign w:val="superscript"/>
+        </w:rPr>
+        <w:t>[</w:t>
         <w:footnoteReference w:id="5"/>
-      </w:r>
-      <w:r>
-        <w:rPr/>
+        <w:t>]</w:t>
+      </w:r>
+      <w:r>
+        <w:rPr>
+          <w:rFonts w:hint="eastAsia" w:ascii="仿宋" w:hAnsi="仿宋" w:eastAsia="仿宋"/>
+          <w:sz w:val="32"/>
+          <w:szCs w:val="32"/>
+        </w:rPr>
         <w:t>、大明湖</w:t>
       </w:r>
       <w:r>
         <w:rPr>
           <w:rStyle w:val="FootnoteReference"/>
-        </w:rPr>
+          <w:vertAlign w:val="superscript"/>
+        </w:rPr>
+        <w:t>[</w:t>
         <w:footnoteReference w:id="6"/>
-      </w:r>
-      <w:r>
-        <w:rPr/>
+        <w:t>]</w:t>
+      </w:r>
+      <w:r>
+        <w:rPr>
+          <w:rFonts w:hint="eastAsia" w:ascii="仿宋" w:hAnsi="仿宋" w:eastAsia="仿宋"/>
+          <w:sz w:val="32"/>
+          <w:szCs w:val="32"/>
+        </w:rPr>
         <w:t>，还有北极阁</w:t>
       </w:r>
       <w:r>
         <w:rPr>
           <w:rStyle w:val="FootnoteReference"/>
-        </w:rPr>
+          <w:vertAlign w:val="superscript"/>
+        </w:rPr>
+        <w:t>[</w:t>
         <w:footnoteReference w:id="7"/>
-      </w:r>
-      <w:r>
-        <w:rPr/>
+        <w:t>]</w:t>
+      </w:r>
+      <w:r>
+        <w:rPr>
+          <w:rFonts w:hint="eastAsia" w:ascii="仿宋" w:hAnsi="仿宋" w:eastAsia="仿宋"/>
+          <w:sz w:val="32"/>
+          <w:szCs w:val="32"/>
+        </w:rPr>
         <w:t xml:space="preserve">。”</w:t>
       </w:r>
     </w:p>
@@ -424,11 +478,18 @@
       <w:r>
         <w:rPr>
           <w:rStyle w:val="FootnoteReference"/>
-        </w:rPr>
+          <w:vertAlign w:val="superscript"/>
+        </w:rPr>
+        <w:t>[</w:t>
         <w:footnoteReference w:id="8"/>
-      </w:r>
-      <w:r>
-        <w:rPr/>
+        <w:t>]</w:t>
+      </w:r>
+      <w:r>
+        <w:rPr>
+          <w:rFonts w:hint="eastAsia" w:ascii="仿宋" w:hAnsi="仿宋" w:eastAsia="仿宋"/>
+          <w:sz w:val="32"/>
+          <w:szCs w:val="32"/>
+        </w:rPr>
         <w:t xml:space="preserve">指挥部的那个北极阁吗？”</w:t>
       </w:r>
     </w:p>
@@ -795,11 +856,18 @@
       <w:r>
         <w:rPr>
           <w:rStyle w:val="FootnoteReference"/>
-        </w:rPr>
+          <w:vertAlign w:val="superscript"/>
+        </w:rPr>
+        <w:t>[</w:t>
         <w:footnoteReference w:id="11"/>
-      </w:r>
-      <w:r>
-        <w:rPr/>
+        <w:t>]</w:t>
+      </w:r>
+      <w:r>
+        <w:rPr>
+          <w:rFonts w:hint="eastAsia" w:ascii="仿宋" w:hAnsi="仿宋" w:eastAsia="仿宋"/>
+          <w:sz w:val="32"/>
+          <w:szCs w:val="32"/>
+        </w:rPr>
         <w:t xml:space="preserve">，这就是山东也叫齐鲁的原因。齐国的首领就是姜太公，鲁国的首领就是周公的长子伯禽。齐鲁古时候还称‘邹鲁’或‘齐青’、‘山左’。齐鲁因在太行山以东，所以古代‘山东’有时指齐鲁，但有时山东的概念比齐鲁大。到战国时期，只剩下</w:t>
       </w:r>
       <w:r>
@@ -855,11 +923,18 @@
       <w:r>
         <w:rPr>
           <w:rStyle w:val="FootnoteReference"/>
-        </w:rPr>
+          <w:vertAlign w:val="superscript"/>
+        </w:rPr>
+        <w:t>[</w:t>
         <w:footnoteReference w:id="13"/>
-      </w:r>
-      <w:r>
-        <w:rPr/>
+        <w:t>]</w:t>
+      </w:r>
+      <w:r>
+        <w:rPr>
+          <w:rFonts w:hint="eastAsia" w:ascii="仿宋" w:hAnsi="仿宋" w:eastAsia="仿宋"/>
+          <w:sz w:val="32"/>
+          <w:szCs w:val="32"/>
+        </w:rPr>
         <w:t xml:space="preserve">、孟子、左丘明、孙武、孙膑、诸葛亮、王羲之、黄巢、李清照、辛弃疾、戚继光、蒲松龄等，都是山东人，他们为山东争光添彩，也为中国历史做出贡献。”</w:t>
       </w:r>
     </w:p>
@@ -971,11 +1046,18 @@
       <w:r>
         <w:rPr>
           <w:rStyle w:val="FootnoteReference"/>
-        </w:rPr>
+          <w:vertAlign w:val="superscript"/>
+        </w:rPr>
+        <w:t>[</w:t>
         <w:footnoteReference w:id="12"/>
-      </w:r>
-      <w:r>
-        <w:rPr/>
+        <w:t>]</w:t>
+      </w:r>
+      <w:r>
+        <w:rPr>
+          <w:rFonts w:hint="eastAsia" w:ascii="仿宋" w:hAnsi="仿宋" w:eastAsia="仿宋"/>
+          <w:sz w:val="32"/>
+          <w:szCs w:val="32"/>
+        </w:rPr>
         <w:t xml:space="preserve">。古时候济水、黄河、淮河、长江，并称中国</w:t>
       </w:r>
       <w:r>
@@ -1211,11 +1293,18 @@
       <w:r>
         <w:rPr>
           <w:rStyle w:val="FootnoteReference"/>
-        </w:rPr>
+          <w:vertAlign w:val="superscript"/>
+        </w:rPr>
+        <w:t>[</w:t>
         <w:footnoteReference w:id="19"/>
-      </w:r>
-      <w:r>
-        <w:rPr/>
+        <w:t>]</w:t>
+      </w:r>
+      <w:r>
+        <w:rPr>
+          <w:rFonts w:hint="eastAsia" w:ascii="仿宋" w:hAnsi="仿宋" w:eastAsia="仿宋"/>
+          <w:sz w:val="32"/>
+          <w:szCs w:val="32"/>
+        </w:rPr>
         <w:t xml:space="preserve">》中说，济南‘家家有泉，户户垂杨’，确实如此。根据泉水出露的集中情况，出露处的地形，流出的特点和汇流的状况，可分为</w:t>
       </w:r>
       <w:r>
@@ -1964,21 +2053,35 @@
       <w:r>
         <w:rPr>
           <w:rStyle w:val="FootnoteReference"/>
-        </w:rPr>
+          <w:vertAlign w:val="superscript"/>
+        </w:rPr>
+        <w:t>[</w:t>
         <w:footnoteReference w:id="14"/>
-      </w:r>
-      <w:r>
-        <w:rPr/>
+        <w:t>]</w:t>
+      </w:r>
+      <w:r>
+        <w:rPr>
+          <w:rFonts w:hint="eastAsia" w:ascii="仿宋" w:hAnsi="仿宋" w:eastAsia="仿宋"/>
+          <w:sz w:val="32"/>
+          <w:szCs w:val="32"/>
+        </w:rPr>
         <w:t>很重要，粟裕</w:t>
       </w:r>
       <w:r>
         <w:rPr>
           <w:rStyle w:val="FootnoteReference"/>
-        </w:rPr>
+          <w:vertAlign w:val="superscript"/>
+        </w:rPr>
+        <w:t>[</w:t>
         <w:footnoteReference w:id="17"/>
-      </w:r>
-      <w:r>
-        <w:rPr/>
+        <w:t>]</w:t>
+      </w:r>
+      <w:r>
+        <w:rPr>
+          <w:rFonts w:hint="eastAsia" w:ascii="仿宋" w:hAnsi="仿宋" w:eastAsia="仿宋"/>
+          <w:sz w:val="32"/>
+          <w:szCs w:val="32"/>
+        </w:rPr>
         <w:t xml:space="preserve">和你都指挥得不错。你们提出的‘打到济南府，活捉王耀武’的口号很好，最后实现了这个目标。”</w:t>
       </w:r>
     </w:p>
@@ -2220,11 +2323,18 @@
       <w:r>
         <w:rPr>
           <w:rStyle w:val="FootnoteReference"/>
-        </w:rPr>
+          <w:vertAlign w:val="superscript"/>
+        </w:rPr>
+        <w:t>[</w:t>
         <w:footnoteReference w:id="15"/>
-      </w:r>
-      <w:r>
-        <w:rPr/>
+        <w:t>]</w:t>
+      </w:r>
+      <w:r>
+        <w:rPr>
+          <w:rFonts w:hint="eastAsia" w:ascii="仿宋" w:hAnsi="仿宋" w:eastAsia="仿宋"/>
+          <w:sz w:val="32"/>
+          <w:szCs w:val="32"/>
+        </w:rPr>
         <w:t xml:space="preserve">’的称号。那个团的</w:t>
       </w:r>
       <w:r>
@@ -2425,11 +2535,18 @@
       <w:r>
         <w:rPr>
           <w:rStyle w:val="FootnoteReference"/>
-        </w:rPr>
+          <w:vertAlign w:val="superscript"/>
+        </w:rPr>
+        <w:t>[</w:t>
         <w:footnoteReference w:id="16"/>
-      </w:r>
-      <w:r>
-        <w:rPr/>
+        <w:t>]</w:t>
+      </w:r>
+      <w:r>
+        <w:rPr>
+          <w:rFonts w:hint="eastAsia" w:ascii="仿宋" w:hAnsi="仿宋" w:eastAsia="仿宋"/>
+          <w:sz w:val="32"/>
+          <w:szCs w:val="32"/>
+        </w:rPr>
         <w:t xml:space="preserve">、平津战役创造了经验和条件。”</w:t>
       </w:r>
     </w:p>
@@ -2495,11 +2612,18 @@
       <w:r>
         <w:rPr>
           <w:rStyle w:val="FootnoteReference"/>
-        </w:rPr>
+          <w:vertAlign w:val="superscript"/>
+        </w:rPr>
+        <w:t>[</w:t>
         <w:footnoteReference w:id="18"/>
-      </w:r>
-      <w:r>
-        <w:rPr/>
+        <w:t>]</w:t>
+      </w:r>
+      <w:r>
+        <w:rPr>
+          <w:rFonts w:hint="eastAsia" w:ascii="仿宋" w:hAnsi="仿宋" w:eastAsia="仿宋"/>
+          <w:sz w:val="32"/>
+          <w:szCs w:val="32"/>
+        </w:rPr>
         <w:t xml:space="preserve">，匾额“历下亭”</w:t>
       </w:r>
       <w:r>

--- a/1952.10/1952年10月26、27日，与许世友等人的谈话__LLM初注.docx
+++ b/1952.10/1952年10月26、27日，与许世友等人的谈话__LLM初注.docx
@@ -43,9 +43,16 @@
           <w:rStyle w:val="FootnoteReference"/>
           <w:vertAlign w:val="superscript"/>
         </w:rPr>
-        <w:t>[</w:t>
+        <w:t>[1]</w:t>
+      </w:r>
+      <w:r>
+        <w:rPr>
+          <w:rStyle w:val="FootnoteReference"/>
+          <w:vertAlign w:val="superscript"/>
+          <w:vanish/>
+          <w:specVanish/>
+        </w:rPr>
         <w:footnoteReference w:id="4"/>
-        <w:t>]</w:t>
       </w:r>
       <w:r>
         <w:rPr>
@@ -60,36 +67,19 @@
       <w:bookmarkEnd w:id="0"/>
       <w:r>
         <w:rPr>
-          <w:rFonts w:hint="eastAsia" w:ascii="仿宋" w:hAnsi="仿宋" w:eastAsia="仿宋" w:cs="仿宋"/>
-          <w:sz w:val="36"/>
-          <w:szCs w:val="36"/>
+          <w:rStyle w:val="FootnoteReference"/>
           <w:vertAlign w:val="superscript"/>
-          <w:lang w:val="en-US" w:eastAsia="zh-CN"/>
-        </w:rPr>
-        <w:t>[</w:t>
+        </w:rPr>
+        <w:t>[2]</w:t>
       </w:r>
       <w:r>
         <w:rPr>
           <w:rStyle w:val="FootnoteReference"/>
-          <w:rFonts w:hint="eastAsia" w:ascii="仿宋" w:hAnsi="仿宋" w:eastAsia="仿宋" w:cs="仿宋"/>
-          <w:sz w:val="36"/>
-          <w:szCs w:val="36"/>
           <w:vertAlign w:val="superscript"/>
-          <w:lang w:val="en-US" w:eastAsia="zh-CN"/>
-        </w:rPr>
-        <w:t>[</w:t>
+          <w:vanish/>
+          <w:specVanish/>
+        </w:rPr>
         <w:footnoteReference w:id="0"/>
-        <w:t>]</w:t>
-      </w:r>
-      <w:r>
-        <w:rPr>
-          <w:rFonts w:hint="eastAsia" w:ascii="仿宋" w:hAnsi="仿宋" w:eastAsia="仿宋" w:cs="仿宋"/>
-          <w:sz w:val="36"/>
-          <w:szCs w:val="36"/>
-          <w:vertAlign w:val="superscript"/>
-          <w:lang w:val="en-US" w:eastAsia="zh-CN"/>
-        </w:rPr>
-        <w:t>]</w:t>
       </w:r>
     </w:p>
     <w:p>
@@ -174,242 +164,115 @@
           <w:rStyle w:val="FootnoteReference"/>
           <w:vertAlign w:val="superscript"/>
         </w:rPr>
-        <w:t>[</w:t>
-        <w:footnoteReference w:id="10"/>
-        <w:t>]</w:t>
-      </w:r>
-      <w:r>
-        <w:rPr>
-          <w:rFonts w:hint="eastAsia" w:ascii="仿宋" w:hAnsi="仿宋" w:eastAsia="仿宋"/>
-          <w:sz w:val="32"/>
-          <w:szCs w:val="32"/>
-        </w:rPr>
-        <w:t xml:space="preserve">军区司令员许世友得知毛泽东要来济南</w:t>
+        <w:t>[3]</w:t>
       </w:r>
       <w:r>
         <w:rPr>
           <w:rStyle w:val="FootnoteReference"/>
           <w:vertAlign w:val="superscript"/>
-        </w:rPr>
-        <w:t>[</w:t>
-        <w:footnoteReference w:id="9"/>
-        <w:t>]</w:t>
-      </w:r>
-      <w:r>
-        <w:rPr>
-          <w:rFonts w:hint="eastAsia" w:ascii="仿宋" w:hAnsi="仿宋" w:eastAsia="仿宋"/>
-          <w:sz w:val="32"/>
-          <w:szCs w:val="32"/>
-        </w:rPr>
-        <w:t>，十分高兴，就和省公安厅厅长李世英及省市领导人一起，早早地来到了火车站等候。罗瑞卿</w:t>
+          <w:vanish/>
+          <w:specVanish/>
+        </w:rPr>
+        <w:footnoteReference w:id="10"/>
+      </w:r>
+      <w:r>
+        <w:rPr>
+          <w:rFonts w:hint="eastAsia" w:ascii="仿宋" w:hAnsi="仿宋" w:eastAsia="仿宋"/>
+          <w:sz w:val="32"/>
+          <w:szCs w:val="32"/>
+        </w:rPr>
+        <w:t xml:space="preserve">军区司令员许世友得知毛泽东要来济南</w:t>
       </w:r>
       <w:r>
         <w:rPr>
           <w:rStyle w:val="FootnoteReference"/>
           <w:vertAlign w:val="superscript"/>
         </w:rPr>
-        <w:t>[</w:t>
-        <w:footnoteReference w:id="20"/>
-        <w:t>]</w:t>
-      </w:r>
-      <w:r>
-        <w:rPr>
-          <w:rFonts w:hint="eastAsia" w:ascii="仿宋" w:hAnsi="仿宋" w:eastAsia="仿宋"/>
-          <w:sz w:val="32"/>
-          <w:szCs w:val="32"/>
-        </w:rPr>
-        <w:t xml:space="preserve">向毛</w:t>
-      </w:r>
-      <w:r>
-        <w:rPr>
-          <w:rFonts w:hint="eastAsia" w:ascii="仿宋" w:hAnsi="仿宋" w:eastAsia="仿宋"/>
-          <w:sz w:val="32"/>
-          <w:szCs w:val="32"/>
-          <w:lang w:val="en-US" w:eastAsia="zh-CN"/>
-        </w:rPr>
-        <w:t>主席</w:t>
-      </w:r>
-      <w:r>
-        <w:rPr>
-          <w:rFonts w:hint="eastAsia" w:ascii="仿宋" w:hAnsi="仿宋" w:eastAsia="仿宋"/>
-          <w:sz w:val="32"/>
-          <w:szCs w:val="32"/>
-        </w:rPr>
-        <w:t>通报后，即请众人上车晋见毛泽东。毛</w:t>
-      </w:r>
-      <w:r>
-        <w:rPr>
-          <w:rFonts w:hint="eastAsia" w:ascii="仿宋" w:hAnsi="仿宋" w:eastAsia="仿宋"/>
-          <w:sz w:val="32"/>
-          <w:szCs w:val="32"/>
-          <w:lang w:val="en-US" w:eastAsia="zh-CN"/>
-        </w:rPr>
-        <w:t>主席</w:t>
-      </w:r>
-      <w:r>
-        <w:rPr>
-          <w:rFonts w:hint="eastAsia" w:ascii="仿宋" w:hAnsi="仿宋" w:eastAsia="仿宋"/>
-          <w:sz w:val="32"/>
-          <w:szCs w:val="32"/>
-        </w:rPr>
-        <w:t>在客厅里与许世友等人一一握手。</w:t>
-      </w:r>
-      <w:r>
-        <w:rPr>
-          <w:rFonts w:hint="eastAsia" w:ascii="仿宋" w:hAnsi="仿宋" w:eastAsia="仿宋"/>
-          <w:sz w:val="32"/>
-          <w:szCs w:val="32"/>
-          <w:lang w:eastAsia="zh-CN"/>
-        </w:rPr>
-        <w:t>）</w:t>
-      </w:r>
-    </w:p>
-    <w:p>
-      <w:pPr>
-        <w:keepNext w:val="0"/>
-        <w:keepLines w:val="0"/>
-        <w:pageBreakBefore w:val="0"/>
-        <w:widowControl w:val="0"/>
-        <w:kinsoku/>
-        <w:wordWrap/>
-        <w:overflowPunct/>
-        <w:topLinePunct w:val="0"/>
-        <w:autoSpaceDE/>
-        <w:autoSpaceDN/>
-        <w:bidi w:val="0"/>
-        <w:adjustRightInd/>
-        <w:snapToGrid/>
-        <w:spacing w:line="580" w:lineRule="exact"/>
-        <w:ind w:firstLine="646"/>
-        <w:textAlignment w:val="auto"/>
-        <w:rPr>
-          <w:rFonts w:hint="eastAsia" w:ascii="仿宋" w:hAnsi="仿宋" w:eastAsia="仿宋"/>
-          <w:sz w:val="32"/>
-          <w:szCs w:val="32"/>
-        </w:rPr>
-      </w:pPr>
-      <w:r>
-        <w:rPr>
-          <w:rFonts w:hint="eastAsia" w:ascii="黑体" w:hAnsi="黑体" w:eastAsia="黑体" w:cs="黑体"/>
-          <w:b/>
-          <w:bCs/>
-          <w:sz w:val="32"/>
-          <w:szCs w:val="32"/>
-        </w:rPr>
-        <w:t>毛</w:t>
-      </w:r>
-      <w:r>
-        <w:rPr>
-          <w:rFonts w:hint="eastAsia" w:ascii="黑体" w:hAnsi="黑体" w:eastAsia="黑体" w:cs="黑体"/>
-          <w:b/>
-          <w:bCs/>
-          <w:sz w:val="32"/>
-          <w:szCs w:val="32"/>
-          <w:lang w:val="en-US" w:eastAsia="zh-CN"/>
-        </w:rPr>
-        <w:t>主席</w:t>
-      </w:r>
-      <w:r>
-        <w:rPr>
-          <w:rFonts w:hint="eastAsia" w:ascii="黑体" w:hAnsi="黑体" w:eastAsia="黑体" w:cs="黑体"/>
-          <w:b/>
-          <w:bCs/>
-          <w:sz w:val="32"/>
-          <w:szCs w:val="32"/>
-        </w:rPr>
-        <w:t>：</w:t>
-      </w:r>
-      <w:r>
-        <w:rPr>
-          <w:rFonts w:hint="eastAsia" w:ascii="仿宋" w:hAnsi="仿宋" w:eastAsia="仿宋"/>
-          <w:sz w:val="32"/>
-          <w:szCs w:val="32"/>
-        </w:rPr>
-        <w:t>“这次来就是想看看你们，不想下车打扰地方同志。”</w:t>
-      </w:r>
-    </w:p>
-    <w:p>
-      <w:pPr>
-        <w:keepNext w:val="0"/>
-        <w:keepLines w:val="0"/>
-        <w:pageBreakBefore w:val="0"/>
-        <w:widowControl w:val="0"/>
-        <w:kinsoku/>
-        <w:wordWrap/>
-        <w:overflowPunct/>
-        <w:topLinePunct w:val="0"/>
-        <w:autoSpaceDE/>
-        <w:autoSpaceDN/>
-        <w:bidi w:val="0"/>
-        <w:adjustRightInd/>
-        <w:snapToGrid/>
-        <w:spacing w:line="580" w:lineRule="exact"/>
-        <w:ind w:firstLine="646"/>
-        <w:textAlignment w:val="auto"/>
-        <w:rPr>
-          <w:rFonts w:hint="eastAsia" w:ascii="仿宋" w:hAnsi="仿宋" w:eastAsia="仿宋"/>
-          <w:sz w:val="32"/>
-          <w:szCs w:val="32"/>
-        </w:rPr>
-      </w:pPr>
-      <w:r>
-        <w:rPr>
-          <w:rFonts w:hint="eastAsia" w:ascii="仿宋" w:hAnsi="仿宋" w:eastAsia="仿宋"/>
-          <w:sz w:val="32"/>
-          <w:szCs w:val="32"/>
-        </w:rPr>
-        <w:t>许世友：“主席，我们很长时间没见面了，山东的指战员盼你来，山东人民群众想见见你。你路过济南，应当下车看看。听说你还没来过济南，更应该看看，这里有很美的景观，有趵突泉</w:t>
+        <w:t>[4]</w:t>
       </w:r>
       <w:r>
         <w:rPr>
           <w:rStyle w:val="FootnoteReference"/>
           <w:vertAlign w:val="superscript"/>
-        </w:rPr>
-        <w:t>[</w:t>
-        <w:footnoteReference w:id="5"/>
-        <w:t>]</w:t>
-      </w:r>
-      <w:r>
-        <w:rPr>
-          <w:rFonts w:hint="eastAsia" w:ascii="仿宋" w:hAnsi="仿宋" w:eastAsia="仿宋"/>
-          <w:sz w:val="32"/>
-          <w:szCs w:val="32"/>
-        </w:rPr>
-        <w:t>、大明湖</w:t>
+          <w:vanish/>
+          <w:specVanish/>
+        </w:rPr>
+        <w:footnoteReference w:id="9"/>
+      </w:r>
+      <w:r>
+        <w:rPr>
+          <w:rFonts w:hint="eastAsia" w:ascii="仿宋" w:hAnsi="仿宋" w:eastAsia="仿宋"/>
+          <w:sz w:val="32"/>
+          <w:szCs w:val="32"/>
+        </w:rPr>
+        <w:t>，十分高兴，就和省公安厅厅长李世英及省市领导人一起，早早地来到了火车站等候。罗瑞卿</w:t>
       </w:r>
       <w:r>
         <w:rPr>
           <w:rStyle w:val="FootnoteReference"/>
           <w:vertAlign w:val="superscript"/>
         </w:rPr>
-        <w:t>[</w:t>
-        <w:footnoteReference w:id="6"/>
-        <w:t>]</w:t>
-      </w:r>
-      <w:r>
-        <w:rPr>
-          <w:rFonts w:hint="eastAsia" w:ascii="仿宋" w:hAnsi="仿宋" w:eastAsia="仿宋"/>
-          <w:sz w:val="32"/>
-          <w:szCs w:val="32"/>
-        </w:rPr>
-        <w:t>，还有北极阁</w:t>
+        <w:t>[5]</w:t>
       </w:r>
       <w:r>
         <w:rPr>
           <w:rStyle w:val="FootnoteReference"/>
           <w:vertAlign w:val="superscript"/>
-        </w:rPr>
-        <w:t>[</w:t>
-        <w:footnoteReference w:id="7"/>
-        <w:t>]</w:t>
-      </w:r>
-      <w:r>
-        <w:rPr>
-          <w:rFonts w:hint="eastAsia" w:ascii="仿宋" w:hAnsi="仿宋" w:eastAsia="仿宋"/>
-          <w:sz w:val="32"/>
-          <w:szCs w:val="32"/>
-        </w:rPr>
-        <w:t xml:space="preserve">。”</w:t>
+          <w:vanish/>
+          <w:specVanish/>
+        </w:rPr>
+        <w:footnoteReference w:id="20"/>
+      </w:r>
+      <w:r>
+        <w:rPr>
+          <w:rFonts w:hint="eastAsia" w:ascii="仿宋" w:hAnsi="仿宋" w:eastAsia="仿宋"/>
+          <w:sz w:val="32"/>
+          <w:szCs w:val="32"/>
+        </w:rPr>
+        <w:t xml:space="preserve">向毛</w:t>
+      </w:r>
+      <w:r>
+        <w:rPr>
+          <w:rFonts w:hint="eastAsia" w:ascii="仿宋" w:hAnsi="仿宋" w:eastAsia="仿宋"/>
+          <w:sz w:val="32"/>
+          <w:szCs w:val="32"/>
+          <w:lang w:val="en-US" w:eastAsia="zh-CN"/>
+        </w:rPr>
+        <w:t>主席</w:t>
+      </w:r>
+      <w:r>
+        <w:rPr>
+          <w:rFonts w:hint="eastAsia" w:ascii="仿宋" w:hAnsi="仿宋" w:eastAsia="仿宋"/>
+          <w:sz w:val="32"/>
+          <w:szCs w:val="32"/>
+        </w:rPr>
+        <w:t>通报后，即请众人上车晋见毛泽东。毛</w:t>
+      </w:r>
+      <w:r>
+        <w:rPr>
+          <w:rFonts w:hint="eastAsia" w:ascii="仿宋" w:hAnsi="仿宋" w:eastAsia="仿宋"/>
+          <w:sz w:val="32"/>
+          <w:szCs w:val="32"/>
+          <w:lang w:val="en-US" w:eastAsia="zh-CN"/>
+        </w:rPr>
+        <w:t>主席</w:t>
+      </w:r>
+      <w:r>
+        <w:rPr>
+          <w:rFonts w:hint="eastAsia" w:ascii="仿宋" w:hAnsi="仿宋" w:eastAsia="仿宋"/>
+          <w:sz w:val="32"/>
+          <w:szCs w:val="32"/>
+        </w:rPr>
+        <w:t>在客厅里与许世友等人一一握手。</w:t>
+      </w:r>
+      <w:r>
+        <w:rPr>
+          <w:rFonts w:hint="eastAsia" w:ascii="仿宋" w:hAnsi="仿宋" w:eastAsia="仿宋"/>
+          <w:sz w:val="32"/>
+          <w:szCs w:val="32"/>
+          <w:lang w:eastAsia="zh-CN"/>
+        </w:rPr>
+        <w:t>）</w:t>
       </w:r>
     </w:p>
     <w:p>
@@ -473,1886 +336,366 @@
           <w:sz w:val="32"/>
           <w:szCs w:val="32"/>
         </w:rPr>
-        <w:t>“北极阁，就是王耀武</w:t>
+        <w:t>“这次来就是想看看你们，不想下车打扰地方同志。”</w:t>
+      </w:r>
+    </w:p>
+    <w:p>
+      <w:pPr>
+        <w:keepNext w:val="0"/>
+        <w:keepLines w:val="0"/>
+        <w:pageBreakBefore w:val="0"/>
+        <w:widowControl w:val="0"/>
+        <w:kinsoku/>
+        <w:wordWrap/>
+        <w:overflowPunct/>
+        <w:topLinePunct w:val="0"/>
+        <w:autoSpaceDE/>
+        <w:autoSpaceDN/>
+        <w:bidi w:val="0"/>
+        <w:adjustRightInd/>
+        <w:snapToGrid/>
+        <w:spacing w:line="580" w:lineRule="exact"/>
+        <w:ind w:firstLine="646"/>
+        <w:textAlignment w:val="auto"/>
+        <w:rPr>
+          <w:rFonts w:hint="eastAsia" w:ascii="仿宋" w:hAnsi="仿宋" w:eastAsia="仿宋"/>
+          <w:sz w:val="32"/>
+          <w:szCs w:val="32"/>
+        </w:rPr>
+      </w:pPr>
+      <w:r>
+        <w:rPr>
+          <w:rFonts w:hint="eastAsia" w:ascii="仿宋" w:hAnsi="仿宋" w:eastAsia="仿宋"/>
+          <w:sz w:val="32"/>
+          <w:szCs w:val="32"/>
+        </w:rPr>
+        <w:t>许世友：“主席，我们很长时间没见面了，山东的指战员盼你来，山东人民群众想见见你。你路过济南，应当下车看看。听说你还没来过济南，更应该看看，这里有很美的景观，有趵突泉</w:t>
       </w:r>
       <w:r>
         <w:rPr>
           <w:rStyle w:val="FootnoteReference"/>
           <w:vertAlign w:val="superscript"/>
         </w:rPr>
-        <w:t>[</w:t>
-        <w:footnoteReference w:id="8"/>
-        <w:t>]</w:t>
-      </w:r>
-      <w:r>
-        <w:rPr>
-          <w:rFonts w:hint="eastAsia" w:ascii="仿宋" w:hAnsi="仿宋" w:eastAsia="仿宋"/>
-          <w:sz w:val="32"/>
-          <w:szCs w:val="32"/>
-        </w:rPr>
-        <w:t xml:space="preserve">指挥部的那个北极阁吗？”</w:t>
-      </w:r>
-    </w:p>
-    <w:p>
-      <w:pPr>
-        <w:keepNext w:val="0"/>
-        <w:keepLines w:val="0"/>
-        <w:pageBreakBefore w:val="0"/>
-        <w:widowControl w:val="0"/>
-        <w:kinsoku/>
-        <w:wordWrap/>
-        <w:overflowPunct/>
-        <w:topLinePunct w:val="0"/>
-        <w:autoSpaceDE/>
-        <w:autoSpaceDN/>
-        <w:bidi w:val="0"/>
-        <w:adjustRightInd/>
-        <w:snapToGrid/>
-        <w:spacing w:line="580" w:lineRule="exact"/>
-        <w:ind w:firstLine="646"/>
-        <w:textAlignment w:val="auto"/>
-        <w:rPr>
-          <w:rFonts w:hint="eastAsia" w:ascii="仿宋" w:hAnsi="仿宋" w:eastAsia="仿宋"/>
-          <w:sz w:val="32"/>
-          <w:szCs w:val="32"/>
-        </w:rPr>
-      </w:pPr>
-      <w:r>
-        <w:rPr>
-          <w:rFonts w:hint="eastAsia" w:ascii="仿宋" w:hAnsi="仿宋" w:eastAsia="仿宋"/>
-          <w:sz w:val="32"/>
-          <w:szCs w:val="32"/>
-        </w:rPr>
-        <w:t>许世友：“是的。”</w:t>
-      </w:r>
-    </w:p>
-    <w:p>
-      <w:pPr>
-        <w:keepNext w:val="0"/>
-        <w:keepLines w:val="0"/>
-        <w:pageBreakBefore w:val="0"/>
-        <w:widowControl w:val="0"/>
-        <w:kinsoku/>
-        <w:wordWrap/>
-        <w:overflowPunct/>
-        <w:topLinePunct w:val="0"/>
-        <w:autoSpaceDE/>
-        <w:autoSpaceDN/>
-        <w:bidi w:val="0"/>
-        <w:adjustRightInd/>
-        <w:snapToGrid/>
-        <w:spacing w:line="580" w:lineRule="exact"/>
-        <w:ind w:firstLine="646"/>
-        <w:textAlignment w:val="auto"/>
-        <w:rPr>
-          <w:rFonts w:hint="eastAsia" w:ascii="仿宋" w:hAnsi="仿宋" w:eastAsia="仿宋"/>
-          <w:sz w:val="32"/>
-          <w:szCs w:val="32"/>
-        </w:rPr>
-      </w:pPr>
-      <w:r>
-        <w:rPr>
-          <w:rFonts w:hint="eastAsia" w:ascii="黑体" w:hAnsi="黑体" w:eastAsia="黑体" w:cs="黑体"/>
-          <w:b/>
-          <w:bCs/>
-          <w:sz w:val="32"/>
-          <w:szCs w:val="32"/>
-        </w:rPr>
-        <w:t>毛</w:t>
-      </w:r>
-      <w:r>
-        <w:rPr>
-          <w:rFonts w:hint="eastAsia" w:ascii="黑体" w:hAnsi="黑体" w:eastAsia="黑体" w:cs="黑体"/>
-          <w:b/>
-          <w:bCs/>
-          <w:sz w:val="32"/>
-          <w:szCs w:val="32"/>
-          <w:lang w:val="en-US" w:eastAsia="zh-CN"/>
-        </w:rPr>
-        <w:t>主席</w:t>
-      </w:r>
-      <w:r>
-        <w:rPr>
-          <w:rFonts w:hint="eastAsia" w:ascii="黑体" w:hAnsi="黑体" w:eastAsia="黑体" w:cs="黑体"/>
-          <w:b/>
-          <w:bCs/>
-          <w:sz w:val="32"/>
-          <w:szCs w:val="32"/>
-        </w:rPr>
-        <w:t>：</w:t>
-      </w:r>
-      <w:r>
-        <w:rPr>
-          <w:rFonts w:hint="eastAsia" w:ascii="仿宋" w:hAnsi="仿宋" w:eastAsia="仿宋"/>
-          <w:sz w:val="32"/>
-          <w:szCs w:val="32"/>
-        </w:rPr>
-        <w:t>“许司令这样留我，我就盛情难却了。好吧，许世友同志，明天我们看北极阁、大明湖。”</w:t>
-      </w:r>
-    </w:p>
-    <w:p>
-      <w:pPr>
-        <w:keepNext w:val="0"/>
-        <w:keepLines w:val="0"/>
-        <w:pageBreakBefore w:val="0"/>
-        <w:widowControl w:val="0"/>
-        <w:kinsoku/>
-        <w:wordWrap/>
-        <w:overflowPunct/>
-        <w:topLinePunct w:val="0"/>
-        <w:autoSpaceDE/>
-        <w:autoSpaceDN/>
-        <w:bidi w:val="0"/>
-        <w:adjustRightInd/>
-        <w:snapToGrid/>
-        <w:spacing w:line="580" w:lineRule="exact"/>
-        <w:ind w:firstLine="646"/>
-        <w:textAlignment w:val="auto"/>
-        <w:rPr>
-          <w:rFonts w:hint="eastAsia" w:ascii="仿宋" w:hAnsi="仿宋" w:eastAsia="仿宋"/>
-          <w:sz w:val="32"/>
-          <w:szCs w:val="32"/>
-          <w:lang w:eastAsia="zh-CN"/>
-        </w:rPr>
-      </w:pPr>
-      <w:r>
-        <w:rPr>
-          <w:rFonts w:hint="eastAsia" w:ascii="仿宋" w:hAnsi="仿宋" w:eastAsia="仿宋"/>
-          <w:sz w:val="32"/>
-          <w:szCs w:val="32"/>
-          <w:lang w:eastAsia="zh-CN"/>
-        </w:rPr>
-        <w:t>（</w:t>
-      </w:r>
-      <w:r>
-        <w:rPr>
-          <w:rFonts w:hint="eastAsia" w:ascii="仿宋" w:hAnsi="仿宋" w:eastAsia="仿宋"/>
-          <w:sz w:val="32"/>
-          <w:szCs w:val="32"/>
-        </w:rPr>
-        <w:t>10月27日，毛</w:t>
-      </w:r>
-      <w:r>
-        <w:rPr>
-          <w:rFonts w:hint="eastAsia" w:ascii="仿宋" w:hAnsi="仿宋" w:eastAsia="仿宋"/>
-          <w:sz w:val="32"/>
-          <w:szCs w:val="32"/>
-          <w:lang w:val="en-US" w:eastAsia="zh-CN"/>
-        </w:rPr>
-        <w:t>主席</w:t>
-      </w:r>
-      <w:r>
-        <w:rPr>
-          <w:rFonts w:hint="eastAsia" w:ascii="仿宋" w:hAnsi="仿宋" w:eastAsia="仿宋"/>
-          <w:sz w:val="32"/>
-          <w:szCs w:val="32"/>
-        </w:rPr>
-        <w:t>和许世友同乘一辆车，他的精神很好，一路上谈笑风生</w:t>
-      </w:r>
-      <w:r>
-        <w:rPr>
-          <w:rFonts w:hint="eastAsia" w:ascii="仿宋" w:hAnsi="仿宋" w:eastAsia="仿宋"/>
-          <w:sz w:val="32"/>
-          <w:szCs w:val="32"/>
-          <w:lang w:eastAsia="zh-CN"/>
-        </w:rPr>
-        <w:t>。）</w:t>
-      </w:r>
-    </w:p>
-    <w:p>
-      <w:pPr>
-        <w:keepNext w:val="0"/>
-        <w:keepLines w:val="0"/>
-        <w:pageBreakBefore w:val="0"/>
-        <w:widowControl w:val="0"/>
-        <w:kinsoku/>
-        <w:wordWrap/>
-        <w:overflowPunct/>
-        <w:topLinePunct w:val="0"/>
-        <w:autoSpaceDE/>
-        <w:autoSpaceDN/>
-        <w:bidi w:val="0"/>
-        <w:adjustRightInd/>
-        <w:snapToGrid/>
-        <w:spacing w:line="580" w:lineRule="exact"/>
-        <w:ind w:firstLine="646"/>
-        <w:textAlignment w:val="auto"/>
-        <w:rPr>
-          <w:rFonts w:hint="eastAsia" w:ascii="仿宋" w:hAnsi="仿宋" w:eastAsia="仿宋"/>
-          <w:sz w:val="32"/>
-          <w:szCs w:val="32"/>
-        </w:rPr>
-      </w:pPr>
-      <w:r>
-        <w:rPr>
-          <w:rFonts w:hint="eastAsia" w:ascii="黑体" w:hAnsi="黑体" w:eastAsia="黑体" w:cs="黑体"/>
-          <w:b/>
-          <w:bCs/>
-          <w:sz w:val="32"/>
-          <w:szCs w:val="32"/>
-        </w:rPr>
-        <w:t>毛</w:t>
-      </w:r>
-      <w:r>
-        <w:rPr>
-          <w:rFonts w:hint="eastAsia" w:ascii="黑体" w:hAnsi="黑体" w:eastAsia="黑体" w:cs="黑体"/>
-          <w:b/>
-          <w:bCs/>
-          <w:sz w:val="32"/>
-          <w:szCs w:val="32"/>
-          <w:lang w:val="en-US" w:eastAsia="zh-CN"/>
-        </w:rPr>
-        <w:t>主席</w:t>
-      </w:r>
-      <w:r>
-        <w:rPr>
-          <w:rFonts w:hint="eastAsia" w:ascii="黑体" w:hAnsi="黑体" w:eastAsia="黑体" w:cs="黑体"/>
-          <w:b/>
-          <w:bCs/>
-          <w:sz w:val="32"/>
-          <w:szCs w:val="32"/>
-        </w:rPr>
-        <w:t>：</w:t>
-      </w:r>
-      <w:r>
-        <w:rPr>
-          <w:rFonts w:hint="eastAsia" w:ascii="仿宋" w:hAnsi="仿宋" w:eastAsia="仿宋"/>
-          <w:sz w:val="32"/>
-          <w:szCs w:val="32"/>
-        </w:rPr>
-        <w:t>“你们知道山东、济南的名称，是怎么得来的吗？”</w:t>
-      </w:r>
-    </w:p>
-    <w:p>
-      <w:pPr>
-        <w:keepNext w:val="0"/>
-        <w:keepLines w:val="0"/>
-        <w:pageBreakBefore w:val="0"/>
-        <w:widowControl w:val="0"/>
-        <w:kinsoku/>
-        <w:wordWrap/>
-        <w:overflowPunct/>
-        <w:topLinePunct w:val="0"/>
-        <w:autoSpaceDE/>
-        <w:autoSpaceDN/>
-        <w:bidi w:val="0"/>
-        <w:adjustRightInd/>
-        <w:snapToGrid/>
-        <w:spacing w:line="580" w:lineRule="exact"/>
-        <w:ind w:firstLine="646"/>
-        <w:textAlignment w:val="auto"/>
-        <w:rPr>
-          <w:rFonts w:hint="eastAsia" w:ascii="仿宋" w:hAnsi="仿宋" w:eastAsia="仿宋"/>
-          <w:sz w:val="32"/>
-          <w:szCs w:val="32"/>
-        </w:rPr>
-      </w:pPr>
-      <w:r>
-        <w:rPr>
-          <w:rFonts w:hint="eastAsia" w:ascii="黑体" w:hAnsi="黑体" w:eastAsia="黑体" w:cs="黑体"/>
-          <w:b/>
-          <w:bCs/>
-          <w:sz w:val="32"/>
-          <w:szCs w:val="32"/>
-        </w:rPr>
-        <w:t>毛</w:t>
-      </w:r>
-      <w:r>
-        <w:rPr>
-          <w:rFonts w:hint="eastAsia" w:ascii="黑体" w:hAnsi="黑体" w:eastAsia="黑体" w:cs="黑体"/>
-          <w:b/>
-          <w:bCs/>
-          <w:sz w:val="32"/>
-          <w:szCs w:val="32"/>
-          <w:lang w:val="en-US" w:eastAsia="zh-CN"/>
-        </w:rPr>
-        <w:t>主席</w:t>
-      </w:r>
-      <w:r>
-        <w:rPr>
-          <w:rFonts w:hint="eastAsia" w:ascii="黑体" w:hAnsi="黑体" w:eastAsia="黑体" w:cs="黑体"/>
-          <w:b/>
-          <w:bCs/>
-          <w:sz w:val="32"/>
-          <w:szCs w:val="32"/>
-        </w:rPr>
-        <w:t>：</w:t>
-      </w:r>
-      <w:r>
-        <w:rPr>
-          <w:rFonts w:hint="eastAsia" w:ascii="仿宋" w:hAnsi="仿宋" w:eastAsia="仿宋"/>
-          <w:sz w:val="32"/>
-          <w:szCs w:val="32"/>
-        </w:rPr>
-        <w:t>“山东是我们中华民族最早生息的地方，也是中国古代文化的发祥地之一。公元前</w:t>
-      </w:r>
-      <w:r>
-        <w:rPr>
-          <w:rFonts w:hint="eastAsia" w:ascii="仿宋" w:hAnsi="仿宋" w:eastAsia="仿宋"/>
-          <w:sz w:val="32"/>
-          <w:szCs w:val="32"/>
-          <w:lang w:val="en-US" w:eastAsia="zh-CN"/>
-        </w:rPr>
-        <w:t>十六</w:t>
-      </w:r>
-      <w:r>
-        <w:rPr>
-          <w:rFonts w:hint="eastAsia" w:ascii="仿宋" w:hAnsi="仿宋" w:eastAsia="仿宋"/>
-          <w:sz w:val="32"/>
-          <w:szCs w:val="32"/>
-        </w:rPr>
-        <w:t>世纪商汤灭夏后，建立了奴隶制国家，建都‘亳’，在今天的曹县南。商的始祖契曾在蕃县，也就是在今天的滕县住过。商代早期的活动在今天山东的西部，河南东部。契传到孙（相土），势力达到今渤海一带，定都‘泰安’。商也曾在泗水建都，直到商第</w:t>
-      </w:r>
-      <w:r>
-        <w:rPr>
-          <w:rFonts w:hint="eastAsia" w:ascii="仿宋" w:hAnsi="仿宋" w:eastAsia="仿宋"/>
-          <w:sz w:val="32"/>
-          <w:szCs w:val="32"/>
-          <w:lang w:val="en-US" w:eastAsia="zh-CN"/>
-        </w:rPr>
-        <w:t>二十</w:t>
-      </w:r>
-      <w:r>
-        <w:rPr>
-          <w:rFonts w:hint="eastAsia" w:ascii="仿宋" w:hAnsi="仿宋" w:eastAsia="仿宋"/>
-          <w:sz w:val="32"/>
-          <w:szCs w:val="32"/>
-        </w:rPr>
-        <w:t>代君王盘庚时，迁都到殷，也就是今天的安阳。</w:t>
-      </w:r>
-    </w:p>
-    <w:p>
-      <w:pPr>
-        <w:keepNext w:val="0"/>
-        <w:keepLines w:val="0"/>
-        <w:pageBreakBefore w:val="0"/>
-        <w:widowControl w:val="0"/>
-        <w:kinsoku/>
-        <w:wordWrap/>
-        <w:overflowPunct/>
-        <w:topLinePunct w:val="0"/>
-        <w:autoSpaceDE/>
-        <w:autoSpaceDN/>
-        <w:bidi w:val="0"/>
-        <w:adjustRightInd/>
-        <w:snapToGrid/>
-        <w:spacing w:line="580" w:lineRule="exact"/>
-        <w:ind w:firstLine="646"/>
-        <w:textAlignment w:val="auto"/>
-        <w:rPr>
-          <w:rFonts w:hint="eastAsia" w:ascii="仿宋" w:hAnsi="仿宋" w:eastAsia="仿宋"/>
-          <w:sz w:val="32"/>
-          <w:szCs w:val="32"/>
-        </w:rPr>
-      </w:pPr>
-      <w:r>
-        <w:rPr>
-          <w:rFonts w:hint="eastAsia" w:ascii="仿宋" w:hAnsi="仿宋" w:eastAsia="仿宋"/>
-          <w:sz w:val="32"/>
-          <w:szCs w:val="32"/>
-        </w:rPr>
-        <w:t>周武王灭商后，为了加强对广大被征服地区的控制，进行了大分封。在山东地区分封了曹、滕、齐、鲁等国。但主要是齐鲁</w:t>
+        <w:t>[6]</w:t>
       </w:r>
       <w:r>
         <w:rPr>
           <w:rStyle w:val="FootnoteReference"/>
           <w:vertAlign w:val="superscript"/>
-        </w:rPr>
-        <w:t>[</w:t>
-        <w:footnoteReference w:id="11"/>
-        <w:t>]</w:t>
-      </w:r>
-      <w:r>
-        <w:rPr>
-          <w:rFonts w:hint="eastAsia" w:ascii="仿宋" w:hAnsi="仿宋" w:eastAsia="仿宋"/>
-          <w:sz w:val="32"/>
-          <w:szCs w:val="32"/>
-        </w:rPr>
-        <w:t xml:space="preserve">，这就是山东也叫齐鲁的原因。齐国的首领就是姜太公，鲁国的首领就是周公的长子伯禽。齐鲁古时候还称‘邹鲁’或‘齐青’、‘山左’。齐鲁因在太行山以东，所以古代‘山东’有时指齐鲁，但有时山东的概念比齐鲁大。到战国时期，只剩下</w:t>
-      </w:r>
-      <w:r>
-        <w:rPr>
-          <w:rFonts w:hint="eastAsia" w:ascii="仿宋" w:hAnsi="仿宋" w:eastAsia="仿宋"/>
-          <w:sz w:val="32"/>
-          <w:szCs w:val="32"/>
-          <w:lang w:val="en-US" w:eastAsia="zh-CN"/>
-        </w:rPr>
-        <w:t>七</w:t>
-      </w:r>
-      <w:r>
-        <w:rPr>
-          <w:rFonts w:hint="eastAsia" w:ascii="仿宋" w:hAnsi="仿宋" w:eastAsia="仿宋"/>
-          <w:sz w:val="32"/>
-          <w:szCs w:val="32"/>
-        </w:rPr>
-        <w:t>个大国争雄了。人们以函谷关为界，西边的是秦国，东边的则是山东六国。</w:t>
-      </w:r>
-    </w:p>
-    <w:p>
-      <w:pPr>
-        <w:keepNext w:val="0"/>
-        <w:keepLines w:val="0"/>
-        <w:pageBreakBefore w:val="0"/>
-        <w:widowControl w:val="0"/>
-        <w:kinsoku/>
-        <w:wordWrap/>
-        <w:overflowPunct/>
-        <w:topLinePunct w:val="0"/>
-        <w:autoSpaceDE/>
-        <w:autoSpaceDN/>
-        <w:bidi w:val="0"/>
-        <w:adjustRightInd/>
-        <w:snapToGrid/>
-        <w:spacing w:line="580" w:lineRule="exact"/>
-        <w:ind w:firstLine="646"/>
-        <w:textAlignment w:val="auto"/>
-        <w:rPr>
-          <w:rFonts w:hint="eastAsia" w:ascii="仿宋" w:hAnsi="仿宋" w:eastAsia="仿宋"/>
-          <w:sz w:val="32"/>
-          <w:szCs w:val="32"/>
-        </w:rPr>
-      </w:pPr>
-      <w:r>
-        <w:rPr>
-          <w:rFonts w:hint="eastAsia" w:ascii="仿宋" w:hAnsi="仿宋" w:eastAsia="仿宋"/>
-          <w:sz w:val="32"/>
-          <w:szCs w:val="32"/>
-        </w:rPr>
-        <w:t>山东，作为地方最高一级的政区名称，是在金代开始的。山东这块富饶的土地，养育了炎黄子孙和众多的名人志士，据说三皇五帝中的舜帝和大禹都曾生活在这里。孔子</w:t>
+          <w:vanish/>
+          <w:specVanish/>
+        </w:rPr>
+        <w:footnoteReference w:id="5"/>
+      </w:r>
+      <w:r>
+        <w:rPr>
+          <w:rFonts w:hint="eastAsia" w:ascii="仿宋" w:hAnsi="仿宋" w:eastAsia="仿宋"/>
+          <w:sz w:val="32"/>
+          <w:szCs w:val="32"/>
+        </w:rPr>
+        <w:t>、大明湖</w:t>
       </w:r>
       <w:r>
         <w:rPr>
           <w:rStyle w:val="FootnoteReference"/>
           <w:vertAlign w:val="superscript"/>
         </w:rPr>
-        <w:t>[</w:t>
-        <w:footnoteReference w:id="13"/>
-        <w:t>]</w:t>
-      </w:r>
-      <w:r>
-        <w:rPr>
-          <w:rFonts w:hint="eastAsia" w:ascii="仿宋" w:hAnsi="仿宋" w:eastAsia="仿宋"/>
-          <w:sz w:val="32"/>
-          <w:szCs w:val="32"/>
-        </w:rPr>
-        <w:t xml:space="preserve">、孟子、左丘明、孙武、孙膑、诸葛亮、王羲之、黄巢、李清照、辛弃疾、戚继光、蒲松龄等，都是山东人，他们为山东争光添彩，也为中国历史做出贡献。”</w:t>
-      </w:r>
-    </w:p>
-    <w:p>
-      <w:pPr>
-        <w:keepNext w:val="0"/>
-        <w:keepLines w:val="0"/>
-        <w:pageBreakBefore w:val="0"/>
-        <w:widowControl w:val="0"/>
-        <w:kinsoku/>
-        <w:wordWrap/>
-        <w:overflowPunct/>
-        <w:topLinePunct w:val="0"/>
-        <w:autoSpaceDE/>
-        <w:autoSpaceDN/>
-        <w:bidi w:val="0"/>
-        <w:adjustRightInd/>
-        <w:snapToGrid/>
-        <w:spacing w:line="580" w:lineRule="exact"/>
-        <w:ind w:firstLine="646"/>
-        <w:textAlignment w:val="auto"/>
-        <w:rPr>
-          <w:rFonts w:hint="eastAsia" w:ascii="仿宋" w:hAnsi="仿宋" w:eastAsia="仿宋"/>
-          <w:sz w:val="32"/>
-          <w:szCs w:val="32"/>
-        </w:rPr>
-      </w:pPr>
-      <w:r>
-        <w:rPr>
-          <w:rFonts w:hint="eastAsia" w:ascii="仿宋" w:hAnsi="仿宋" w:eastAsia="仿宋"/>
-          <w:sz w:val="32"/>
-          <w:szCs w:val="32"/>
-          <w:lang w:val="en-US" w:eastAsia="zh-CN"/>
-        </w:rPr>
-        <w:t>许世友：</w:t>
-      </w:r>
-      <w:r>
-        <w:rPr>
-          <w:rFonts w:hint="eastAsia" w:ascii="仿宋" w:hAnsi="仿宋" w:eastAsia="仿宋"/>
-          <w:sz w:val="32"/>
-          <w:szCs w:val="32"/>
-        </w:rPr>
-        <w:t>“那济南又是怎么回事？”</w:t>
-      </w:r>
-    </w:p>
-    <w:p>
-      <w:pPr>
-        <w:keepNext w:val="0"/>
-        <w:keepLines w:val="0"/>
-        <w:pageBreakBefore w:val="0"/>
-        <w:widowControl w:val="0"/>
-        <w:kinsoku/>
-        <w:wordWrap/>
-        <w:overflowPunct/>
-        <w:topLinePunct w:val="0"/>
-        <w:autoSpaceDE/>
-        <w:autoSpaceDN/>
-        <w:bidi w:val="0"/>
-        <w:adjustRightInd/>
-        <w:snapToGrid/>
-        <w:spacing w:line="580" w:lineRule="exact"/>
-        <w:ind w:firstLine="646"/>
-        <w:textAlignment w:val="auto"/>
-        <w:rPr>
-          <w:rFonts w:hint="eastAsia" w:ascii="仿宋" w:hAnsi="仿宋" w:eastAsia="仿宋"/>
-          <w:sz w:val="32"/>
-          <w:szCs w:val="32"/>
-        </w:rPr>
-      </w:pPr>
-      <w:r>
-        <w:rPr>
-          <w:rFonts w:hint="eastAsia" w:ascii="黑体" w:hAnsi="黑体" w:eastAsia="黑体" w:cs="黑体"/>
-          <w:b/>
-          <w:bCs/>
-          <w:sz w:val="32"/>
-          <w:szCs w:val="32"/>
-        </w:rPr>
-        <w:t>毛</w:t>
-      </w:r>
-      <w:r>
-        <w:rPr>
-          <w:rFonts w:hint="eastAsia" w:ascii="黑体" w:hAnsi="黑体" w:eastAsia="黑体" w:cs="黑体"/>
-          <w:b/>
-          <w:bCs/>
-          <w:sz w:val="32"/>
-          <w:szCs w:val="32"/>
-          <w:lang w:val="en-US" w:eastAsia="zh-CN"/>
-        </w:rPr>
-        <w:t>主席</w:t>
-      </w:r>
-      <w:r>
-        <w:rPr>
-          <w:rFonts w:hint="eastAsia" w:ascii="黑体" w:hAnsi="黑体" w:eastAsia="黑体" w:cs="黑体"/>
-          <w:b/>
-          <w:bCs/>
-          <w:sz w:val="32"/>
-          <w:szCs w:val="32"/>
-        </w:rPr>
-        <w:t>：</w:t>
-      </w:r>
-      <w:r>
-        <w:rPr>
-          <w:rFonts w:hint="eastAsia" w:ascii="仿宋" w:hAnsi="仿宋" w:eastAsia="仿宋"/>
-          <w:sz w:val="32"/>
-          <w:szCs w:val="32"/>
-        </w:rPr>
-        <w:t>“济南也是个古老的地方。为什么叫济南？原来古代这里有一条大河，发源于河南王屋山，从山东半岛入海，名叫济水</w:t>
+        <w:t>[7]</w:t>
       </w:r>
       <w:r>
         <w:rPr>
           <w:rStyle w:val="FootnoteReference"/>
           <w:vertAlign w:val="superscript"/>
-        </w:rPr>
-        <w:t>[</w:t>
-        <w:footnoteReference w:id="12"/>
-        <w:t>]</w:t>
-      </w:r>
-      <w:r>
-        <w:rPr>
-          <w:rFonts w:hint="eastAsia" w:ascii="仿宋" w:hAnsi="仿宋" w:eastAsia="仿宋"/>
-          <w:sz w:val="32"/>
-          <w:szCs w:val="32"/>
-        </w:rPr>
-        <w:t xml:space="preserve">。古时候济水、黄河、淮河、长江，并称中国</w:t>
-      </w:r>
-      <w:r>
-        <w:rPr>
-          <w:rFonts w:hint="eastAsia" w:ascii="仿宋" w:hAnsi="仿宋" w:eastAsia="仿宋"/>
-          <w:sz w:val="32"/>
-          <w:szCs w:val="32"/>
-          <w:lang w:val="en-US" w:eastAsia="zh-CN"/>
-        </w:rPr>
-        <w:t>四</w:t>
-      </w:r>
-      <w:r>
-        <w:rPr>
-          <w:rFonts w:hint="eastAsia" w:ascii="仿宋" w:hAnsi="仿宋" w:eastAsia="仿宋"/>
-          <w:sz w:val="32"/>
-          <w:szCs w:val="32"/>
-        </w:rPr>
-        <w:t>大江河。后来，济水上游发生变化，下游叫大清河，但仍然称为济水。清朝咸丰五年六月，黄河在河南铜瓦厢决口改道，河水流入大清河，夺河床入海，以后并称为黄河，济水的名称也就没有了。现在济南北郊的黄河，就是古代的大清河，用的就是济水的旧河床。因为济南这个地方在济水之南，所以从汉朝起就叫济南。汉代的济南国所在地叫平陵城，就在今天济南市东郊龙山镇东北。西汉时，济南一度改为郡，后来又复国。曹操曾任济南相。到晋朝，济南郡的治所才由平陵城转到历城，就是现在济南市内的旧城区。现在的济南市区从此才正式成为郡所在地，经扩大修整成为初具规模的中等城市，而原来的平陵城逐渐衰颓。东晋时，济南郡隶属青州。隋文帝时，济南改为齐州，不久又改回来。唐朝济南属于济南道。宋朝把政区分为路，济南属京东路。‘唐宋八大家’之一的曾巩出任齐州知府，对城市建设有过卓越贡献。明朝初年在山东设省，省会在济南府历城县。尔后济南一直是省会城市。”</w:t>
-      </w:r>
-    </w:p>
-    <w:p>
-      <w:pPr>
-        <w:keepNext w:val="0"/>
-        <w:keepLines w:val="0"/>
-        <w:pageBreakBefore w:val="0"/>
-        <w:widowControl w:val="0"/>
-        <w:kinsoku/>
-        <w:wordWrap/>
-        <w:overflowPunct/>
-        <w:topLinePunct w:val="0"/>
-        <w:autoSpaceDE/>
-        <w:autoSpaceDN/>
-        <w:bidi w:val="0"/>
-        <w:adjustRightInd/>
-        <w:snapToGrid/>
-        <w:spacing w:line="580" w:lineRule="exact"/>
-        <w:ind w:firstLine="646"/>
-        <w:textAlignment w:val="auto"/>
-        <w:rPr>
-          <w:rFonts w:hint="eastAsia" w:ascii="仿宋" w:hAnsi="仿宋" w:eastAsia="仿宋"/>
-          <w:sz w:val="32"/>
-          <w:szCs w:val="32"/>
-        </w:rPr>
-      </w:pPr>
-      <w:r>
-        <w:rPr>
-          <w:rFonts w:hint="eastAsia" w:ascii="黑体" w:hAnsi="黑体" w:eastAsia="黑体" w:cs="黑体"/>
-          <w:b/>
-          <w:bCs/>
-          <w:sz w:val="32"/>
-          <w:szCs w:val="32"/>
-        </w:rPr>
-        <w:t>毛</w:t>
-      </w:r>
-      <w:r>
-        <w:rPr>
-          <w:rFonts w:hint="eastAsia" w:ascii="黑体" w:hAnsi="黑体" w:eastAsia="黑体" w:cs="黑体"/>
-          <w:b/>
-          <w:bCs/>
-          <w:sz w:val="32"/>
-          <w:szCs w:val="32"/>
-          <w:lang w:val="en-US" w:eastAsia="zh-CN"/>
-        </w:rPr>
-        <w:t>主席</w:t>
-      </w:r>
-      <w:r>
-        <w:rPr>
-          <w:rFonts w:hint="eastAsia" w:ascii="黑体" w:hAnsi="黑体" w:eastAsia="黑体" w:cs="黑体"/>
-          <w:b/>
-          <w:bCs/>
-          <w:sz w:val="32"/>
-          <w:szCs w:val="32"/>
-        </w:rPr>
-        <w:t>：</w:t>
-      </w:r>
-      <w:r>
-        <w:rPr>
-          <w:rFonts w:hint="eastAsia" w:ascii="仿宋" w:hAnsi="仿宋" w:eastAsia="仿宋"/>
-          <w:sz w:val="32"/>
-          <w:szCs w:val="32"/>
-        </w:rPr>
-        <w:t>“济南自古以来，就是交通枢纽，北方重镇，也是文化名城。孟姜女哭长城的故事，就发生在济南南部，她哭的是齐长城，不是秦长城。大诗人李白、杜甫、苏轼等，都来过济南，而辛弃疾、李清照、蒲松龄，则长期生活在这里。所以，济南自古就有‘诗城’和名士多的美誉。”</w:t>
-      </w:r>
-    </w:p>
-    <w:p>
-      <w:pPr>
-        <w:keepNext w:val="0"/>
-        <w:keepLines w:val="0"/>
-        <w:pageBreakBefore w:val="0"/>
-        <w:widowControl w:val="0"/>
-        <w:kinsoku/>
-        <w:wordWrap/>
-        <w:overflowPunct/>
-        <w:topLinePunct w:val="0"/>
-        <w:autoSpaceDE/>
-        <w:autoSpaceDN/>
-        <w:bidi w:val="0"/>
-        <w:adjustRightInd/>
-        <w:snapToGrid/>
-        <w:spacing w:line="580" w:lineRule="exact"/>
-        <w:ind w:firstLine="646"/>
-        <w:textAlignment w:val="auto"/>
-        <w:rPr>
-          <w:rFonts w:hint="eastAsia" w:ascii="仿宋" w:hAnsi="仿宋" w:eastAsia="仿宋"/>
-          <w:sz w:val="32"/>
-          <w:szCs w:val="32"/>
-        </w:rPr>
-      </w:pPr>
-      <w:r>
-        <w:rPr>
-          <w:rFonts w:hint="eastAsia" w:ascii="黑体" w:hAnsi="黑体" w:eastAsia="黑体" w:cs="黑体"/>
-          <w:b/>
-          <w:bCs/>
-          <w:sz w:val="32"/>
-          <w:szCs w:val="32"/>
-        </w:rPr>
-        <w:t>毛</w:t>
-      </w:r>
-      <w:r>
-        <w:rPr>
-          <w:rFonts w:hint="eastAsia" w:ascii="黑体" w:hAnsi="黑体" w:eastAsia="黑体" w:cs="黑体"/>
-          <w:b/>
-          <w:bCs/>
-          <w:sz w:val="32"/>
-          <w:szCs w:val="32"/>
-          <w:lang w:val="en-US" w:eastAsia="zh-CN"/>
-        </w:rPr>
-        <w:t>主席</w:t>
-      </w:r>
-      <w:r>
-        <w:rPr>
-          <w:rFonts w:hint="eastAsia" w:ascii="黑体" w:hAnsi="黑体" w:eastAsia="黑体" w:cs="黑体"/>
-          <w:b/>
-          <w:bCs/>
-          <w:sz w:val="32"/>
-          <w:szCs w:val="32"/>
-        </w:rPr>
-        <w:t>：</w:t>
-      </w:r>
-      <w:r>
-        <w:rPr>
-          <w:rFonts w:hint="eastAsia" w:ascii="仿宋" w:hAnsi="仿宋" w:eastAsia="仿宋"/>
-          <w:sz w:val="32"/>
-          <w:szCs w:val="32"/>
-        </w:rPr>
-        <w:t>“要说济南名称的来历，其实在称济南之前就有别的名称了，它就是历下，由历山而得名。历山就是千佛山，在秦时，这里叫历下邑。济南郡由东平陵搬到历城后，历下就成为济南的一部分了。历下就是济南老区，很多著名景观，如千佛山、大明湖、趵突泉等，都集中在这里。这里是重要的文化区。”</w:t>
-      </w:r>
-    </w:p>
-    <w:p>
-      <w:pPr>
-        <w:keepNext w:val="0"/>
-        <w:keepLines w:val="0"/>
-        <w:pageBreakBefore w:val="0"/>
-        <w:widowControl w:val="0"/>
-        <w:kinsoku/>
-        <w:wordWrap/>
-        <w:overflowPunct/>
-        <w:topLinePunct w:val="0"/>
-        <w:autoSpaceDE/>
-        <w:autoSpaceDN/>
-        <w:bidi w:val="0"/>
-        <w:adjustRightInd/>
-        <w:snapToGrid/>
-        <w:spacing w:line="580" w:lineRule="exact"/>
-        <w:ind w:firstLine="646"/>
-        <w:textAlignment w:val="auto"/>
-        <w:rPr>
-          <w:rFonts w:hint="eastAsia" w:ascii="仿宋" w:hAnsi="仿宋" w:eastAsia="仿宋"/>
-          <w:sz w:val="32"/>
-          <w:szCs w:val="32"/>
-          <w:lang w:eastAsia="zh-CN"/>
-        </w:rPr>
-      </w:pPr>
-      <w:r>
-        <w:rPr>
-          <w:rFonts w:hint="eastAsia" w:ascii="仿宋" w:hAnsi="仿宋" w:eastAsia="仿宋"/>
-          <w:sz w:val="32"/>
-          <w:szCs w:val="32"/>
-          <w:lang w:eastAsia="zh-CN"/>
-        </w:rPr>
-        <w:t>（</w:t>
-      </w:r>
-      <w:r>
-        <w:rPr>
-          <w:rFonts w:hint="eastAsia" w:ascii="仿宋" w:hAnsi="仿宋" w:eastAsia="仿宋"/>
-          <w:sz w:val="32"/>
-          <w:szCs w:val="32"/>
-        </w:rPr>
-        <w:t>说话间，车子已经到了趵突泉。毛泽东一行人来到园内，主人用煮沸的泉水，招待他们。之后，主人又安排导游引导他们一边参观，一边为他们讲解。</w:t>
-      </w:r>
-      <w:r>
-        <w:rPr>
-          <w:rFonts w:hint="eastAsia" w:ascii="仿宋" w:hAnsi="仿宋" w:eastAsia="仿宋"/>
-          <w:sz w:val="32"/>
-          <w:szCs w:val="32"/>
-          <w:lang w:eastAsia="zh-CN"/>
-        </w:rPr>
-        <w:t>）</w:t>
-      </w:r>
-    </w:p>
-    <w:p>
-      <w:pPr>
-        <w:keepNext w:val="0"/>
-        <w:keepLines w:val="0"/>
-        <w:pageBreakBefore w:val="0"/>
-        <w:widowControl w:val="0"/>
-        <w:kinsoku/>
-        <w:wordWrap/>
-        <w:overflowPunct/>
-        <w:topLinePunct w:val="0"/>
-        <w:autoSpaceDE/>
-        <w:autoSpaceDN/>
-        <w:bidi w:val="0"/>
-        <w:adjustRightInd/>
-        <w:snapToGrid/>
-        <w:spacing w:line="580" w:lineRule="exact"/>
-        <w:ind w:firstLine="646"/>
-        <w:textAlignment w:val="auto"/>
-        <w:rPr>
-          <w:rFonts w:hint="eastAsia" w:ascii="仿宋" w:hAnsi="仿宋" w:eastAsia="仿宋"/>
-          <w:sz w:val="32"/>
-          <w:szCs w:val="32"/>
-        </w:rPr>
-      </w:pPr>
-      <w:r>
-        <w:rPr>
-          <w:rFonts w:hint="eastAsia" w:ascii="仿宋" w:hAnsi="仿宋" w:eastAsia="仿宋"/>
-          <w:sz w:val="32"/>
-          <w:szCs w:val="32"/>
-        </w:rPr>
-        <w:t>导游：“《老残游记</w:t>
+          <w:vanish/>
+          <w:specVanish/>
+        </w:rPr>
+        <w:footnoteReference w:id="6"/>
+      </w:r>
+      <w:r>
+        <w:rPr>
+          <w:rFonts w:hint="eastAsia" w:ascii="仿宋" w:hAnsi="仿宋" w:eastAsia="仿宋"/>
+          <w:sz w:val="32"/>
+          <w:szCs w:val="32"/>
+        </w:rPr>
+        <w:t>，还有北极阁</w:t>
       </w:r>
       <w:r>
         <w:rPr>
           <w:rStyle w:val="FootnoteReference"/>
           <w:vertAlign w:val="superscript"/>
         </w:rPr>
-        <w:t>[</w:t>
-        <w:footnoteReference w:id="19"/>
-        <w:t>]</w:t>
-      </w:r>
-      <w:r>
-        <w:rPr>
-          <w:rFonts w:hint="eastAsia" w:ascii="仿宋" w:hAnsi="仿宋" w:eastAsia="仿宋"/>
-          <w:sz w:val="32"/>
-          <w:szCs w:val="32"/>
-        </w:rPr>
-        <w:t xml:space="preserve">》中说，济南‘家家有泉，户户垂杨’，确实如此。根据泉水出露的集中情况，出露处的地形，流出的特点和汇流的状况，可分为</w:t>
-      </w:r>
-      <w:r>
-        <w:rPr>
-          <w:rFonts w:hint="eastAsia" w:ascii="仿宋" w:hAnsi="仿宋" w:eastAsia="仿宋"/>
-          <w:sz w:val="32"/>
-          <w:szCs w:val="32"/>
-          <w:lang w:val="en-US" w:eastAsia="zh-CN"/>
-        </w:rPr>
-        <w:t>四</w:t>
-      </w:r>
-      <w:r>
-        <w:rPr>
-          <w:rFonts w:hint="eastAsia" w:ascii="仿宋" w:hAnsi="仿宋" w:eastAsia="仿宋"/>
-          <w:sz w:val="32"/>
-          <w:szCs w:val="32"/>
-        </w:rPr>
-        <w:t>大泉群，即趵突泉群，五龙潭泉群，珍珠泉群，黑虎泉群。”</w:t>
-      </w:r>
-    </w:p>
-    <w:p>
-      <w:pPr>
-        <w:keepNext w:val="0"/>
-        <w:keepLines w:val="0"/>
-        <w:pageBreakBefore w:val="0"/>
-        <w:widowControl w:val="0"/>
-        <w:kinsoku/>
-        <w:wordWrap/>
-        <w:overflowPunct/>
-        <w:topLinePunct w:val="0"/>
-        <w:autoSpaceDE/>
-        <w:autoSpaceDN/>
-        <w:bidi w:val="0"/>
-        <w:adjustRightInd/>
-        <w:snapToGrid/>
-        <w:spacing w:line="580" w:lineRule="exact"/>
-        <w:ind w:firstLine="646"/>
-        <w:textAlignment w:val="auto"/>
-        <w:rPr>
-          <w:rFonts w:hint="eastAsia" w:ascii="仿宋" w:hAnsi="仿宋" w:eastAsia="仿宋"/>
-          <w:sz w:val="32"/>
-          <w:szCs w:val="32"/>
-        </w:rPr>
-      </w:pPr>
-      <w:r>
-        <w:rPr>
-          <w:rFonts w:hint="eastAsia" w:ascii="仿宋" w:hAnsi="仿宋" w:eastAsia="仿宋"/>
-          <w:sz w:val="32"/>
-          <w:szCs w:val="32"/>
-        </w:rPr>
-        <w:t>导游指着马跑泉说：“传说这个泉，与宋朝济南名将关胜有关。在金兵攻打济南时，知府刘豫准备投降，其部将关胜则主张出战。关胜因寡不敌众壮烈牺牲，他的马看到主人死亡，仰天长啸，前蹄刨地，于是刨出一湾清泉，就是这马跑泉。”</w:t>
-      </w:r>
-    </w:p>
-    <w:p>
-      <w:pPr>
-        <w:keepNext w:val="0"/>
-        <w:keepLines w:val="0"/>
-        <w:pageBreakBefore w:val="0"/>
-        <w:widowControl w:val="0"/>
-        <w:kinsoku/>
-        <w:wordWrap/>
-        <w:overflowPunct/>
-        <w:topLinePunct w:val="0"/>
-        <w:autoSpaceDE/>
-        <w:autoSpaceDN/>
-        <w:bidi w:val="0"/>
-        <w:adjustRightInd/>
-        <w:snapToGrid/>
-        <w:spacing w:line="580" w:lineRule="exact"/>
-        <w:ind w:firstLine="646"/>
-        <w:textAlignment w:val="auto"/>
-        <w:rPr>
-          <w:rFonts w:hint="eastAsia" w:ascii="仿宋" w:hAnsi="仿宋" w:eastAsia="仿宋"/>
-          <w:sz w:val="32"/>
-          <w:szCs w:val="32"/>
-          <w:lang w:eastAsia="zh-CN"/>
-        </w:rPr>
-      </w:pPr>
-      <w:r>
-        <w:rPr>
-          <w:rFonts w:hint="eastAsia" w:ascii="仿宋" w:hAnsi="仿宋" w:eastAsia="仿宋"/>
-          <w:sz w:val="32"/>
-          <w:szCs w:val="32"/>
-          <w:lang w:eastAsia="zh-CN"/>
-        </w:rPr>
-        <w:t>（</w:t>
-      </w:r>
-      <w:r>
-        <w:rPr>
-          <w:rFonts w:hint="eastAsia" w:ascii="仿宋" w:hAnsi="仿宋" w:eastAsia="仿宋"/>
-          <w:sz w:val="32"/>
-          <w:szCs w:val="32"/>
-        </w:rPr>
-        <w:t>毛</w:t>
-      </w:r>
-      <w:r>
-        <w:rPr>
-          <w:rFonts w:hint="eastAsia" w:ascii="仿宋" w:hAnsi="仿宋" w:eastAsia="仿宋"/>
-          <w:sz w:val="32"/>
-          <w:szCs w:val="32"/>
-          <w:lang w:val="en-US" w:eastAsia="zh-CN"/>
-        </w:rPr>
-        <w:t>主席</w:t>
-      </w:r>
-      <w:r>
-        <w:rPr>
-          <w:rFonts w:hint="eastAsia" w:ascii="仿宋" w:hAnsi="仿宋" w:eastAsia="仿宋"/>
-          <w:sz w:val="32"/>
-          <w:szCs w:val="32"/>
-        </w:rPr>
-        <w:t>来到号称“第一泉”的碑刻“泺源堂”前，仔细看了那几个雄劲的大字</w:t>
-      </w:r>
-      <w:r>
-        <w:rPr>
-          <w:rFonts w:hint="eastAsia" w:ascii="仿宋" w:hAnsi="仿宋" w:eastAsia="仿宋"/>
-          <w:sz w:val="32"/>
-          <w:szCs w:val="32"/>
-          <w:lang w:eastAsia="zh-CN"/>
-        </w:rPr>
-        <w:t>。）</w:t>
-      </w:r>
-    </w:p>
-    <w:p>
-      <w:pPr>
-        <w:keepNext w:val="0"/>
-        <w:keepLines w:val="0"/>
-        <w:pageBreakBefore w:val="0"/>
-        <w:widowControl w:val="0"/>
-        <w:kinsoku/>
-        <w:wordWrap/>
-        <w:overflowPunct/>
-        <w:topLinePunct w:val="0"/>
-        <w:autoSpaceDE/>
-        <w:autoSpaceDN/>
-        <w:bidi w:val="0"/>
-        <w:adjustRightInd/>
-        <w:snapToGrid/>
-        <w:spacing w:line="580" w:lineRule="exact"/>
-        <w:ind w:firstLine="646"/>
-        <w:textAlignment w:val="auto"/>
-        <w:rPr>
-          <w:rFonts w:hint="eastAsia" w:ascii="仿宋" w:hAnsi="仿宋" w:eastAsia="仿宋"/>
-          <w:sz w:val="32"/>
-          <w:szCs w:val="32"/>
-        </w:rPr>
-      </w:pPr>
-      <w:r>
-        <w:rPr>
-          <w:rFonts w:hint="eastAsia" w:ascii="黑体" w:hAnsi="黑体" w:eastAsia="黑体" w:cs="黑体"/>
-          <w:b/>
-          <w:bCs/>
-          <w:sz w:val="32"/>
-          <w:szCs w:val="32"/>
-        </w:rPr>
-        <w:t>毛</w:t>
-      </w:r>
-      <w:r>
-        <w:rPr>
-          <w:rFonts w:hint="eastAsia" w:ascii="黑体" w:hAnsi="黑体" w:eastAsia="黑体" w:cs="黑体"/>
-          <w:b/>
-          <w:bCs/>
-          <w:sz w:val="32"/>
-          <w:szCs w:val="32"/>
-          <w:lang w:val="en-US" w:eastAsia="zh-CN"/>
-        </w:rPr>
-        <w:t>主席</w:t>
-      </w:r>
-      <w:r>
-        <w:rPr>
-          <w:rFonts w:hint="eastAsia" w:ascii="黑体" w:hAnsi="黑体" w:eastAsia="黑体" w:cs="黑体"/>
-          <w:b/>
-          <w:bCs/>
-          <w:sz w:val="32"/>
-          <w:szCs w:val="32"/>
-        </w:rPr>
-        <w:t>：</w:t>
-      </w:r>
-      <w:r>
-        <w:rPr>
-          <w:rFonts w:hint="eastAsia" w:ascii="仿宋" w:hAnsi="仿宋" w:eastAsia="仿宋"/>
-          <w:sz w:val="32"/>
-          <w:szCs w:val="32"/>
-        </w:rPr>
-        <w:t>“你们知道这泉水古代叫什么吗？”</w:t>
-      </w:r>
-    </w:p>
-    <w:p>
-      <w:pPr>
-        <w:keepNext w:val="0"/>
-        <w:keepLines w:val="0"/>
-        <w:pageBreakBefore w:val="0"/>
-        <w:widowControl w:val="0"/>
-        <w:kinsoku/>
-        <w:wordWrap/>
-        <w:overflowPunct/>
-        <w:topLinePunct w:val="0"/>
-        <w:autoSpaceDE/>
-        <w:autoSpaceDN/>
-        <w:bidi w:val="0"/>
-        <w:adjustRightInd/>
-        <w:snapToGrid/>
-        <w:spacing w:line="580" w:lineRule="exact"/>
-        <w:ind w:firstLine="646"/>
-        <w:textAlignment w:val="auto"/>
-        <w:rPr>
-          <w:rFonts w:hint="eastAsia" w:ascii="仿宋" w:hAnsi="仿宋" w:eastAsia="仿宋"/>
-          <w:sz w:val="32"/>
-          <w:szCs w:val="32"/>
-        </w:rPr>
-      </w:pPr>
-      <w:r>
-        <w:rPr>
-          <w:rFonts w:hint="eastAsia" w:ascii="仿宋" w:hAnsi="仿宋" w:eastAsia="仿宋"/>
-          <w:sz w:val="32"/>
-          <w:szCs w:val="32"/>
-        </w:rPr>
-        <w:t>一位地方领导人：“叫泺水。”</w:t>
-      </w:r>
-    </w:p>
-    <w:p>
-      <w:pPr>
-        <w:keepNext w:val="0"/>
-        <w:keepLines w:val="0"/>
-        <w:pageBreakBefore w:val="0"/>
-        <w:widowControl w:val="0"/>
-        <w:kinsoku/>
-        <w:wordWrap/>
-        <w:overflowPunct/>
-        <w:topLinePunct w:val="0"/>
-        <w:autoSpaceDE/>
-        <w:autoSpaceDN/>
-        <w:bidi w:val="0"/>
-        <w:adjustRightInd/>
-        <w:snapToGrid/>
-        <w:spacing w:line="580" w:lineRule="exact"/>
-        <w:ind w:firstLine="646"/>
-        <w:textAlignment w:val="auto"/>
-        <w:rPr>
-          <w:rFonts w:hint="eastAsia" w:ascii="仿宋" w:hAnsi="仿宋" w:eastAsia="仿宋"/>
-          <w:sz w:val="32"/>
-          <w:szCs w:val="32"/>
-        </w:rPr>
-      </w:pPr>
-      <w:r>
-        <w:rPr>
-          <w:rFonts w:hint="eastAsia" w:ascii="黑体" w:hAnsi="黑体" w:eastAsia="黑体" w:cs="黑体"/>
-          <w:b/>
-          <w:bCs/>
-          <w:sz w:val="32"/>
-          <w:szCs w:val="32"/>
-        </w:rPr>
-        <w:t>毛</w:t>
-      </w:r>
-      <w:r>
-        <w:rPr>
-          <w:rFonts w:hint="eastAsia" w:ascii="黑体" w:hAnsi="黑体" w:eastAsia="黑体" w:cs="黑体"/>
-          <w:b/>
-          <w:bCs/>
-          <w:sz w:val="32"/>
-          <w:szCs w:val="32"/>
-          <w:lang w:val="en-US" w:eastAsia="zh-CN"/>
-        </w:rPr>
-        <w:t>主席</w:t>
-      </w:r>
-      <w:r>
-        <w:rPr>
-          <w:rFonts w:hint="eastAsia" w:ascii="黑体" w:hAnsi="黑体" w:eastAsia="黑体" w:cs="黑体"/>
-          <w:b/>
-          <w:bCs/>
-          <w:sz w:val="32"/>
-          <w:szCs w:val="32"/>
-        </w:rPr>
-        <w:t>：</w:t>
-      </w:r>
-      <w:r>
-        <w:rPr>
-          <w:rFonts w:hint="eastAsia" w:ascii="仿宋" w:hAnsi="仿宋" w:eastAsia="仿宋"/>
-          <w:sz w:val="32"/>
-          <w:szCs w:val="32"/>
-        </w:rPr>
-        <w:t>“对。据《春秋》记载，在公元前694年，鲁桓公和齐襄公曾相会于泺，就是这个地方。泺，是个水名，这是2600多年前的事了。”</w:t>
-      </w:r>
-    </w:p>
-    <w:p>
-      <w:pPr>
-        <w:keepNext w:val="0"/>
-        <w:keepLines w:val="0"/>
-        <w:pageBreakBefore w:val="0"/>
-        <w:widowControl w:val="0"/>
-        <w:kinsoku/>
-        <w:wordWrap/>
-        <w:overflowPunct/>
-        <w:topLinePunct w:val="0"/>
-        <w:autoSpaceDE/>
-        <w:autoSpaceDN/>
-        <w:bidi w:val="0"/>
-        <w:adjustRightInd/>
-        <w:snapToGrid/>
-        <w:spacing w:line="580" w:lineRule="exact"/>
-        <w:ind w:firstLine="646"/>
-        <w:textAlignment w:val="auto"/>
-        <w:rPr>
-          <w:rFonts w:hint="eastAsia" w:ascii="仿宋" w:hAnsi="仿宋" w:eastAsia="仿宋"/>
-          <w:sz w:val="32"/>
-          <w:szCs w:val="32"/>
-          <w:lang w:eastAsia="zh-CN"/>
-        </w:rPr>
-      </w:pPr>
-      <w:r>
-        <w:rPr>
-          <w:rFonts w:hint="eastAsia" w:ascii="仿宋" w:hAnsi="仿宋" w:eastAsia="仿宋"/>
-          <w:sz w:val="32"/>
-          <w:szCs w:val="32"/>
-          <w:lang w:eastAsia="zh-CN"/>
-        </w:rPr>
-        <w:t>（</w:t>
-      </w:r>
-      <w:r>
-        <w:rPr>
-          <w:rFonts w:hint="eastAsia" w:ascii="仿宋" w:hAnsi="仿宋" w:eastAsia="仿宋"/>
-          <w:sz w:val="32"/>
-          <w:szCs w:val="32"/>
-        </w:rPr>
-        <w:t>毛</w:t>
-      </w:r>
-      <w:r>
-        <w:rPr>
-          <w:rFonts w:hint="eastAsia" w:ascii="仿宋" w:hAnsi="仿宋" w:eastAsia="仿宋"/>
-          <w:sz w:val="32"/>
-          <w:szCs w:val="32"/>
-          <w:lang w:val="en-US" w:eastAsia="zh-CN"/>
-        </w:rPr>
-        <w:t>主席</w:t>
-      </w:r>
-      <w:r>
-        <w:rPr>
-          <w:rFonts w:hint="eastAsia" w:ascii="仿宋" w:hAnsi="仿宋" w:eastAsia="仿宋"/>
-          <w:sz w:val="32"/>
-          <w:szCs w:val="32"/>
-        </w:rPr>
-        <w:t>又看了漱玉泉。漱玉泉位于济南“天下第一泉”趵突泉公园李清照纪念堂南侧，属“趵突泉泉群”。相传宋代杰出女词人李清照曾于此掬水梳妆，填词吟诗，有《易安居士文集》、《易安词》，已散佚。后人辑有她的传世词作，就是以此泉命名为《漱玉词》的。毛</w:t>
-      </w:r>
-      <w:r>
-        <w:rPr>
-          <w:rFonts w:hint="eastAsia" w:ascii="仿宋" w:hAnsi="仿宋" w:eastAsia="仿宋"/>
-          <w:sz w:val="32"/>
-          <w:szCs w:val="32"/>
-          <w:lang w:val="en-US" w:eastAsia="zh-CN"/>
-        </w:rPr>
-        <w:t>主席</w:t>
-      </w:r>
-      <w:r>
-        <w:rPr>
-          <w:rFonts w:hint="eastAsia" w:ascii="仿宋" w:hAnsi="仿宋" w:eastAsia="仿宋"/>
-          <w:sz w:val="32"/>
-          <w:szCs w:val="32"/>
-        </w:rPr>
-        <w:t>称赞李清照不仅词写得好，而且很有爱国思想。</w:t>
-      </w:r>
-      <w:r>
-        <w:rPr>
-          <w:rFonts w:hint="eastAsia" w:ascii="仿宋" w:hAnsi="仿宋" w:eastAsia="仿宋"/>
-          <w:sz w:val="32"/>
-          <w:szCs w:val="32"/>
-          <w:lang w:eastAsia="zh-CN"/>
-        </w:rPr>
-        <w:t>）</w:t>
-      </w:r>
-    </w:p>
-    <w:p>
-      <w:pPr>
-        <w:keepNext w:val="0"/>
-        <w:keepLines w:val="0"/>
-        <w:pageBreakBefore w:val="0"/>
-        <w:widowControl w:val="0"/>
-        <w:kinsoku/>
-        <w:wordWrap/>
-        <w:overflowPunct/>
-        <w:topLinePunct w:val="0"/>
-        <w:autoSpaceDE/>
-        <w:autoSpaceDN/>
-        <w:bidi w:val="0"/>
-        <w:adjustRightInd/>
-        <w:snapToGrid/>
-        <w:spacing w:line="580" w:lineRule="exact"/>
-        <w:ind w:firstLine="646"/>
-        <w:textAlignment w:val="auto"/>
-        <w:rPr>
-          <w:rFonts w:hint="eastAsia" w:ascii="仿宋" w:hAnsi="仿宋" w:eastAsia="仿宋"/>
-          <w:sz w:val="32"/>
-          <w:szCs w:val="32"/>
-          <w:lang w:eastAsia="zh-CN"/>
-        </w:rPr>
-      </w:pPr>
-      <w:r>
-        <w:rPr>
-          <w:rFonts w:hint="eastAsia" w:ascii="仿宋" w:hAnsi="仿宋" w:eastAsia="仿宋"/>
-          <w:sz w:val="32"/>
-          <w:szCs w:val="32"/>
-          <w:lang w:eastAsia="zh-CN"/>
-        </w:rPr>
-        <w:t>（</w:t>
-      </w:r>
-      <w:r>
-        <w:rPr>
-          <w:rFonts w:hint="eastAsia" w:ascii="仿宋" w:hAnsi="仿宋" w:eastAsia="仿宋"/>
-          <w:sz w:val="32"/>
-          <w:szCs w:val="32"/>
-        </w:rPr>
-        <w:t>毛</w:t>
-      </w:r>
-      <w:r>
-        <w:rPr>
-          <w:rFonts w:hint="eastAsia" w:ascii="仿宋" w:hAnsi="仿宋" w:eastAsia="仿宋"/>
-          <w:sz w:val="32"/>
-          <w:szCs w:val="32"/>
-          <w:lang w:val="en-US" w:eastAsia="zh-CN"/>
-        </w:rPr>
-        <w:t>主席</w:t>
-      </w:r>
-      <w:r>
-        <w:rPr>
-          <w:rFonts w:hint="eastAsia" w:ascii="仿宋" w:hAnsi="仿宋" w:eastAsia="仿宋"/>
-          <w:sz w:val="32"/>
-          <w:szCs w:val="32"/>
-        </w:rPr>
-        <w:t>一行人离开漱玉泉，驱车到了济南四里山黄祖炎烈士的墓地。</w:t>
-      </w:r>
-      <w:r>
-        <w:rPr>
-          <w:rFonts w:hint="eastAsia" w:ascii="仿宋" w:hAnsi="仿宋" w:eastAsia="仿宋"/>
-          <w:sz w:val="32"/>
-          <w:szCs w:val="32"/>
-          <w:lang w:eastAsia="zh-CN"/>
-        </w:rPr>
-        <w:t>）</w:t>
-      </w:r>
-    </w:p>
-    <w:p>
-      <w:pPr>
-        <w:keepNext w:val="0"/>
-        <w:keepLines w:val="0"/>
-        <w:pageBreakBefore w:val="0"/>
-        <w:widowControl w:val="0"/>
-        <w:kinsoku/>
-        <w:wordWrap/>
-        <w:overflowPunct/>
-        <w:topLinePunct w:val="0"/>
-        <w:autoSpaceDE/>
-        <w:autoSpaceDN/>
-        <w:bidi w:val="0"/>
-        <w:adjustRightInd/>
-        <w:snapToGrid/>
-        <w:spacing w:line="580" w:lineRule="exact"/>
-        <w:ind w:firstLine="646"/>
-        <w:textAlignment w:val="auto"/>
-        <w:rPr>
-          <w:rFonts w:hint="eastAsia" w:ascii="仿宋" w:hAnsi="仿宋" w:eastAsia="仿宋"/>
-          <w:sz w:val="32"/>
-          <w:szCs w:val="32"/>
-        </w:rPr>
-      </w:pPr>
-      <w:r>
-        <w:rPr>
-          <w:rFonts w:hint="eastAsia" w:ascii="黑体" w:hAnsi="黑体" w:eastAsia="黑体" w:cs="黑体"/>
-          <w:b/>
-          <w:bCs/>
-          <w:sz w:val="32"/>
-          <w:szCs w:val="32"/>
-        </w:rPr>
-        <w:t>毛</w:t>
-      </w:r>
-      <w:r>
-        <w:rPr>
-          <w:rFonts w:hint="eastAsia" w:ascii="黑体" w:hAnsi="黑体" w:eastAsia="黑体" w:cs="黑体"/>
-          <w:b/>
-          <w:bCs/>
-          <w:sz w:val="32"/>
-          <w:szCs w:val="32"/>
-          <w:lang w:val="en-US" w:eastAsia="zh-CN"/>
-        </w:rPr>
-        <w:t>主席</w:t>
-      </w:r>
-      <w:r>
-        <w:rPr>
-          <w:rFonts w:hint="eastAsia" w:ascii="黑体" w:hAnsi="黑体" w:eastAsia="黑体" w:cs="黑体"/>
-          <w:b/>
-          <w:bCs/>
-          <w:sz w:val="32"/>
-          <w:szCs w:val="32"/>
-        </w:rPr>
-        <w:t>：</w:t>
-      </w:r>
-      <w:r>
-        <w:rPr>
-          <w:rFonts w:hint="eastAsia" w:ascii="仿宋" w:hAnsi="仿宋" w:eastAsia="仿宋"/>
-          <w:sz w:val="32"/>
-          <w:szCs w:val="32"/>
-        </w:rPr>
-        <w:t>“祖炎同志，我来看你了。”</w:t>
-      </w:r>
-    </w:p>
-    <w:p>
-      <w:pPr>
-        <w:keepNext w:val="0"/>
-        <w:keepLines w:val="0"/>
-        <w:pageBreakBefore w:val="0"/>
-        <w:widowControl w:val="0"/>
-        <w:kinsoku/>
-        <w:wordWrap/>
-        <w:overflowPunct/>
-        <w:topLinePunct w:val="0"/>
-        <w:autoSpaceDE/>
-        <w:autoSpaceDN/>
-        <w:bidi w:val="0"/>
-        <w:adjustRightInd/>
-        <w:snapToGrid/>
-        <w:spacing w:line="580" w:lineRule="exact"/>
-        <w:ind w:firstLine="646"/>
-        <w:textAlignment w:val="auto"/>
-        <w:rPr>
-          <w:rFonts w:hint="eastAsia" w:ascii="仿宋" w:hAnsi="仿宋" w:eastAsia="仿宋"/>
-          <w:sz w:val="32"/>
-          <w:szCs w:val="32"/>
-        </w:rPr>
-      </w:pPr>
-      <w:r>
-        <w:rPr>
-          <w:rFonts w:hint="eastAsia" w:ascii="黑体" w:hAnsi="黑体" w:eastAsia="黑体" w:cs="黑体"/>
-          <w:b/>
-          <w:bCs/>
-          <w:sz w:val="32"/>
-          <w:szCs w:val="32"/>
-        </w:rPr>
-        <w:t>毛</w:t>
-      </w:r>
-      <w:r>
-        <w:rPr>
-          <w:rFonts w:hint="eastAsia" w:ascii="黑体" w:hAnsi="黑体" w:eastAsia="黑体" w:cs="黑体"/>
-          <w:b/>
-          <w:bCs/>
-          <w:sz w:val="32"/>
-          <w:szCs w:val="32"/>
-          <w:lang w:val="en-US" w:eastAsia="zh-CN"/>
-        </w:rPr>
-        <w:t>主席</w:t>
-      </w:r>
-      <w:r>
-        <w:rPr>
-          <w:rFonts w:hint="eastAsia" w:ascii="黑体" w:hAnsi="黑体" w:eastAsia="黑体" w:cs="黑体"/>
-          <w:b/>
-          <w:bCs/>
-          <w:sz w:val="32"/>
-          <w:szCs w:val="32"/>
-        </w:rPr>
-        <w:t>：</w:t>
-      </w:r>
-      <w:r>
-        <w:rPr>
-          <w:rFonts w:hint="eastAsia" w:ascii="仿宋" w:hAnsi="仿宋" w:eastAsia="仿宋"/>
-          <w:sz w:val="32"/>
-          <w:szCs w:val="32"/>
-        </w:rPr>
-        <w:t>“祖炎是个好同志，对党忠诚。他的牺牲是我党我军的一大损失。”</w:t>
-      </w:r>
-    </w:p>
-    <w:p>
-      <w:pPr>
-        <w:keepNext w:val="0"/>
-        <w:keepLines w:val="0"/>
-        <w:pageBreakBefore w:val="0"/>
-        <w:widowControl w:val="0"/>
-        <w:kinsoku/>
-        <w:wordWrap/>
-        <w:overflowPunct/>
-        <w:topLinePunct w:val="0"/>
-        <w:autoSpaceDE/>
-        <w:autoSpaceDN/>
-        <w:bidi w:val="0"/>
-        <w:adjustRightInd/>
-        <w:snapToGrid/>
-        <w:spacing w:line="580" w:lineRule="exact"/>
-        <w:ind w:firstLine="646"/>
-        <w:textAlignment w:val="auto"/>
-        <w:rPr>
-          <w:rFonts w:hint="eastAsia" w:ascii="仿宋" w:hAnsi="仿宋" w:eastAsia="仿宋"/>
-          <w:sz w:val="32"/>
-          <w:szCs w:val="32"/>
-          <w:lang w:eastAsia="zh-CN"/>
-        </w:rPr>
-      </w:pPr>
-      <w:r>
-        <w:rPr>
-          <w:rFonts w:hint="eastAsia" w:ascii="仿宋" w:hAnsi="仿宋" w:eastAsia="仿宋"/>
-          <w:sz w:val="32"/>
-          <w:szCs w:val="32"/>
-          <w:lang w:eastAsia="zh-CN"/>
-        </w:rPr>
-        <w:t>（</w:t>
-      </w:r>
-      <w:r>
-        <w:rPr>
-          <w:rFonts w:hint="eastAsia" w:ascii="仿宋" w:hAnsi="仿宋" w:eastAsia="仿宋"/>
-          <w:sz w:val="32"/>
-          <w:szCs w:val="32"/>
-        </w:rPr>
-        <w:t>中午，毛泽东返回住地，吃过午饭，稍事休息后，和罗瑞卿、许世友等人聊了一会儿。</w:t>
-      </w:r>
-      <w:r>
-        <w:rPr>
-          <w:rFonts w:hint="eastAsia" w:ascii="仿宋" w:hAnsi="仿宋" w:eastAsia="仿宋"/>
-          <w:sz w:val="32"/>
-          <w:szCs w:val="32"/>
-          <w:lang w:eastAsia="zh-CN"/>
-        </w:rPr>
-        <w:t>）</w:t>
-      </w:r>
-    </w:p>
-    <w:p>
-      <w:pPr>
-        <w:keepNext w:val="0"/>
-        <w:keepLines w:val="0"/>
-        <w:pageBreakBefore w:val="0"/>
-        <w:widowControl w:val="0"/>
-        <w:kinsoku/>
-        <w:wordWrap/>
-        <w:overflowPunct/>
-        <w:topLinePunct w:val="0"/>
-        <w:autoSpaceDE/>
-        <w:autoSpaceDN/>
-        <w:bidi w:val="0"/>
-        <w:adjustRightInd/>
-        <w:snapToGrid/>
-        <w:spacing w:line="580" w:lineRule="exact"/>
-        <w:ind w:firstLine="646"/>
-        <w:textAlignment w:val="auto"/>
-        <w:rPr>
-          <w:rFonts w:hint="eastAsia" w:ascii="仿宋" w:hAnsi="仿宋" w:eastAsia="仿宋"/>
-          <w:sz w:val="32"/>
-          <w:szCs w:val="32"/>
-        </w:rPr>
-      </w:pPr>
-      <w:r>
-        <w:rPr>
-          <w:rFonts w:hint="eastAsia" w:ascii="黑体" w:hAnsi="黑体" w:eastAsia="黑体" w:cs="黑体"/>
-          <w:b/>
-          <w:bCs/>
-          <w:sz w:val="32"/>
-          <w:szCs w:val="32"/>
-        </w:rPr>
-        <w:t>毛</w:t>
-      </w:r>
-      <w:r>
-        <w:rPr>
-          <w:rFonts w:hint="eastAsia" w:ascii="黑体" w:hAnsi="黑体" w:eastAsia="黑体" w:cs="黑体"/>
-          <w:b/>
-          <w:bCs/>
-          <w:sz w:val="32"/>
-          <w:szCs w:val="32"/>
-          <w:lang w:val="en-US" w:eastAsia="zh-CN"/>
-        </w:rPr>
-        <w:t>主席</w:t>
-      </w:r>
-      <w:r>
-        <w:rPr>
-          <w:rFonts w:hint="eastAsia" w:ascii="黑体" w:hAnsi="黑体" w:eastAsia="黑体" w:cs="黑体"/>
-          <w:b/>
-          <w:bCs/>
-          <w:sz w:val="32"/>
-          <w:szCs w:val="32"/>
-        </w:rPr>
-        <w:t>：</w:t>
-      </w:r>
-      <w:r>
-        <w:rPr>
-          <w:rFonts w:hint="eastAsia" w:ascii="仿宋" w:hAnsi="仿宋" w:eastAsia="仿宋"/>
-          <w:sz w:val="32"/>
-          <w:szCs w:val="32"/>
-        </w:rPr>
-        <w:t>“走，我们看大明湖，看北极阁，看王耀武的指挥所。”</w:t>
-      </w:r>
-    </w:p>
-    <w:p>
-      <w:pPr>
-        <w:keepNext w:val="0"/>
-        <w:keepLines w:val="0"/>
-        <w:pageBreakBefore w:val="0"/>
-        <w:widowControl w:val="0"/>
-        <w:kinsoku/>
-        <w:wordWrap/>
-        <w:overflowPunct/>
-        <w:topLinePunct w:val="0"/>
-        <w:autoSpaceDE/>
-        <w:autoSpaceDN/>
-        <w:bidi w:val="0"/>
-        <w:adjustRightInd/>
-        <w:snapToGrid/>
-        <w:spacing w:line="580" w:lineRule="exact"/>
-        <w:ind w:firstLine="646"/>
-        <w:textAlignment w:val="auto"/>
-        <w:rPr>
-          <w:rFonts w:hint="eastAsia" w:ascii="仿宋" w:hAnsi="仿宋" w:eastAsia="仿宋"/>
-          <w:sz w:val="32"/>
-          <w:szCs w:val="32"/>
-        </w:rPr>
-      </w:pPr>
-      <w:r>
-        <w:rPr>
-          <w:rFonts w:hint="eastAsia" w:ascii="黑体" w:hAnsi="黑体" w:eastAsia="黑体" w:cs="黑体"/>
-          <w:b/>
-          <w:bCs/>
-          <w:sz w:val="32"/>
-          <w:szCs w:val="32"/>
-        </w:rPr>
-        <w:t>毛</w:t>
-      </w:r>
-      <w:r>
-        <w:rPr>
-          <w:rFonts w:hint="eastAsia" w:ascii="黑体" w:hAnsi="黑体" w:eastAsia="黑体" w:cs="黑体"/>
-          <w:b/>
-          <w:bCs/>
-          <w:sz w:val="32"/>
-          <w:szCs w:val="32"/>
-          <w:lang w:val="en-US" w:eastAsia="zh-CN"/>
-        </w:rPr>
-        <w:t>主席</w:t>
-      </w:r>
-      <w:r>
-        <w:rPr>
-          <w:rFonts w:hint="eastAsia" w:ascii="黑体" w:hAnsi="黑体" w:eastAsia="黑体" w:cs="黑体"/>
-          <w:b/>
-          <w:bCs/>
-          <w:sz w:val="32"/>
-          <w:szCs w:val="32"/>
-        </w:rPr>
-        <w:t>：</w:t>
-      </w:r>
-      <w:r>
-        <w:rPr>
-          <w:rFonts w:hint="eastAsia" w:ascii="仿宋" w:hAnsi="仿宋" w:eastAsia="仿宋"/>
-          <w:sz w:val="32"/>
-          <w:szCs w:val="32"/>
-        </w:rPr>
-        <w:t>“济南战役</w:t>
+        <w:t>[8]</w:t>
       </w:r>
       <w:r>
         <w:rPr>
           <w:rStyle w:val="FootnoteReference"/>
           <w:vertAlign w:val="superscript"/>
-        </w:rPr>
-        <w:t>[</w:t>
-        <w:footnoteReference w:id="14"/>
-        <w:t>]</w:t>
-      </w:r>
-      <w:r>
-        <w:rPr>
-          <w:rFonts w:hint="eastAsia" w:ascii="仿宋" w:hAnsi="仿宋" w:eastAsia="仿宋"/>
-          <w:sz w:val="32"/>
-          <w:szCs w:val="32"/>
-        </w:rPr>
-        <w:t>很重要，粟裕</w:t>
+          <w:vanish/>
+          <w:specVanish/>
+        </w:rPr>
+        <w:footnoteReference w:id="7"/>
+      </w:r>
+      <w:r>
+        <w:rPr>
+          <w:rFonts w:hint="eastAsia" w:ascii="仿宋" w:hAnsi="仿宋" w:eastAsia="仿宋"/>
+          <w:sz w:val="32"/>
+          <w:szCs w:val="32"/>
+        </w:rPr>
+        <w:t xml:space="preserve">。”</w:t>
+      </w:r>
+    </w:p>
+    <w:p>
+      <w:pPr>
+        <w:keepNext w:val="0"/>
+        <w:keepLines w:val="0"/>
+        <w:pageBreakBefore w:val="0"/>
+        <w:widowControl w:val="0"/>
+        <w:kinsoku/>
+        <w:wordWrap/>
+        <w:overflowPunct/>
+        <w:topLinePunct w:val="0"/>
+        <w:autoSpaceDE/>
+        <w:autoSpaceDN/>
+        <w:bidi w:val="0"/>
+        <w:adjustRightInd/>
+        <w:snapToGrid/>
+        <w:spacing w:line="580" w:lineRule="exact"/>
+        <w:ind w:firstLine="646"/>
+        <w:textAlignment w:val="auto"/>
+        <w:rPr>
+          <w:rFonts w:hint="eastAsia" w:ascii="仿宋" w:hAnsi="仿宋" w:eastAsia="仿宋"/>
+          <w:sz w:val="32"/>
+          <w:szCs w:val="32"/>
+        </w:rPr>
+      </w:pPr>
+      <w:r>
+        <w:rPr>
+          <w:rFonts w:hint="eastAsia" w:ascii="黑体" w:hAnsi="黑体" w:eastAsia="黑体" w:cs="黑体"/>
+          <w:b/>
+          <w:bCs/>
+          <w:sz w:val="32"/>
+          <w:szCs w:val="32"/>
+        </w:rPr>
+        <w:t>毛</w:t>
+      </w:r>
+      <w:r>
+        <w:rPr>
+          <w:rFonts w:hint="eastAsia" w:ascii="黑体" w:hAnsi="黑体" w:eastAsia="黑体" w:cs="黑体"/>
+          <w:b/>
+          <w:bCs/>
+          <w:sz w:val="32"/>
+          <w:szCs w:val="32"/>
+          <w:lang w:val="en-US" w:eastAsia="zh-CN"/>
+        </w:rPr>
+        <w:t>主席</w:t>
+      </w:r>
+      <w:r>
+        <w:rPr>
+          <w:rFonts w:hint="eastAsia" w:ascii="黑体" w:hAnsi="黑体" w:eastAsia="黑体" w:cs="黑体"/>
+          <w:b/>
+          <w:bCs/>
+          <w:sz w:val="32"/>
+          <w:szCs w:val="32"/>
+        </w:rPr>
+        <w:t>：</w:t>
+      </w:r>
+      <w:r>
+        <w:rPr>
+          <w:rFonts w:hint="eastAsia" w:ascii="仿宋" w:hAnsi="仿宋" w:eastAsia="仿宋"/>
+          <w:sz w:val="32"/>
+          <w:szCs w:val="32"/>
+        </w:rPr>
+        <w:t>“北极阁，就是王耀武</w:t>
       </w:r>
       <w:r>
         <w:rPr>
           <w:rStyle w:val="FootnoteReference"/>
           <w:vertAlign w:val="superscript"/>
         </w:rPr>
-        <w:t>[</w:t>
-        <w:footnoteReference w:id="17"/>
-        <w:t>]</w:t>
-      </w:r>
-      <w:r>
-        <w:rPr>
-          <w:rFonts w:hint="eastAsia" w:ascii="仿宋" w:hAnsi="仿宋" w:eastAsia="仿宋"/>
-          <w:sz w:val="32"/>
-          <w:szCs w:val="32"/>
-        </w:rPr>
-        <w:t xml:space="preserve">和你都指挥得不错。你们提出的‘打到济南府，活捉王耀武’的口号很好，最后实现了这个目标。”</w:t>
-      </w:r>
-    </w:p>
-    <w:p>
-      <w:pPr>
-        <w:keepNext w:val="0"/>
-        <w:keepLines w:val="0"/>
-        <w:pageBreakBefore w:val="0"/>
-        <w:widowControl w:val="0"/>
-        <w:kinsoku/>
-        <w:wordWrap/>
-        <w:overflowPunct/>
-        <w:topLinePunct w:val="0"/>
-        <w:autoSpaceDE/>
-        <w:autoSpaceDN/>
-        <w:bidi w:val="0"/>
-        <w:adjustRightInd/>
-        <w:snapToGrid/>
-        <w:spacing w:line="580" w:lineRule="exact"/>
-        <w:ind w:firstLine="646"/>
-        <w:textAlignment w:val="auto"/>
-        <w:rPr>
-          <w:rFonts w:hint="eastAsia" w:ascii="仿宋" w:hAnsi="仿宋" w:eastAsia="仿宋"/>
-          <w:sz w:val="32"/>
-          <w:szCs w:val="32"/>
-        </w:rPr>
-      </w:pPr>
-      <w:r>
-        <w:rPr>
-          <w:rFonts w:hint="eastAsia" w:ascii="仿宋" w:hAnsi="仿宋" w:eastAsia="仿宋"/>
-          <w:sz w:val="32"/>
-          <w:szCs w:val="32"/>
-        </w:rPr>
-        <w:t>许世友：“济南战役所以能取得胜利，一是中央军委和毛主席指挥得好，思想明确，方针对头；二是广大指战员不怕牺牲，英勇作战。”</w:t>
-      </w:r>
-    </w:p>
-    <w:p>
-      <w:pPr>
-        <w:keepNext w:val="0"/>
-        <w:keepLines w:val="0"/>
-        <w:pageBreakBefore w:val="0"/>
-        <w:widowControl w:val="0"/>
-        <w:kinsoku/>
-        <w:wordWrap/>
-        <w:overflowPunct/>
-        <w:topLinePunct w:val="0"/>
-        <w:autoSpaceDE/>
-        <w:autoSpaceDN/>
-        <w:bidi w:val="0"/>
-        <w:adjustRightInd/>
-        <w:snapToGrid/>
-        <w:spacing w:line="580" w:lineRule="exact"/>
-        <w:ind w:firstLine="646"/>
-        <w:textAlignment w:val="auto"/>
-        <w:rPr>
-          <w:rFonts w:hint="eastAsia" w:ascii="仿宋" w:hAnsi="仿宋" w:eastAsia="仿宋"/>
-          <w:sz w:val="32"/>
-          <w:szCs w:val="32"/>
-        </w:rPr>
-      </w:pPr>
-      <w:r>
-        <w:rPr>
-          <w:rFonts w:hint="eastAsia" w:ascii="黑体" w:hAnsi="黑体" w:eastAsia="黑体" w:cs="黑体"/>
-          <w:b/>
-          <w:bCs/>
-          <w:sz w:val="32"/>
-          <w:szCs w:val="32"/>
-        </w:rPr>
-        <w:t>毛</w:t>
-      </w:r>
-      <w:r>
-        <w:rPr>
-          <w:rFonts w:hint="eastAsia" w:ascii="黑体" w:hAnsi="黑体" w:eastAsia="黑体" w:cs="黑体"/>
-          <w:b/>
-          <w:bCs/>
-          <w:sz w:val="32"/>
-          <w:szCs w:val="32"/>
-          <w:lang w:val="en-US" w:eastAsia="zh-CN"/>
-        </w:rPr>
-        <w:t>主席</w:t>
-      </w:r>
-      <w:r>
-        <w:rPr>
-          <w:rFonts w:hint="eastAsia" w:ascii="黑体" w:hAnsi="黑体" w:eastAsia="黑体" w:cs="黑体"/>
-          <w:b/>
-          <w:bCs/>
-          <w:sz w:val="32"/>
-          <w:szCs w:val="32"/>
-        </w:rPr>
-        <w:t>：</w:t>
-      </w:r>
-      <w:r>
-        <w:rPr>
-          <w:rFonts w:hint="eastAsia" w:ascii="仿宋" w:hAnsi="仿宋" w:eastAsia="仿宋"/>
-          <w:sz w:val="32"/>
-          <w:szCs w:val="32"/>
-        </w:rPr>
-        <w:t>“你许世友也是有功的呀！听说最后攻城门时很激烈？”</w:t>
-      </w:r>
-    </w:p>
-    <w:p>
-      <w:pPr>
-        <w:keepNext w:val="0"/>
-        <w:keepLines w:val="0"/>
-        <w:pageBreakBefore w:val="0"/>
-        <w:widowControl w:val="0"/>
-        <w:kinsoku/>
-        <w:wordWrap/>
-        <w:overflowPunct/>
-        <w:topLinePunct w:val="0"/>
-        <w:autoSpaceDE/>
-        <w:autoSpaceDN/>
-        <w:bidi w:val="0"/>
-        <w:adjustRightInd/>
-        <w:snapToGrid/>
-        <w:spacing w:line="580" w:lineRule="exact"/>
-        <w:ind w:firstLine="646"/>
-        <w:textAlignment w:val="auto"/>
-        <w:rPr>
-          <w:rFonts w:hint="eastAsia" w:ascii="仿宋" w:hAnsi="仿宋" w:eastAsia="仿宋"/>
-          <w:sz w:val="32"/>
-          <w:szCs w:val="32"/>
-        </w:rPr>
-      </w:pPr>
-      <w:r>
-        <w:rPr>
-          <w:rFonts w:hint="eastAsia" w:ascii="仿宋" w:hAnsi="仿宋" w:eastAsia="仿宋"/>
-          <w:sz w:val="32"/>
-          <w:szCs w:val="32"/>
-        </w:rPr>
-        <w:t>许世友：“9月23号晚，我们对内城发起总攻。内城是济南军事的核心阵地，城墙又高又厚，又设有明碉暗堡。东西两大集团在炮兵火力支援下，对内城发起突击。各部英勇作战，相继突破城墙，但守军依托坚固的城墙阵地顽抗。我9纵队第25师第73团，在团长张慕伟带领下冒着炮火越过护城河，连续爆破，曾4次登城受挫，但他们越挫越勇，终于在24日凌晨占领突破口，首先登上城头，击退国民党军敢死队多次反扑，又在突破口左侧炸开约6米宽的豁口，为友邻部队开辟了向纵深发展的道路。这个团攻入城后大胆穿插分割，又大量消灭敌人……”</w:t>
-      </w:r>
-    </w:p>
-    <w:p>
-      <w:pPr>
-        <w:keepNext w:val="0"/>
-        <w:keepLines w:val="0"/>
-        <w:pageBreakBefore w:val="0"/>
-        <w:widowControl w:val="0"/>
-        <w:kinsoku/>
-        <w:wordWrap/>
-        <w:overflowPunct/>
-        <w:topLinePunct w:val="0"/>
-        <w:autoSpaceDE/>
-        <w:autoSpaceDN/>
-        <w:bidi w:val="0"/>
-        <w:adjustRightInd/>
-        <w:snapToGrid/>
-        <w:spacing w:line="580" w:lineRule="exact"/>
-        <w:ind w:firstLine="646"/>
-        <w:textAlignment w:val="auto"/>
-        <w:rPr>
-          <w:rFonts w:hint="eastAsia" w:ascii="仿宋" w:hAnsi="仿宋" w:eastAsia="仿宋"/>
-          <w:sz w:val="32"/>
-          <w:szCs w:val="32"/>
-        </w:rPr>
-      </w:pPr>
-      <w:r>
-        <w:rPr>
-          <w:rFonts w:hint="eastAsia" w:ascii="黑体" w:hAnsi="黑体" w:eastAsia="黑体" w:cs="黑体"/>
-          <w:b/>
-          <w:bCs/>
-          <w:sz w:val="32"/>
-          <w:szCs w:val="32"/>
-        </w:rPr>
-        <w:t>毛</w:t>
-      </w:r>
-      <w:r>
-        <w:rPr>
-          <w:rFonts w:hint="eastAsia" w:ascii="黑体" w:hAnsi="黑体" w:eastAsia="黑体" w:cs="黑体"/>
-          <w:b/>
-          <w:bCs/>
-          <w:sz w:val="32"/>
-          <w:szCs w:val="32"/>
-          <w:lang w:val="en-US" w:eastAsia="zh-CN"/>
-        </w:rPr>
-        <w:t>主席</w:t>
-      </w:r>
-      <w:r>
-        <w:rPr>
-          <w:rFonts w:hint="eastAsia" w:ascii="黑体" w:hAnsi="黑体" w:eastAsia="黑体" w:cs="黑体"/>
-          <w:b/>
-          <w:bCs/>
-          <w:sz w:val="32"/>
-          <w:szCs w:val="32"/>
-        </w:rPr>
-        <w:t>：</w:t>
-      </w:r>
-      <w:r>
-        <w:rPr>
-          <w:rFonts w:hint="eastAsia" w:ascii="仿宋" w:hAnsi="仿宋" w:eastAsia="仿宋"/>
-          <w:sz w:val="32"/>
-          <w:szCs w:val="32"/>
-        </w:rPr>
-        <w:t>“是不是授予称号的那个团？”</w:t>
-      </w:r>
-    </w:p>
-    <w:p>
-      <w:pPr>
-        <w:keepNext w:val="0"/>
-        <w:keepLines w:val="0"/>
-        <w:pageBreakBefore w:val="0"/>
-        <w:widowControl w:val="0"/>
-        <w:kinsoku/>
-        <w:wordWrap/>
-        <w:overflowPunct/>
-        <w:topLinePunct w:val="0"/>
-        <w:autoSpaceDE/>
-        <w:autoSpaceDN/>
-        <w:bidi w:val="0"/>
-        <w:adjustRightInd/>
-        <w:snapToGrid/>
-        <w:spacing w:line="580" w:lineRule="exact"/>
-        <w:ind w:firstLine="646"/>
-        <w:textAlignment w:val="auto"/>
-        <w:rPr>
-          <w:rFonts w:hint="eastAsia" w:ascii="仿宋" w:hAnsi="仿宋" w:eastAsia="仿宋"/>
-          <w:sz w:val="32"/>
-          <w:szCs w:val="32"/>
-        </w:rPr>
-      </w:pPr>
-      <w:r>
-        <w:rPr>
-          <w:rFonts w:hint="eastAsia" w:ascii="仿宋" w:hAnsi="仿宋" w:eastAsia="仿宋"/>
-          <w:sz w:val="32"/>
-          <w:szCs w:val="32"/>
-          <w:lang w:val="en-US" w:eastAsia="zh-CN"/>
-        </w:rPr>
-        <w:t>许世友：</w:t>
-      </w:r>
-      <w:r>
-        <w:rPr>
-          <w:rFonts w:hint="eastAsia" w:ascii="仿宋" w:hAnsi="仿宋" w:eastAsia="仿宋"/>
-          <w:sz w:val="32"/>
-          <w:szCs w:val="32"/>
-        </w:rPr>
-        <w:t>“对，我们马上上报这个团的事迹和整个战役的情况，中央军委当天即授予该团为‘济南第一团</w:t>
+        <w:t>[9]</w:t>
       </w:r>
       <w:r>
         <w:rPr>
           <w:rStyle w:val="FootnoteReference"/>
           <w:vertAlign w:val="superscript"/>
-        </w:rPr>
-        <w:t>[</w:t>
-        <w:footnoteReference w:id="15"/>
-        <w:t>]</w:t>
-      </w:r>
-      <w:r>
-        <w:rPr>
-          <w:rFonts w:hint="eastAsia" w:ascii="仿宋" w:hAnsi="仿宋" w:eastAsia="仿宋"/>
-          <w:sz w:val="32"/>
-          <w:szCs w:val="32"/>
-        </w:rPr>
-        <w:t xml:space="preserve">’的称号。那个团的</w:t>
-      </w:r>
-      <w:r>
-        <w:rPr>
-          <w:rFonts w:hint="eastAsia" w:ascii="仿宋" w:hAnsi="仿宋" w:eastAsia="仿宋"/>
+          <w:vanish/>
+          <w:specVanish/>
+        </w:rPr>
+        <w:footnoteReference w:id="8"/>
+      </w:r>
+      <w:r>
+        <w:rPr>
+          <w:rFonts w:hint="eastAsia" w:ascii="仿宋" w:hAnsi="仿宋" w:eastAsia="仿宋"/>
+          <w:sz w:val="32"/>
+          <w:szCs w:val="32"/>
+        </w:rPr>
+        <w:t xml:space="preserve">指挥部的那个北极阁吗？”</w:t>
+      </w:r>
+    </w:p>
+    <w:p>
+      <w:pPr>
+        <w:keepNext w:val="0"/>
+        <w:keepLines w:val="0"/>
+        <w:pageBreakBefore w:val="0"/>
+        <w:widowControl w:val="0"/>
+        <w:kinsoku/>
+        <w:wordWrap/>
+        <w:overflowPunct/>
+        <w:topLinePunct w:val="0"/>
+        <w:autoSpaceDE/>
+        <w:autoSpaceDN/>
+        <w:bidi w:val="0"/>
+        <w:adjustRightInd/>
+        <w:snapToGrid/>
+        <w:spacing w:line="580" w:lineRule="exact"/>
+        <w:ind w:firstLine="646"/>
+        <w:textAlignment w:val="auto"/>
+        <w:rPr>
+          <w:rFonts w:hint="eastAsia" w:ascii="仿宋" w:hAnsi="仿宋" w:eastAsia="仿宋"/>
+          <w:sz w:val="32"/>
+          <w:szCs w:val="32"/>
+        </w:rPr>
+      </w:pPr>
+      <w:r>
+        <w:rPr>
+          <w:rFonts w:hint="eastAsia" w:ascii="仿宋" w:hAnsi="仿宋" w:eastAsia="仿宋"/>
+          <w:sz w:val="32"/>
+          <w:szCs w:val="32"/>
+        </w:rPr>
+        <w:t>许世友：“是的。”</w:t>
+      </w:r>
+    </w:p>
+    <w:p>
+      <w:pPr>
+        <w:keepNext w:val="0"/>
+        <w:keepLines w:val="0"/>
+        <w:pageBreakBefore w:val="0"/>
+        <w:widowControl w:val="0"/>
+        <w:kinsoku/>
+        <w:wordWrap/>
+        <w:overflowPunct/>
+        <w:topLinePunct w:val="0"/>
+        <w:autoSpaceDE/>
+        <w:autoSpaceDN/>
+        <w:bidi w:val="0"/>
+        <w:adjustRightInd/>
+        <w:snapToGrid/>
+        <w:spacing w:line="580" w:lineRule="exact"/>
+        <w:ind w:firstLine="646"/>
+        <w:textAlignment w:val="auto"/>
+        <w:rPr>
+          <w:rFonts w:hint="eastAsia" w:ascii="仿宋" w:hAnsi="仿宋" w:eastAsia="仿宋"/>
+          <w:sz w:val="32"/>
+          <w:szCs w:val="32"/>
+        </w:rPr>
+      </w:pPr>
+      <w:r>
+        <w:rPr>
+          <w:rFonts w:hint="eastAsia" w:ascii="黑体" w:hAnsi="黑体" w:eastAsia="黑体" w:cs="黑体"/>
+          <w:b/>
+          <w:bCs/>
+          <w:sz w:val="32"/>
+          <w:szCs w:val="32"/>
+        </w:rPr>
+        <w:t>毛</w:t>
+      </w:r>
+      <w:r>
+        <w:rPr>
+          <w:rFonts w:hint="eastAsia" w:ascii="黑体" w:hAnsi="黑体" w:eastAsia="黑体" w:cs="黑体"/>
+          <w:b/>
+          <w:bCs/>
           <w:sz w:val="32"/>
           <w:szCs w:val="32"/>
           <w:lang w:val="en-US" w:eastAsia="zh-CN"/>
         </w:rPr>
-        <w:t>七</w:t>
-      </w:r>
-      <w:r>
-        <w:rPr>
-          <w:rFonts w:hint="eastAsia" w:ascii="仿宋" w:hAnsi="仿宋" w:eastAsia="仿宋"/>
-          <w:sz w:val="32"/>
-          <w:szCs w:val="32"/>
-        </w:rPr>
-        <w:t>连，被纵队领导机关授予‘济南英雄连’的称号。”</w:t>
+        <w:t>主席</w:t>
+      </w:r>
+      <w:r>
+        <w:rPr>
+          <w:rFonts w:hint="eastAsia" w:ascii="黑体" w:hAnsi="黑体" w:eastAsia="黑体" w:cs="黑体"/>
+          <w:b/>
+          <w:bCs/>
+          <w:sz w:val="32"/>
+          <w:szCs w:val="32"/>
+        </w:rPr>
+        <w:t>：</w:t>
+      </w:r>
+      <w:r>
+        <w:rPr>
+          <w:rFonts w:hint="eastAsia" w:ascii="仿宋" w:hAnsi="仿宋" w:eastAsia="仿宋"/>
+          <w:sz w:val="32"/>
+          <w:szCs w:val="32"/>
+        </w:rPr>
+        <w:t>“许司令这样留我，我就盛情难却了。好吧，许世友同志，明天我们看北极阁、大明湖。”</w:t>
+      </w:r>
+    </w:p>
+    <w:p>
+      <w:pPr>
+        <w:keepNext w:val="0"/>
+        <w:keepLines w:val="0"/>
+        <w:pageBreakBefore w:val="0"/>
+        <w:widowControl w:val="0"/>
+        <w:kinsoku/>
+        <w:wordWrap/>
+        <w:overflowPunct/>
+        <w:topLinePunct w:val="0"/>
+        <w:autoSpaceDE/>
+        <w:autoSpaceDN/>
+        <w:bidi w:val="0"/>
+        <w:adjustRightInd/>
+        <w:snapToGrid/>
+        <w:spacing w:line="580" w:lineRule="exact"/>
+        <w:ind w:firstLine="646"/>
+        <w:textAlignment w:val="auto"/>
+        <w:rPr>
+          <w:rFonts w:hint="eastAsia" w:ascii="仿宋" w:hAnsi="仿宋" w:eastAsia="仿宋"/>
+          <w:sz w:val="32"/>
+          <w:szCs w:val="32"/>
+          <w:lang w:eastAsia="zh-CN"/>
+        </w:rPr>
+      </w:pPr>
+      <w:r>
+        <w:rPr>
+          <w:rFonts w:hint="eastAsia" w:ascii="仿宋" w:hAnsi="仿宋" w:eastAsia="仿宋"/>
+          <w:sz w:val="32"/>
+          <w:szCs w:val="32"/>
+          <w:lang w:eastAsia="zh-CN"/>
+        </w:rPr>
+        <w:t>（</w:t>
+      </w:r>
+      <w:r>
+        <w:rPr>
+          <w:rFonts w:hint="eastAsia" w:ascii="仿宋" w:hAnsi="仿宋" w:eastAsia="仿宋"/>
+          <w:sz w:val="32"/>
+          <w:szCs w:val="32"/>
+        </w:rPr>
+        <w:t>10月27日，毛</w:t>
+      </w:r>
+      <w:r>
+        <w:rPr>
+          <w:rFonts w:hint="eastAsia" w:ascii="仿宋" w:hAnsi="仿宋" w:eastAsia="仿宋"/>
+          <w:sz w:val="32"/>
+          <w:szCs w:val="32"/>
+          <w:lang w:val="en-US" w:eastAsia="zh-CN"/>
+        </w:rPr>
+        <w:t>主席</w:t>
+      </w:r>
+      <w:r>
+        <w:rPr>
+          <w:rFonts w:hint="eastAsia" w:ascii="仿宋" w:hAnsi="仿宋" w:eastAsia="仿宋"/>
+          <w:sz w:val="32"/>
+          <w:szCs w:val="32"/>
+        </w:rPr>
+        <w:t>和许世友同乘一辆车，他的精神很好，一路上谈笑风生</w:t>
+      </w:r>
+      <w:r>
+        <w:rPr>
+          <w:rFonts w:hint="eastAsia" w:ascii="仿宋" w:hAnsi="仿宋" w:eastAsia="仿宋"/>
+          <w:sz w:val="32"/>
+          <w:szCs w:val="32"/>
+          <w:lang w:eastAsia="zh-CN"/>
+        </w:rPr>
+        <w:t>。）</w:t>
       </w:r>
     </w:p>
     <w:p>
@@ -2416,40 +759,7 @@
           <w:sz w:val="32"/>
           <w:szCs w:val="32"/>
         </w:rPr>
-        <w:t>“听说王耀武差一点跑了？”</w:t>
-      </w:r>
-    </w:p>
-    <w:p>
-      <w:pPr>
-        <w:keepNext w:val="0"/>
-        <w:keepLines w:val="0"/>
-        <w:pageBreakBefore w:val="0"/>
-        <w:widowControl w:val="0"/>
-        <w:kinsoku/>
-        <w:wordWrap/>
-        <w:overflowPunct/>
-        <w:topLinePunct w:val="0"/>
-        <w:autoSpaceDE/>
-        <w:autoSpaceDN/>
-        <w:bidi w:val="0"/>
-        <w:adjustRightInd/>
-        <w:snapToGrid/>
-        <w:spacing w:line="580" w:lineRule="exact"/>
-        <w:ind w:firstLine="646"/>
-        <w:textAlignment w:val="auto"/>
-        <w:rPr>
-          <w:rFonts w:hint="eastAsia" w:ascii="仿宋" w:hAnsi="仿宋" w:eastAsia="仿宋"/>
-          <w:sz w:val="32"/>
-          <w:szCs w:val="32"/>
-        </w:rPr>
-      </w:pPr>
-      <w:r>
-        <w:rPr>
-          <w:rFonts w:hint="eastAsia" w:ascii="仿宋" w:hAnsi="仿宋" w:eastAsia="仿宋"/>
-          <w:sz w:val="32"/>
-          <w:szCs w:val="32"/>
-        </w:rPr>
-        <w:t>许世友：“我们在9月24日下午，全歼内城守军，解放了济南，却没抓到王耀武。这可把我们急坏了，下令全军必须严密把守，认真查询。不久，来了报告，说第二绥靖区司令官王耀武、副司令官牟中珩和国民党山东省党部主任委员庞镜塘等，化装混进难民群里，准备沿胶济铁路逃向青岛。28日早晨，王耀武在4个卫士保护下，到了长剑桥头，被我公安人员查获。开始他还不承认，后来经审讯才供出了自己的大名，并请求送往华东军区。”</w:t>
+        <w:t>“你们知道山东、济南的名称，是怎么得来的吗？”</w:t>
       </w:r>
     </w:p>
     <w:p>
@@ -2513,7 +823,7 @@
           <w:sz w:val="32"/>
           <w:szCs w:val="32"/>
         </w:rPr>
-        <w:t>“你们是布下了天罗地网了！整个战役歼敌</w:t>
+        <w:t>“山东是我们中华民族最早生息的地方，也是中国古代文化的发祥地之一。公元前</w:t>
       </w:r>
       <w:r>
         <w:rPr>
@@ -2522,101 +832,1893 @@
           <w:szCs w:val="32"/>
           <w:lang w:val="en-US" w:eastAsia="zh-CN"/>
         </w:rPr>
-        <w:t>十</w:t>
-      </w:r>
-      <w:r>
-        <w:rPr>
-          <w:rFonts w:hint="eastAsia" w:ascii="仿宋" w:hAnsi="仿宋" w:eastAsia="仿宋"/>
-          <w:sz w:val="32"/>
-          <w:szCs w:val="32"/>
-        </w:rPr>
-        <w:t>万，不简单！这次战役，使华北、华东两大解放区连成一片，为淮海战役</w:t>
+        <w:t>十六</w:t>
+      </w:r>
+      <w:r>
+        <w:rPr>
+          <w:rFonts w:hint="eastAsia" w:ascii="仿宋" w:hAnsi="仿宋" w:eastAsia="仿宋"/>
+          <w:sz w:val="32"/>
+          <w:szCs w:val="32"/>
+        </w:rPr>
+        <w:t>世纪商汤灭夏后，建立了奴隶制国家，建都‘亳’，在今天的曹县南。商的始祖契曾在蕃县，也就是在今天的滕县住过。商代早期的活动在今天山东的西部，河南东部。契传到孙（相土），势力达到今渤海一带，定都‘泰安’。商也曾在泗水建都，直到商第</w:t>
+      </w:r>
+      <w:r>
+        <w:rPr>
+          <w:rFonts w:hint="eastAsia" w:ascii="仿宋" w:hAnsi="仿宋" w:eastAsia="仿宋"/>
+          <w:sz w:val="32"/>
+          <w:szCs w:val="32"/>
+          <w:lang w:val="en-US" w:eastAsia="zh-CN"/>
+        </w:rPr>
+        <w:t>二十</w:t>
+      </w:r>
+      <w:r>
+        <w:rPr>
+          <w:rFonts w:hint="eastAsia" w:ascii="仿宋" w:hAnsi="仿宋" w:eastAsia="仿宋"/>
+          <w:sz w:val="32"/>
+          <w:szCs w:val="32"/>
+        </w:rPr>
+        <w:t>代君王盘庚时，迁都到殷，也就是今天的安阳。</w:t>
+      </w:r>
+    </w:p>
+    <w:p>
+      <w:pPr>
+        <w:keepNext w:val="0"/>
+        <w:keepLines w:val="0"/>
+        <w:pageBreakBefore w:val="0"/>
+        <w:widowControl w:val="0"/>
+        <w:kinsoku/>
+        <w:wordWrap/>
+        <w:overflowPunct/>
+        <w:topLinePunct w:val="0"/>
+        <w:autoSpaceDE/>
+        <w:autoSpaceDN/>
+        <w:bidi w:val="0"/>
+        <w:adjustRightInd/>
+        <w:snapToGrid/>
+        <w:spacing w:line="580" w:lineRule="exact"/>
+        <w:ind w:firstLine="646"/>
+        <w:textAlignment w:val="auto"/>
+        <w:rPr>
+          <w:rFonts w:hint="eastAsia" w:ascii="仿宋" w:hAnsi="仿宋" w:eastAsia="仿宋"/>
+          <w:sz w:val="32"/>
+          <w:szCs w:val="32"/>
+        </w:rPr>
+      </w:pPr>
+      <w:r>
+        <w:rPr>
+          <w:rFonts w:hint="eastAsia" w:ascii="仿宋" w:hAnsi="仿宋" w:eastAsia="仿宋"/>
+          <w:sz w:val="32"/>
+          <w:szCs w:val="32"/>
+        </w:rPr>
+        <w:t>周武王灭商后，为了加强对广大被征服地区的控制，进行了大分封。在山东地区分封了曹、滕、齐、鲁等国。但主要是齐鲁</w:t>
       </w:r>
       <w:r>
         <w:rPr>
           <w:rStyle w:val="FootnoteReference"/>
           <w:vertAlign w:val="superscript"/>
         </w:rPr>
-        <w:t>[</w:t>
-        <w:footnoteReference w:id="16"/>
-        <w:t>]</w:t>
-      </w:r>
-      <w:r>
-        <w:rPr>
-          <w:rFonts w:hint="eastAsia" w:ascii="仿宋" w:hAnsi="仿宋" w:eastAsia="仿宋"/>
-          <w:sz w:val="32"/>
-          <w:szCs w:val="32"/>
-        </w:rPr>
-        <w:t xml:space="preserve">、平津战役创造了经验和条件。”</w:t>
-      </w:r>
-    </w:p>
-    <w:p>
-      <w:pPr>
-        <w:keepNext w:val="0"/>
-        <w:keepLines w:val="0"/>
-        <w:pageBreakBefore w:val="0"/>
-        <w:widowControl w:val="0"/>
-        <w:kinsoku/>
-        <w:wordWrap/>
-        <w:overflowPunct/>
-        <w:topLinePunct w:val="0"/>
-        <w:autoSpaceDE/>
-        <w:autoSpaceDN/>
-        <w:bidi w:val="0"/>
-        <w:adjustRightInd/>
-        <w:snapToGrid/>
-        <w:spacing w:line="580" w:lineRule="exact"/>
-        <w:ind w:firstLine="646"/>
-        <w:textAlignment w:val="auto"/>
-        <w:rPr>
-          <w:rFonts w:hint="eastAsia" w:ascii="仿宋" w:hAnsi="仿宋" w:eastAsia="仿宋"/>
-          <w:sz w:val="32"/>
-          <w:szCs w:val="32"/>
-          <w:lang w:eastAsia="zh-CN"/>
-        </w:rPr>
-      </w:pPr>
-      <w:r>
-        <w:rPr>
-          <w:rFonts w:hint="eastAsia" w:ascii="仿宋" w:hAnsi="仿宋" w:eastAsia="仿宋"/>
-          <w:sz w:val="32"/>
-          <w:szCs w:val="32"/>
-          <w:lang w:eastAsia="zh-CN"/>
-        </w:rPr>
-        <w:t>（</w:t>
-      </w:r>
-      <w:r>
-        <w:rPr>
-          <w:rFonts w:hint="eastAsia" w:ascii="仿宋" w:hAnsi="仿宋" w:eastAsia="仿宋"/>
-          <w:sz w:val="32"/>
-          <w:szCs w:val="32"/>
-        </w:rPr>
-        <w:t>毛</w:t>
-      </w:r>
-      <w:r>
-        <w:rPr>
-          <w:rFonts w:hint="eastAsia" w:ascii="仿宋" w:hAnsi="仿宋" w:eastAsia="仿宋"/>
-          <w:sz w:val="32"/>
-          <w:szCs w:val="32"/>
-          <w:lang w:val="en-US" w:eastAsia="zh-CN"/>
-        </w:rPr>
-        <w:t>主席</w:t>
-      </w:r>
-      <w:r>
-        <w:rPr>
-          <w:rFonts w:hint="eastAsia" w:ascii="仿宋" w:hAnsi="仿宋" w:eastAsia="仿宋"/>
-          <w:sz w:val="32"/>
-          <w:szCs w:val="32"/>
-        </w:rPr>
-        <w:t>一行荡舟大明湖，登上了湖心岛，观看历下亭</w:t>
+        <w:t>[10]</w:t>
       </w:r>
       <w:r>
         <w:rPr>
           <w:rStyle w:val="FootnoteReference"/>
           <w:vertAlign w:val="superscript"/>
-        </w:rPr>
-        <w:t>[</w:t>
+          <w:vanish/>
+          <w:specVanish/>
+        </w:rPr>
+        <w:footnoteReference w:id="11"/>
+      </w:r>
+      <w:r>
+        <w:rPr>
+          <w:rFonts w:hint="eastAsia" w:ascii="仿宋" w:hAnsi="仿宋" w:eastAsia="仿宋"/>
+          <w:sz w:val="32"/>
+          <w:szCs w:val="32"/>
+        </w:rPr>
+        <w:t xml:space="preserve">，这就是山东也叫齐鲁的原因。齐国的首领就是姜太公，鲁国的首领就是周公的长子伯禽。齐鲁古时候还称‘邹鲁’或‘齐青’、‘山左’。齐鲁因在太行山以东，所以古代‘山东’有时指齐鲁，但有时山东的概念比齐鲁大。到战国时期，只剩下</w:t>
+      </w:r>
+      <w:r>
+        <w:rPr>
+          <w:rFonts w:hint="eastAsia" w:ascii="仿宋" w:hAnsi="仿宋" w:eastAsia="仿宋"/>
+          <w:sz w:val="32"/>
+          <w:szCs w:val="32"/>
+          <w:lang w:val="en-US" w:eastAsia="zh-CN"/>
+        </w:rPr>
+        <w:t>七</w:t>
+      </w:r>
+      <w:r>
+        <w:rPr>
+          <w:rFonts w:hint="eastAsia" w:ascii="仿宋" w:hAnsi="仿宋" w:eastAsia="仿宋"/>
+          <w:sz w:val="32"/>
+          <w:szCs w:val="32"/>
+        </w:rPr>
+        <w:t>个大国争雄了。人们以函谷关为界，西边的是秦国，东边的则是山东六国。</w:t>
+      </w:r>
+    </w:p>
+    <w:p>
+      <w:pPr>
+        <w:keepNext w:val="0"/>
+        <w:keepLines w:val="0"/>
+        <w:pageBreakBefore w:val="0"/>
+        <w:widowControl w:val="0"/>
+        <w:kinsoku/>
+        <w:wordWrap/>
+        <w:overflowPunct/>
+        <w:topLinePunct w:val="0"/>
+        <w:autoSpaceDE/>
+        <w:autoSpaceDN/>
+        <w:bidi w:val="0"/>
+        <w:adjustRightInd/>
+        <w:snapToGrid/>
+        <w:spacing w:line="580" w:lineRule="exact"/>
+        <w:ind w:firstLine="646"/>
+        <w:textAlignment w:val="auto"/>
+        <w:rPr>
+          <w:rFonts w:hint="eastAsia" w:ascii="仿宋" w:hAnsi="仿宋" w:eastAsia="仿宋"/>
+          <w:sz w:val="32"/>
+          <w:szCs w:val="32"/>
+        </w:rPr>
+      </w:pPr>
+      <w:r>
+        <w:rPr>
+          <w:rFonts w:hint="eastAsia" w:ascii="仿宋" w:hAnsi="仿宋" w:eastAsia="仿宋"/>
+          <w:sz w:val="32"/>
+          <w:szCs w:val="32"/>
+        </w:rPr>
+        <w:t>山东，作为地方最高一级的政区名称，是在金代开始的。山东这块富饶的土地，养育了炎黄子孙和众多的名人志士，据说三皇五帝中的舜帝和大禹都曾生活在这里。孔子</w:t>
+      </w:r>
+      <w:r>
+        <w:rPr>
+          <w:rStyle w:val="FootnoteReference"/>
+          <w:vertAlign w:val="superscript"/>
+        </w:rPr>
+        <w:t>[11]</w:t>
+      </w:r>
+      <w:r>
+        <w:rPr>
+          <w:rStyle w:val="FootnoteReference"/>
+          <w:vertAlign w:val="superscript"/>
+          <w:vanish/>
+          <w:specVanish/>
+        </w:rPr>
+        <w:footnoteReference w:id="13"/>
+      </w:r>
+      <w:r>
+        <w:rPr>
+          <w:rFonts w:hint="eastAsia" w:ascii="仿宋" w:hAnsi="仿宋" w:eastAsia="仿宋"/>
+          <w:sz w:val="32"/>
+          <w:szCs w:val="32"/>
+        </w:rPr>
+        <w:t xml:space="preserve">、孟子、左丘明、孙武、孙膑、诸葛亮、王羲之、黄巢、李清照、辛弃疾、戚继光、蒲松龄等，都是山东人，他们为山东争光添彩，也为中国历史做出贡献。”</w:t>
+      </w:r>
+    </w:p>
+    <w:p>
+      <w:pPr>
+        <w:keepNext w:val="0"/>
+        <w:keepLines w:val="0"/>
+        <w:pageBreakBefore w:val="0"/>
+        <w:widowControl w:val="0"/>
+        <w:kinsoku/>
+        <w:wordWrap/>
+        <w:overflowPunct/>
+        <w:topLinePunct w:val="0"/>
+        <w:autoSpaceDE/>
+        <w:autoSpaceDN/>
+        <w:bidi w:val="0"/>
+        <w:adjustRightInd/>
+        <w:snapToGrid/>
+        <w:spacing w:line="580" w:lineRule="exact"/>
+        <w:ind w:firstLine="646"/>
+        <w:textAlignment w:val="auto"/>
+        <w:rPr>
+          <w:rFonts w:hint="eastAsia" w:ascii="仿宋" w:hAnsi="仿宋" w:eastAsia="仿宋"/>
+          <w:sz w:val="32"/>
+          <w:szCs w:val="32"/>
+        </w:rPr>
+      </w:pPr>
+      <w:r>
+        <w:rPr>
+          <w:rFonts w:hint="eastAsia" w:ascii="仿宋" w:hAnsi="仿宋" w:eastAsia="仿宋"/>
+          <w:sz w:val="32"/>
+          <w:szCs w:val="32"/>
+          <w:lang w:val="en-US" w:eastAsia="zh-CN"/>
+        </w:rPr>
+        <w:t>许世友：</w:t>
+      </w:r>
+      <w:r>
+        <w:rPr>
+          <w:rFonts w:hint="eastAsia" w:ascii="仿宋" w:hAnsi="仿宋" w:eastAsia="仿宋"/>
+          <w:sz w:val="32"/>
+          <w:szCs w:val="32"/>
+        </w:rPr>
+        <w:t>“那济南又是怎么回事？”</w:t>
+      </w:r>
+    </w:p>
+    <w:p>
+      <w:pPr>
+        <w:keepNext w:val="0"/>
+        <w:keepLines w:val="0"/>
+        <w:pageBreakBefore w:val="0"/>
+        <w:widowControl w:val="0"/>
+        <w:kinsoku/>
+        <w:wordWrap/>
+        <w:overflowPunct/>
+        <w:topLinePunct w:val="0"/>
+        <w:autoSpaceDE/>
+        <w:autoSpaceDN/>
+        <w:bidi w:val="0"/>
+        <w:adjustRightInd/>
+        <w:snapToGrid/>
+        <w:spacing w:line="580" w:lineRule="exact"/>
+        <w:ind w:firstLine="646"/>
+        <w:textAlignment w:val="auto"/>
+        <w:rPr>
+          <w:rFonts w:hint="eastAsia" w:ascii="仿宋" w:hAnsi="仿宋" w:eastAsia="仿宋"/>
+          <w:sz w:val="32"/>
+          <w:szCs w:val="32"/>
+        </w:rPr>
+      </w:pPr>
+      <w:r>
+        <w:rPr>
+          <w:rFonts w:hint="eastAsia" w:ascii="黑体" w:hAnsi="黑体" w:eastAsia="黑体" w:cs="黑体"/>
+          <w:b/>
+          <w:bCs/>
+          <w:sz w:val="32"/>
+          <w:szCs w:val="32"/>
+        </w:rPr>
+        <w:t>毛</w:t>
+      </w:r>
+      <w:r>
+        <w:rPr>
+          <w:rFonts w:hint="eastAsia" w:ascii="黑体" w:hAnsi="黑体" w:eastAsia="黑体" w:cs="黑体"/>
+          <w:b/>
+          <w:bCs/>
+          <w:sz w:val="32"/>
+          <w:szCs w:val="32"/>
+          <w:lang w:val="en-US" w:eastAsia="zh-CN"/>
+        </w:rPr>
+        <w:t>主席</w:t>
+      </w:r>
+      <w:r>
+        <w:rPr>
+          <w:rFonts w:hint="eastAsia" w:ascii="黑体" w:hAnsi="黑体" w:eastAsia="黑体" w:cs="黑体"/>
+          <w:b/>
+          <w:bCs/>
+          <w:sz w:val="32"/>
+          <w:szCs w:val="32"/>
+        </w:rPr>
+        <w:t>：</w:t>
+      </w:r>
+      <w:r>
+        <w:rPr>
+          <w:rFonts w:hint="eastAsia" w:ascii="仿宋" w:hAnsi="仿宋" w:eastAsia="仿宋"/>
+          <w:sz w:val="32"/>
+          <w:szCs w:val="32"/>
+        </w:rPr>
+        <w:t>“济南也是个古老的地方。为什么叫济南？原来古代这里有一条大河，发源于河南王屋山，从山东半岛入海，名叫济水</w:t>
+      </w:r>
+      <w:r>
+        <w:rPr>
+          <w:rStyle w:val="FootnoteReference"/>
+          <w:vertAlign w:val="superscript"/>
+        </w:rPr>
+        <w:t>[12]</w:t>
+      </w:r>
+      <w:r>
+        <w:rPr>
+          <w:rStyle w:val="FootnoteReference"/>
+          <w:vertAlign w:val="superscript"/>
+          <w:vanish/>
+          <w:specVanish/>
+        </w:rPr>
+        <w:footnoteReference w:id="12"/>
+      </w:r>
+      <w:r>
+        <w:rPr>
+          <w:rFonts w:hint="eastAsia" w:ascii="仿宋" w:hAnsi="仿宋" w:eastAsia="仿宋"/>
+          <w:sz w:val="32"/>
+          <w:szCs w:val="32"/>
+        </w:rPr>
+        <w:t xml:space="preserve">。古时候济水、黄河、淮河、长江，并称中国</w:t>
+      </w:r>
+      <w:r>
+        <w:rPr>
+          <w:rFonts w:hint="eastAsia" w:ascii="仿宋" w:hAnsi="仿宋" w:eastAsia="仿宋"/>
+          <w:sz w:val="32"/>
+          <w:szCs w:val="32"/>
+          <w:lang w:val="en-US" w:eastAsia="zh-CN"/>
+        </w:rPr>
+        <w:t>四</w:t>
+      </w:r>
+      <w:r>
+        <w:rPr>
+          <w:rFonts w:hint="eastAsia" w:ascii="仿宋" w:hAnsi="仿宋" w:eastAsia="仿宋"/>
+          <w:sz w:val="32"/>
+          <w:szCs w:val="32"/>
+        </w:rPr>
+        <w:t>大江河。后来，济水上游发生变化，下游叫大清河，但仍然称为济水。清朝咸丰五年六月，黄河在河南铜瓦厢决口改道，河水流入大清河，夺河床入海，以后并称为黄河，济水的名称也就没有了。现在济南北郊的黄河，就是古代的大清河，用的就是济水的旧河床。因为济南这个地方在济水之南，所以从汉朝起就叫济南。汉代的济南国所在地叫平陵城，就在今天济南市东郊龙山镇东北。西汉时，济南一度改为郡，后来又复国。曹操曾任济南相。到晋朝，济南郡的治所才由平陵城转到历城，就是现在济南市内的旧城区。现在的济南市区从此才正式成为郡所在地，经扩大修整成为初具规模的中等城市，而原来的平陵城逐渐衰颓。东晋时，济南郡隶属青州。隋文帝时，济南改为齐州，不久又改回来。唐朝济南属于济南道。宋朝把政区分为路，济南属京东路。‘唐宋八大家’之一的曾巩出任齐州知府，对城市建设有过卓越贡献。明朝初年在山东设省，省会在济南府历城县。尔后济南一直是省会城市。”</w:t>
+      </w:r>
+    </w:p>
+    <w:p>
+      <w:pPr>
+        <w:keepNext w:val="0"/>
+        <w:keepLines w:val="0"/>
+        <w:pageBreakBefore w:val="0"/>
+        <w:widowControl w:val="0"/>
+        <w:kinsoku/>
+        <w:wordWrap/>
+        <w:overflowPunct/>
+        <w:topLinePunct w:val="0"/>
+        <w:autoSpaceDE/>
+        <w:autoSpaceDN/>
+        <w:bidi w:val="0"/>
+        <w:adjustRightInd/>
+        <w:snapToGrid/>
+        <w:spacing w:line="580" w:lineRule="exact"/>
+        <w:ind w:firstLine="646"/>
+        <w:textAlignment w:val="auto"/>
+        <w:rPr>
+          <w:rFonts w:hint="eastAsia" w:ascii="仿宋" w:hAnsi="仿宋" w:eastAsia="仿宋"/>
+          <w:sz w:val="32"/>
+          <w:szCs w:val="32"/>
+        </w:rPr>
+      </w:pPr>
+      <w:r>
+        <w:rPr>
+          <w:rFonts w:hint="eastAsia" w:ascii="黑体" w:hAnsi="黑体" w:eastAsia="黑体" w:cs="黑体"/>
+          <w:b/>
+          <w:bCs/>
+          <w:sz w:val="32"/>
+          <w:szCs w:val="32"/>
+        </w:rPr>
+        <w:t>毛</w:t>
+      </w:r>
+      <w:r>
+        <w:rPr>
+          <w:rFonts w:hint="eastAsia" w:ascii="黑体" w:hAnsi="黑体" w:eastAsia="黑体" w:cs="黑体"/>
+          <w:b/>
+          <w:bCs/>
+          <w:sz w:val="32"/>
+          <w:szCs w:val="32"/>
+          <w:lang w:val="en-US" w:eastAsia="zh-CN"/>
+        </w:rPr>
+        <w:t>主席</w:t>
+      </w:r>
+      <w:r>
+        <w:rPr>
+          <w:rFonts w:hint="eastAsia" w:ascii="黑体" w:hAnsi="黑体" w:eastAsia="黑体" w:cs="黑体"/>
+          <w:b/>
+          <w:bCs/>
+          <w:sz w:val="32"/>
+          <w:szCs w:val="32"/>
+        </w:rPr>
+        <w:t>：</w:t>
+      </w:r>
+      <w:r>
+        <w:rPr>
+          <w:rFonts w:hint="eastAsia" w:ascii="仿宋" w:hAnsi="仿宋" w:eastAsia="仿宋"/>
+          <w:sz w:val="32"/>
+          <w:szCs w:val="32"/>
+        </w:rPr>
+        <w:t>“济南自古以来，就是交通枢纽，北方重镇，也是文化名城。孟姜女哭长城的故事，就发生在济南南部，她哭的是齐长城，不是秦长城。大诗人李白、杜甫、苏轼等，都来过济南，而辛弃疾、李清照、蒲松龄，则长期生活在这里。所以，济南自古就有‘诗城’和名士多的美誉。”</w:t>
+      </w:r>
+    </w:p>
+    <w:p>
+      <w:pPr>
+        <w:keepNext w:val="0"/>
+        <w:keepLines w:val="0"/>
+        <w:pageBreakBefore w:val="0"/>
+        <w:widowControl w:val="0"/>
+        <w:kinsoku/>
+        <w:wordWrap/>
+        <w:overflowPunct/>
+        <w:topLinePunct w:val="0"/>
+        <w:autoSpaceDE/>
+        <w:autoSpaceDN/>
+        <w:bidi w:val="0"/>
+        <w:adjustRightInd/>
+        <w:snapToGrid/>
+        <w:spacing w:line="580" w:lineRule="exact"/>
+        <w:ind w:firstLine="646"/>
+        <w:textAlignment w:val="auto"/>
+        <w:rPr>
+          <w:rFonts w:hint="eastAsia" w:ascii="仿宋" w:hAnsi="仿宋" w:eastAsia="仿宋"/>
+          <w:sz w:val="32"/>
+          <w:szCs w:val="32"/>
+        </w:rPr>
+      </w:pPr>
+      <w:r>
+        <w:rPr>
+          <w:rFonts w:hint="eastAsia" w:ascii="黑体" w:hAnsi="黑体" w:eastAsia="黑体" w:cs="黑体"/>
+          <w:b/>
+          <w:bCs/>
+          <w:sz w:val="32"/>
+          <w:szCs w:val="32"/>
+        </w:rPr>
+        <w:t>毛</w:t>
+      </w:r>
+      <w:r>
+        <w:rPr>
+          <w:rFonts w:hint="eastAsia" w:ascii="黑体" w:hAnsi="黑体" w:eastAsia="黑体" w:cs="黑体"/>
+          <w:b/>
+          <w:bCs/>
+          <w:sz w:val="32"/>
+          <w:szCs w:val="32"/>
+          <w:lang w:val="en-US" w:eastAsia="zh-CN"/>
+        </w:rPr>
+        <w:t>主席</w:t>
+      </w:r>
+      <w:r>
+        <w:rPr>
+          <w:rFonts w:hint="eastAsia" w:ascii="黑体" w:hAnsi="黑体" w:eastAsia="黑体" w:cs="黑体"/>
+          <w:b/>
+          <w:bCs/>
+          <w:sz w:val="32"/>
+          <w:szCs w:val="32"/>
+        </w:rPr>
+        <w:t>：</w:t>
+      </w:r>
+      <w:r>
+        <w:rPr>
+          <w:rFonts w:hint="eastAsia" w:ascii="仿宋" w:hAnsi="仿宋" w:eastAsia="仿宋"/>
+          <w:sz w:val="32"/>
+          <w:szCs w:val="32"/>
+        </w:rPr>
+        <w:t>“要说济南名称的来历，其实在称济南之前就有别的名称了，它就是历下，由历山而得名。历山就是千佛山，在秦时，这里叫历下邑。济南郡由东平陵搬到历城后，历下就成为济南的一部分了。历下就是济南老区，很多著名景观，如千佛山、大明湖、趵突泉等，都集中在这里。这里是重要的文化区。”</w:t>
+      </w:r>
+    </w:p>
+    <w:p>
+      <w:pPr>
+        <w:keepNext w:val="0"/>
+        <w:keepLines w:val="0"/>
+        <w:pageBreakBefore w:val="0"/>
+        <w:widowControl w:val="0"/>
+        <w:kinsoku/>
+        <w:wordWrap/>
+        <w:overflowPunct/>
+        <w:topLinePunct w:val="0"/>
+        <w:autoSpaceDE/>
+        <w:autoSpaceDN/>
+        <w:bidi w:val="0"/>
+        <w:adjustRightInd/>
+        <w:snapToGrid/>
+        <w:spacing w:line="580" w:lineRule="exact"/>
+        <w:ind w:firstLine="646"/>
+        <w:textAlignment w:val="auto"/>
+        <w:rPr>
+          <w:rFonts w:hint="eastAsia" w:ascii="仿宋" w:hAnsi="仿宋" w:eastAsia="仿宋"/>
+          <w:sz w:val="32"/>
+          <w:szCs w:val="32"/>
+          <w:lang w:eastAsia="zh-CN"/>
+        </w:rPr>
+      </w:pPr>
+      <w:r>
+        <w:rPr>
+          <w:rFonts w:hint="eastAsia" w:ascii="仿宋" w:hAnsi="仿宋" w:eastAsia="仿宋"/>
+          <w:sz w:val="32"/>
+          <w:szCs w:val="32"/>
+          <w:lang w:eastAsia="zh-CN"/>
+        </w:rPr>
+        <w:t>（</w:t>
+      </w:r>
+      <w:r>
+        <w:rPr>
+          <w:rFonts w:hint="eastAsia" w:ascii="仿宋" w:hAnsi="仿宋" w:eastAsia="仿宋"/>
+          <w:sz w:val="32"/>
+          <w:szCs w:val="32"/>
+        </w:rPr>
+        <w:t>说话间，车子已经到了趵突泉。毛泽东一行人来到园内，主人用煮沸的泉水，招待他们。之后，主人又安排导游引导他们一边参观，一边为他们讲解。</w:t>
+      </w:r>
+      <w:r>
+        <w:rPr>
+          <w:rFonts w:hint="eastAsia" w:ascii="仿宋" w:hAnsi="仿宋" w:eastAsia="仿宋"/>
+          <w:sz w:val="32"/>
+          <w:szCs w:val="32"/>
+          <w:lang w:eastAsia="zh-CN"/>
+        </w:rPr>
+        <w:t>）</w:t>
+      </w:r>
+    </w:p>
+    <w:p>
+      <w:pPr>
+        <w:keepNext w:val="0"/>
+        <w:keepLines w:val="0"/>
+        <w:pageBreakBefore w:val="0"/>
+        <w:widowControl w:val="0"/>
+        <w:kinsoku/>
+        <w:wordWrap/>
+        <w:overflowPunct/>
+        <w:topLinePunct w:val="0"/>
+        <w:autoSpaceDE/>
+        <w:autoSpaceDN/>
+        <w:bidi w:val="0"/>
+        <w:adjustRightInd/>
+        <w:snapToGrid/>
+        <w:spacing w:line="580" w:lineRule="exact"/>
+        <w:ind w:firstLine="646"/>
+        <w:textAlignment w:val="auto"/>
+        <w:rPr>
+          <w:rFonts w:hint="eastAsia" w:ascii="仿宋" w:hAnsi="仿宋" w:eastAsia="仿宋"/>
+          <w:sz w:val="32"/>
+          <w:szCs w:val="32"/>
+        </w:rPr>
+      </w:pPr>
+      <w:r>
+        <w:rPr>
+          <w:rFonts w:hint="eastAsia" w:ascii="仿宋" w:hAnsi="仿宋" w:eastAsia="仿宋"/>
+          <w:sz w:val="32"/>
+          <w:szCs w:val="32"/>
+        </w:rPr>
+        <w:t>导游：“《老残游记</w:t>
+      </w:r>
+      <w:r>
+        <w:rPr>
+          <w:rStyle w:val="FootnoteReference"/>
+          <w:vertAlign w:val="superscript"/>
+        </w:rPr>
+        <w:t>[13]</w:t>
+      </w:r>
+      <w:r>
+        <w:rPr>
+          <w:rStyle w:val="FootnoteReference"/>
+          <w:vertAlign w:val="superscript"/>
+          <w:vanish/>
+          <w:specVanish/>
+        </w:rPr>
+        <w:footnoteReference w:id="19"/>
+      </w:r>
+      <w:r>
+        <w:rPr>
+          <w:rFonts w:hint="eastAsia" w:ascii="仿宋" w:hAnsi="仿宋" w:eastAsia="仿宋"/>
+          <w:sz w:val="32"/>
+          <w:szCs w:val="32"/>
+        </w:rPr>
+        <w:t xml:space="preserve">》中说，济南‘家家有泉，户户垂杨’，确实如此。根据泉水出露的集中情况，出露处的地形，流出的特点和汇流的状况，可分为</w:t>
+      </w:r>
+      <w:r>
+        <w:rPr>
+          <w:rFonts w:hint="eastAsia" w:ascii="仿宋" w:hAnsi="仿宋" w:eastAsia="仿宋"/>
+          <w:sz w:val="32"/>
+          <w:szCs w:val="32"/>
+          <w:lang w:val="en-US" w:eastAsia="zh-CN"/>
+        </w:rPr>
+        <w:t>四</w:t>
+      </w:r>
+      <w:r>
+        <w:rPr>
+          <w:rFonts w:hint="eastAsia" w:ascii="仿宋" w:hAnsi="仿宋" w:eastAsia="仿宋"/>
+          <w:sz w:val="32"/>
+          <w:szCs w:val="32"/>
+        </w:rPr>
+        <w:t>大泉群，即趵突泉群，五龙潭泉群，珍珠泉群，黑虎泉群。”</w:t>
+      </w:r>
+    </w:p>
+    <w:p>
+      <w:pPr>
+        <w:keepNext w:val="0"/>
+        <w:keepLines w:val="0"/>
+        <w:pageBreakBefore w:val="0"/>
+        <w:widowControl w:val="0"/>
+        <w:kinsoku/>
+        <w:wordWrap/>
+        <w:overflowPunct/>
+        <w:topLinePunct w:val="0"/>
+        <w:autoSpaceDE/>
+        <w:autoSpaceDN/>
+        <w:bidi w:val="0"/>
+        <w:adjustRightInd/>
+        <w:snapToGrid/>
+        <w:spacing w:line="580" w:lineRule="exact"/>
+        <w:ind w:firstLine="646"/>
+        <w:textAlignment w:val="auto"/>
+        <w:rPr>
+          <w:rFonts w:hint="eastAsia" w:ascii="仿宋" w:hAnsi="仿宋" w:eastAsia="仿宋"/>
+          <w:sz w:val="32"/>
+          <w:szCs w:val="32"/>
+        </w:rPr>
+      </w:pPr>
+      <w:r>
+        <w:rPr>
+          <w:rFonts w:hint="eastAsia" w:ascii="仿宋" w:hAnsi="仿宋" w:eastAsia="仿宋"/>
+          <w:sz w:val="32"/>
+          <w:szCs w:val="32"/>
+        </w:rPr>
+        <w:t>导游指着马跑泉说：“传说这个泉，与宋朝济南名将关胜有关。在金兵攻打济南时，知府刘豫准备投降，其部将关胜则主张出战。关胜因寡不敌众壮烈牺牲，他的马看到主人死亡，仰天长啸，前蹄刨地，于是刨出一湾清泉，就是这马跑泉。”</w:t>
+      </w:r>
+    </w:p>
+    <w:p>
+      <w:pPr>
+        <w:keepNext w:val="0"/>
+        <w:keepLines w:val="0"/>
+        <w:pageBreakBefore w:val="0"/>
+        <w:widowControl w:val="0"/>
+        <w:kinsoku/>
+        <w:wordWrap/>
+        <w:overflowPunct/>
+        <w:topLinePunct w:val="0"/>
+        <w:autoSpaceDE/>
+        <w:autoSpaceDN/>
+        <w:bidi w:val="0"/>
+        <w:adjustRightInd/>
+        <w:snapToGrid/>
+        <w:spacing w:line="580" w:lineRule="exact"/>
+        <w:ind w:firstLine="646"/>
+        <w:textAlignment w:val="auto"/>
+        <w:rPr>
+          <w:rFonts w:hint="eastAsia" w:ascii="仿宋" w:hAnsi="仿宋" w:eastAsia="仿宋"/>
+          <w:sz w:val="32"/>
+          <w:szCs w:val="32"/>
+          <w:lang w:eastAsia="zh-CN"/>
+        </w:rPr>
+      </w:pPr>
+      <w:r>
+        <w:rPr>
+          <w:rFonts w:hint="eastAsia" w:ascii="仿宋" w:hAnsi="仿宋" w:eastAsia="仿宋"/>
+          <w:sz w:val="32"/>
+          <w:szCs w:val="32"/>
+          <w:lang w:eastAsia="zh-CN"/>
+        </w:rPr>
+        <w:t>（</w:t>
+      </w:r>
+      <w:r>
+        <w:rPr>
+          <w:rFonts w:hint="eastAsia" w:ascii="仿宋" w:hAnsi="仿宋" w:eastAsia="仿宋"/>
+          <w:sz w:val="32"/>
+          <w:szCs w:val="32"/>
+        </w:rPr>
+        <w:t>毛</w:t>
+      </w:r>
+      <w:r>
+        <w:rPr>
+          <w:rFonts w:hint="eastAsia" w:ascii="仿宋" w:hAnsi="仿宋" w:eastAsia="仿宋"/>
+          <w:sz w:val="32"/>
+          <w:szCs w:val="32"/>
+          <w:lang w:val="en-US" w:eastAsia="zh-CN"/>
+        </w:rPr>
+        <w:t>主席</w:t>
+      </w:r>
+      <w:r>
+        <w:rPr>
+          <w:rFonts w:hint="eastAsia" w:ascii="仿宋" w:hAnsi="仿宋" w:eastAsia="仿宋"/>
+          <w:sz w:val="32"/>
+          <w:szCs w:val="32"/>
+        </w:rPr>
+        <w:t>来到号称“第一泉”的碑刻“泺源堂”前，仔细看了那几个雄劲的大字</w:t>
+      </w:r>
+      <w:r>
+        <w:rPr>
+          <w:rFonts w:hint="eastAsia" w:ascii="仿宋" w:hAnsi="仿宋" w:eastAsia="仿宋"/>
+          <w:sz w:val="32"/>
+          <w:szCs w:val="32"/>
+          <w:lang w:eastAsia="zh-CN"/>
+        </w:rPr>
+        <w:t>。）</w:t>
+      </w:r>
+    </w:p>
+    <w:p>
+      <w:pPr>
+        <w:keepNext w:val="0"/>
+        <w:keepLines w:val="0"/>
+        <w:pageBreakBefore w:val="0"/>
+        <w:widowControl w:val="0"/>
+        <w:kinsoku/>
+        <w:wordWrap/>
+        <w:overflowPunct/>
+        <w:topLinePunct w:val="0"/>
+        <w:autoSpaceDE/>
+        <w:autoSpaceDN/>
+        <w:bidi w:val="0"/>
+        <w:adjustRightInd/>
+        <w:snapToGrid/>
+        <w:spacing w:line="580" w:lineRule="exact"/>
+        <w:ind w:firstLine="646"/>
+        <w:textAlignment w:val="auto"/>
+        <w:rPr>
+          <w:rFonts w:hint="eastAsia" w:ascii="仿宋" w:hAnsi="仿宋" w:eastAsia="仿宋"/>
+          <w:sz w:val="32"/>
+          <w:szCs w:val="32"/>
+        </w:rPr>
+      </w:pPr>
+      <w:r>
+        <w:rPr>
+          <w:rFonts w:hint="eastAsia" w:ascii="黑体" w:hAnsi="黑体" w:eastAsia="黑体" w:cs="黑体"/>
+          <w:b/>
+          <w:bCs/>
+          <w:sz w:val="32"/>
+          <w:szCs w:val="32"/>
+        </w:rPr>
+        <w:t>毛</w:t>
+      </w:r>
+      <w:r>
+        <w:rPr>
+          <w:rFonts w:hint="eastAsia" w:ascii="黑体" w:hAnsi="黑体" w:eastAsia="黑体" w:cs="黑体"/>
+          <w:b/>
+          <w:bCs/>
+          <w:sz w:val="32"/>
+          <w:szCs w:val="32"/>
+          <w:lang w:val="en-US" w:eastAsia="zh-CN"/>
+        </w:rPr>
+        <w:t>主席</w:t>
+      </w:r>
+      <w:r>
+        <w:rPr>
+          <w:rFonts w:hint="eastAsia" w:ascii="黑体" w:hAnsi="黑体" w:eastAsia="黑体" w:cs="黑体"/>
+          <w:b/>
+          <w:bCs/>
+          <w:sz w:val="32"/>
+          <w:szCs w:val="32"/>
+        </w:rPr>
+        <w:t>：</w:t>
+      </w:r>
+      <w:r>
+        <w:rPr>
+          <w:rFonts w:hint="eastAsia" w:ascii="仿宋" w:hAnsi="仿宋" w:eastAsia="仿宋"/>
+          <w:sz w:val="32"/>
+          <w:szCs w:val="32"/>
+        </w:rPr>
+        <w:t>“你们知道这泉水古代叫什么吗？”</w:t>
+      </w:r>
+    </w:p>
+    <w:p>
+      <w:pPr>
+        <w:keepNext w:val="0"/>
+        <w:keepLines w:val="0"/>
+        <w:pageBreakBefore w:val="0"/>
+        <w:widowControl w:val="0"/>
+        <w:kinsoku/>
+        <w:wordWrap/>
+        <w:overflowPunct/>
+        <w:topLinePunct w:val="0"/>
+        <w:autoSpaceDE/>
+        <w:autoSpaceDN/>
+        <w:bidi w:val="0"/>
+        <w:adjustRightInd/>
+        <w:snapToGrid/>
+        <w:spacing w:line="580" w:lineRule="exact"/>
+        <w:ind w:firstLine="646"/>
+        <w:textAlignment w:val="auto"/>
+        <w:rPr>
+          <w:rFonts w:hint="eastAsia" w:ascii="仿宋" w:hAnsi="仿宋" w:eastAsia="仿宋"/>
+          <w:sz w:val="32"/>
+          <w:szCs w:val="32"/>
+        </w:rPr>
+      </w:pPr>
+      <w:r>
+        <w:rPr>
+          <w:rFonts w:hint="eastAsia" w:ascii="仿宋" w:hAnsi="仿宋" w:eastAsia="仿宋"/>
+          <w:sz w:val="32"/>
+          <w:szCs w:val="32"/>
+        </w:rPr>
+        <w:t>一位地方领导人：“叫泺水。”</w:t>
+      </w:r>
+    </w:p>
+    <w:p>
+      <w:pPr>
+        <w:keepNext w:val="0"/>
+        <w:keepLines w:val="0"/>
+        <w:pageBreakBefore w:val="0"/>
+        <w:widowControl w:val="0"/>
+        <w:kinsoku/>
+        <w:wordWrap/>
+        <w:overflowPunct/>
+        <w:topLinePunct w:val="0"/>
+        <w:autoSpaceDE/>
+        <w:autoSpaceDN/>
+        <w:bidi w:val="0"/>
+        <w:adjustRightInd/>
+        <w:snapToGrid/>
+        <w:spacing w:line="580" w:lineRule="exact"/>
+        <w:ind w:firstLine="646"/>
+        <w:textAlignment w:val="auto"/>
+        <w:rPr>
+          <w:rFonts w:hint="eastAsia" w:ascii="仿宋" w:hAnsi="仿宋" w:eastAsia="仿宋"/>
+          <w:sz w:val="32"/>
+          <w:szCs w:val="32"/>
+        </w:rPr>
+      </w:pPr>
+      <w:r>
+        <w:rPr>
+          <w:rFonts w:hint="eastAsia" w:ascii="黑体" w:hAnsi="黑体" w:eastAsia="黑体" w:cs="黑体"/>
+          <w:b/>
+          <w:bCs/>
+          <w:sz w:val="32"/>
+          <w:szCs w:val="32"/>
+        </w:rPr>
+        <w:t>毛</w:t>
+      </w:r>
+      <w:r>
+        <w:rPr>
+          <w:rFonts w:hint="eastAsia" w:ascii="黑体" w:hAnsi="黑体" w:eastAsia="黑体" w:cs="黑体"/>
+          <w:b/>
+          <w:bCs/>
+          <w:sz w:val="32"/>
+          <w:szCs w:val="32"/>
+          <w:lang w:val="en-US" w:eastAsia="zh-CN"/>
+        </w:rPr>
+        <w:t>主席</w:t>
+      </w:r>
+      <w:r>
+        <w:rPr>
+          <w:rFonts w:hint="eastAsia" w:ascii="黑体" w:hAnsi="黑体" w:eastAsia="黑体" w:cs="黑体"/>
+          <w:b/>
+          <w:bCs/>
+          <w:sz w:val="32"/>
+          <w:szCs w:val="32"/>
+        </w:rPr>
+        <w:t>：</w:t>
+      </w:r>
+      <w:r>
+        <w:rPr>
+          <w:rFonts w:hint="eastAsia" w:ascii="仿宋" w:hAnsi="仿宋" w:eastAsia="仿宋"/>
+          <w:sz w:val="32"/>
+          <w:szCs w:val="32"/>
+        </w:rPr>
+        <w:t>“对。据《春秋》记载，在公元前694年，鲁桓公和齐襄公曾相会于泺，就是这个地方。泺，是个水名，这是2600多年前的事了。”</w:t>
+      </w:r>
+    </w:p>
+    <w:p>
+      <w:pPr>
+        <w:keepNext w:val="0"/>
+        <w:keepLines w:val="0"/>
+        <w:pageBreakBefore w:val="0"/>
+        <w:widowControl w:val="0"/>
+        <w:kinsoku/>
+        <w:wordWrap/>
+        <w:overflowPunct/>
+        <w:topLinePunct w:val="0"/>
+        <w:autoSpaceDE/>
+        <w:autoSpaceDN/>
+        <w:bidi w:val="0"/>
+        <w:adjustRightInd/>
+        <w:snapToGrid/>
+        <w:spacing w:line="580" w:lineRule="exact"/>
+        <w:ind w:firstLine="646"/>
+        <w:textAlignment w:val="auto"/>
+        <w:rPr>
+          <w:rFonts w:hint="eastAsia" w:ascii="仿宋" w:hAnsi="仿宋" w:eastAsia="仿宋"/>
+          <w:sz w:val="32"/>
+          <w:szCs w:val="32"/>
+          <w:lang w:eastAsia="zh-CN"/>
+        </w:rPr>
+      </w:pPr>
+      <w:r>
+        <w:rPr>
+          <w:rFonts w:hint="eastAsia" w:ascii="仿宋" w:hAnsi="仿宋" w:eastAsia="仿宋"/>
+          <w:sz w:val="32"/>
+          <w:szCs w:val="32"/>
+          <w:lang w:eastAsia="zh-CN"/>
+        </w:rPr>
+        <w:t>（</w:t>
+      </w:r>
+      <w:r>
+        <w:rPr>
+          <w:rFonts w:hint="eastAsia" w:ascii="仿宋" w:hAnsi="仿宋" w:eastAsia="仿宋"/>
+          <w:sz w:val="32"/>
+          <w:szCs w:val="32"/>
+        </w:rPr>
+        <w:t>毛</w:t>
+      </w:r>
+      <w:r>
+        <w:rPr>
+          <w:rFonts w:hint="eastAsia" w:ascii="仿宋" w:hAnsi="仿宋" w:eastAsia="仿宋"/>
+          <w:sz w:val="32"/>
+          <w:szCs w:val="32"/>
+          <w:lang w:val="en-US" w:eastAsia="zh-CN"/>
+        </w:rPr>
+        <w:t>主席</w:t>
+      </w:r>
+      <w:r>
+        <w:rPr>
+          <w:rFonts w:hint="eastAsia" w:ascii="仿宋" w:hAnsi="仿宋" w:eastAsia="仿宋"/>
+          <w:sz w:val="32"/>
+          <w:szCs w:val="32"/>
+        </w:rPr>
+        <w:t>又看了漱玉泉。漱玉泉位于济南“天下第一泉”趵突泉公园李清照纪念堂南侧，属“趵突泉泉群”。相传宋代杰出女词人李清照曾于此掬水梳妆，填词吟诗，有《易安居士文集》、《易安词》，已散佚。后人辑有她的传世词作，就是以此泉命名为《漱玉词》的。毛</w:t>
+      </w:r>
+      <w:r>
+        <w:rPr>
+          <w:rFonts w:hint="eastAsia" w:ascii="仿宋" w:hAnsi="仿宋" w:eastAsia="仿宋"/>
+          <w:sz w:val="32"/>
+          <w:szCs w:val="32"/>
+          <w:lang w:val="en-US" w:eastAsia="zh-CN"/>
+        </w:rPr>
+        <w:t>主席</w:t>
+      </w:r>
+      <w:r>
+        <w:rPr>
+          <w:rFonts w:hint="eastAsia" w:ascii="仿宋" w:hAnsi="仿宋" w:eastAsia="仿宋"/>
+          <w:sz w:val="32"/>
+          <w:szCs w:val="32"/>
+        </w:rPr>
+        <w:t>称赞李清照不仅词写得好，而且很有爱国思想。</w:t>
+      </w:r>
+      <w:r>
+        <w:rPr>
+          <w:rFonts w:hint="eastAsia" w:ascii="仿宋" w:hAnsi="仿宋" w:eastAsia="仿宋"/>
+          <w:sz w:val="32"/>
+          <w:szCs w:val="32"/>
+          <w:lang w:eastAsia="zh-CN"/>
+        </w:rPr>
+        <w:t>）</w:t>
+      </w:r>
+    </w:p>
+    <w:p>
+      <w:pPr>
+        <w:keepNext w:val="0"/>
+        <w:keepLines w:val="0"/>
+        <w:pageBreakBefore w:val="0"/>
+        <w:widowControl w:val="0"/>
+        <w:kinsoku/>
+        <w:wordWrap/>
+        <w:overflowPunct/>
+        <w:topLinePunct w:val="0"/>
+        <w:autoSpaceDE/>
+        <w:autoSpaceDN/>
+        <w:bidi w:val="0"/>
+        <w:adjustRightInd/>
+        <w:snapToGrid/>
+        <w:spacing w:line="580" w:lineRule="exact"/>
+        <w:ind w:firstLine="646"/>
+        <w:textAlignment w:val="auto"/>
+        <w:rPr>
+          <w:rFonts w:hint="eastAsia" w:ascii="仿宋" w:hAnsi="仿宋" w:eastAsia="仿宋"/>
+          <w:sz w:val="32"/>
+          <w:szCs w:val="32"/>
+          <w:lang w:eastAsia="zh-CN"/>
+        </w:rPr>
+      </w:pPr>
+      <w:r>
+        <w:rPr>
+          <w:rFonts w:hint="eastAsia" w:ascii="仿宋" w:hAnsi="仿宋" w:eastAsia="仿宋"/>
+          <w:sz w:val="32"/>
+          <w:szCs w:val="32"/>
+          <w:lang w:eastAsia="zh-CN"/>
+        </w:rPr>
+        <w:t>（</w:t>
+      </w:r>
+      <w:r>
+        <w:rPr>
+          <w:rFonts w:hint="eastAsia" w:ascii="仿宋" w:hAnsi="仿宋" w:eastAsia="仿宋"/>
+          <w:sz w:val="32"/>
+          <w:szCs w:val="32"/>
+        </w:rPr>
+        <w:t>毛</w:t>
+      </w:r>
+      <w:r>
+        <w:rPr>
+          <w:rFonts w:hint="eastAsia" w:ascii="仿宋" w:hAnsi="仿宋" w:eastAsia="仿宋"/>
+          <w:sz w:val="32"/>
+          <w:szCs w:val="32"/>
+          <w:lang w:val="en-US" w:eastAsia="zh-CN"/>
+        </w:rPr>
+        <w:t>主席</w:t>
+      </w:r>
+      <w:r>
+        <w:rPr>
+          <w:rFonts w:hint="eastAsia" w:ascii="仿宋" w:hAnsi="仿宋" w:eastAsia="仿宋"/>
+          <w:sz w:val="32"/>
+          <w:szCs w:val="32"/>
+        </w:rPr>
+        <w:t>一行人离开漱玉泉，驱车到了济南四里山黄祖炎烈士的墓地。</w:t>
+      </w:r>
+      <w:r>
+        <w:rPr>
+          <w:rFonts w:hint="eastAsia" w:ascii="仿宋" w:hAnsi="仿宋" w:eastAsia="仿宋"/>
+          <w:sz w:val="32"/>
+          <w:szCs w:val="32"/>
+          <w:lang w:eastAsia="zh-CN"/>
+        </w:rPr>
+        <w:t>）</w:t>
+      </w:r>
+    </w:p>
+    <w:p>
+      <w:pPr>
+        <w:keepNext w:val="0"/>
+        <w:keepLines w:val="0"/>
+        <w:pageBreakBefore w:val="0"/>
+        <w:widowControl w:val="0"/>
+        <w:kinsoku/>
+        <w:wordWrap/>
+        <w:overflowPunct/>
+        <w:topLinePunct w:val="0"/>
+        <w:autoSpaceDE/>
+        <w:autoSpaceDN/>
+        <w:bidi w:val="0"/>
+        <w:adjustRightInd/>
+        <w:snapToGrid/>
+        <w:spacing w:line="580" w:lineRule="exact"/>
+        <w:ind w:firstLine="646"/>
+        <w:textAlignment w:val="auto"/>
+        <w:rPr>
+          <w:rFonts w:hint="eastAsia" w:ascii="仿宋" w:hAnsi="仿宋" w:eastAsia="仿宋"/>
+          <w:sz w:val="32"/>
+          <w:szCs w:val="32"/>
+        </w:rPr>
+      </w:pPr>
+      <w:r>
+        <w:rPr>
+          <w:rFonts w:hint="eastAsia" w:ascii="黑体" w:hAnsi="黑体" w:eastAsia="黑体" w:cs="黑体"/>
+          <w:b/>
+          <w:bCs/>
+          <w:sz w:val="32"/>
+          <w:szCs w:val="32"/>
+        </w:rPr>
+        <w:t>毛</w:t>
+      </w:r>
+      <w:r>
+        <w:rPr>
+          <w:rFonts w:hint="eastAsia" w:ascii="黑体" w:hAnsi="黑体" w:eastAsia="黑体" w:cs="黑体"/>
+          <w:b/>
+          <w:bCs/>
+          <w:sz w:val="32"/>
+          <w:szCs w:val="32"/>
+          <w:lang w:val="en-US" w:eastAsia="zh-CN"/>
+        </w:rPr>
+        <w:t>主席</w:t>
+      </w:r>
+      <w:r>
+        <w:rPr>
+          <w:rFonts w:hint="eastAsia" w:ascii="黑体" w:hAnsi="黑体" w:eastAsia="黑体" w:cs="黑体"/>
+          <w:b/>
+          <w:bCs/>
+          <w:sz w:val="32"/>
+          <w:szCs w:val="32"/>
+        </w:rPr>
+        <w:t>：</w:t>
+      </w:r>
+      <w:r>
+        <w:rPr>
+          <w:rFonts w:hint="eastAsia" w:ascii="仿宋" w:hAnsi="仿宋" w:eastAsia="仿宋"/>
+          <w:sz w:val="32"/>
+          <w:szCs w:val="32"/>
+        </w:rPr>
+        <w:t>“祖炎同志，我来看你了。”</w:t>
+      </w:r>
+    </w:p>
+    <w:p>
+      <w:pPr>
+        <w:keepNext w:val="0"/>
+        <w:keepLines w:val="0"/>
+        <w:pageBreakBefore w:val="0"/>
+        <w:widowControl w:val="0"/>
+        <w:kinsoku/>
+        <w:wordWrap/>
+        <w:overflowPunct/>
+        <w:topLinePunct w:val="0"/>
+        <w:autoSpaceDE/>
+        <w:autoSpaceDN/>
+        <w:bidi w:val="0"/>
+        <w:adjustRightInd/>
+        <w:snapToGrid/>
+        <w:spacing w:line="580" w:lineRule="exact"/>
+        <w:ind w:firstLine="646"/>
+        <w:textAlignment w:val="auto"/>
+        <w:rPr>
+          <w:rFonts w:hint="eastAsia" w:ascii="仿宋" w:hAnsi="仿宋" w:eastAsia="仿宋"/>
+          <w:sz w:val="32"/>
+          <w:szCs w:val="32"/>
+        </w:rPr>
+      </w:pPr>
+      <w:r>
+        <w:rPr>
+          <w:rFonts w:hint="eastAsia" w:ascii="黑体" w:hAnsi="黑体" w:eastAsia="黑体" w:cs="黑体"/>
+          <w:b/>
+          <w:bCs/>
+          <w:sz w:val="32"/>
+          <w:szCs w:val="32"/>
+        </w:rPr>
+        <w:t>毛</w:t>
+      </w:r>
+      <w:r>
+        <w:rPr>
+          <w:rFonts w:hint="eastAsia" w:ascii="黑体" w:hAnsi="黑体" w:eastAsia="黑体" w:cs="黑体"/>
+          <w:b/>
+          <w:bCs/>
+          <w:sz w:val="32"/>
+          <w:szCs w:val="32"/>
+          <w:lang w:val="en-US" w:eastAsia="zh-CN"/>
+        </w:rPr>
+        <w:t>主席</w:t>
+      </w:r>
+      <w:r>
+        <w:rPr>
+          <w:rFonts w:hint="eastAsia" w:ascii="黑体" w:hAnsi="黑体" w:eastAsia="黑体" w:cs="黑体"/>
+          <w:b/>
+          <w:bCs/>
+          <w:sz w:val="32"/>
+          <w:szCs w:val="32"/>
+        </w:rPr>
+        <w:t>：</w:t>
+      </w:r>
+      <w:r>
+        <w:rPr>
+          <w:rFonts w:hint="eastAsia" w:ascii="仿宋" w:hAnsi="仿宋" w:eastAsia="仿宋"/>
+          <w:sz w:val="32"/>
+          <w:szCs w:val="32"/>
+        </w:rPr>
+        <w:t>“祖炎是个好同志，对党忠诚。他的牺牲是我党我军的一大损失。”</w:t>
+      </w:r>
+    </w:p>
+    <w:p>
+      <w:pPr>
+        <w:keepNext w:val="0"/>
+        <w:keepLines w:val="0"/>
+        <w:pageBreakBefore w:val="0"/>
+        <w:widowControl w:val="0"/>
+        <w:kinsoku/>
+        <w:wordWrap/>
+        <w:overflowPunct/>
+        <w:topLinePunct w:val="0"/>
+        <w:autoSpaceDE/>
+        <w:autoSpaceDN/>
+        <w:bidi w:val="0"/>
+        <w:adjustRightInd/>
+        <w:snapToGrid/>
+        <w:spacing w:line="580" w:lineRule="exact"/>
+        <w:ind w:firstLine="646"/>
+        <w:textAlignment w:val="auto"/>
+        <w:rPr>
+          <w:rFonts w:hint="eastAsia" w:ascii="仿宋" w:hAnsi="仿宋" w:eastAsia="仿宋"/>
+          <w:sz w:val="32"/>
+          <w:szCs w:val="32"/>
+          <w:lang w:eastAsia="zh-CN"/>
+        </w:rPr>
+      </w:pPr>
+      <w:r>
+        <w:rPr>
+          <w:rFonts w:hint="eastAsia" w:ascii="仿宋" w:hAnsi="仿宋" w:eastAsia="仿宋"/>
+          <w:sz w:val="32"/>
+          <w:szCs w:val="32"/>
+          <w:lang w:eastAsia="zh-CN"/>
+        </w:rPr>
+        <w:t>（</w:t>
+      </w:r>
+      <w:r>
+        <w:rPr>
+          <w:rFonts w:hint="eastAsia" w:ascii="仿宋" w:hAnsi="仿宋" w:eastAsia="仿宋"/>
+          <w:sz w:val="32"/>
+          <w:szCs w:val="32"/>
+        </w:rPr>
+        <w:t>中午，毛泽东返回住地，吃过午饭，稍事休息后，和罗瑞卿、许世友等人聊了一会儿。</w:t>
+      </w:r>
+      <w:r>
+        <w:rPr>
+          <w:rFonts w:hint="eastAsia" w:ascii="仿宋" w:hAnsi="仿宋" w:eastAsia="仿宋"/>
+          <w:sz w:val="32"/>
+          <w:szCs w:val="32"/>
+          <w:lang w:eastAsia="zh-CN"/>
+        </w:rPr>
+        <w:t>）</w:t>
+      </w:r>
+    </w:p>
+    <w:p>
+      <w:pPr>
+        <w:keepNext w:val="0"/>
+        <w:keepLines w:val="0"/>
+        <w:pageBreakBefore w:val="0"/>
+        <w:widowControl w:val="0"/>
+        <w:kinsoku/>
+        <w:wordWrap/>
+        <w:overflowPunct/>
+        <w:topLinePunct w:val="0"/>
+        <w:autoSpaceDE/>
+        <w:autoSpaceDN/>
+        <w:bidi w:val="0"/>
+        <w:adjustRightInd/>
+        <w:snapToGrid/>
+        <w:spacing w:line="580" w:lineRule="exact"/>
+        <w:ind w:firstLine="646"/>
+        <w:textAlignment w:val="auto"/>
+        <w:rPr>
+          <w:rFonts w:hint="eastAsia" w:ascii="仿宋" w:hAnsi="仿宋" w:eastAsia="仿宋"/>
+          <w:sz w:val="32"/>
+          <w:szCs w:val="32"/>
+        </w:rPr>
+      </w:pPr>
+      <w:r>
+        <w:rPr>
+          <w:rFonts w:hint="eastAsia" w:ascii="黑体" w:hAnsi="黑体" w:eastAsia="黑体" w:cs="黑体"/>
+          <w:b/>
+          <w:bCs/>
+          <w:sz w:val="32"/>
+          <w:szCs w:val="32"/>
+        </w:rPr>
+        <w:t>毛</w:t>
+      </w:r>
+      <w:r>
+        <w:rPr>
+          <w:rFonts w:hint="eastAsia" w:ascii="黑体" w:hAnsi="黑体" w:eastAsia="黑体" w:cs="黑体"/>
+          <w:b/>
+          <w:bCs/>
+          <w:sz w:val="32"/>
+          <w:szCs w:val="32"/>
+          <w:lang w:val="en-US" w:eastAsia="zh-CN"/>
+        </w:rPr>
+        <w:t>主席</w:t>
+      </w:r>
+      <w:r>
+        <w:rPr>
+          <w:rFonts w:hint="eastAsia" w:ascii="黑体" w:hAnsi="黑体" w:eastAsia="黑体" w:cs="黑体"/>
+          <w:b/>
+          <w:bCs/>
+          <w:sz w:val="32"/>
+          <w:szCs w:val="32"/>
+        </w:rPr>
+        <w:t>：</w:t>
+      </w:r>
+      <w:r>
+        <w:rPr>
+          <w:rFonts w:hint="eastAsia" w:ascii="仿宋" w:hAnsi="仿宋" w:eastAsia="仿宋"/>
+          <w:sz w:val="32"/>
+          <w:szCs w:val="32"/>
+        </w:rPr>
+        <w:t>“走，我们看大明湖，看北极阁，看王耀武的指挥所。”</w:t>
+      </w:r>
+    </w:p>
+    <w:p>
+      <w:pPr>
+        <w:keepNext w:val="0"/>
+        <w:keepLines w:val="0"/>
+        <w:pageBreakBefore w:val="0"/>
+        <w:widowControl w:val="0"/>
+        <w:kinsoku/>
+        <w:wordWrap/>
+        <w:overflowPunct/>
+        <w:topLinePunct w:val="0"/>
+        <w:autoSpaceDE/>
+        <w:autoSpaceDN/>
+        <w:bidi w:val="0"/>
+        <w:adjustRightInd/>
+        <w:snapToGrid/>
+        <w:spacing w:line="580" w:lineRule="exact"/>
+        <w:ind w:firstLine="646"/>
+        <w:textAlignment w:val="auto"/>
+        <w:rPr>
+          <w:rFonts w:hint="eastAsia" w:ascii="仿宋" w:hAnsi="仿宋" w:eastAsia="仿宋"/>
+          <w:sz w:val="32"/>
+          <w:szCs w:val="32"/>
+        </w:rPr>
+      </w:pPr>
+      <w:r>
+        <w:rPr>
+          <w:rFonts w:hint="eastAsia" w:ascii="黑体" w:hAnsi="黑体" w:eastAsia="黑体" w:cs="黑体"/>
+          <w:b/>
+          <w:bCs/>
+          <w:sz w:val="32"/>
+          <w:szCs w:val="32"/>
+        </w:rPr>
+        <w:t>毛</w:t>
+      </w:r>
+      <w:r>
+        <w:rPr>
+          <w:rFonts w:hint="eastAsia" w:ascii="黑体" w:hAnsi="黑体" w:eastAsia="黑体" w:cs="黑体"/>
+          <w:b/>
+          <w:bCs/>
+          <w:sz w:val="32"/>
+          <w:szCs w:val="32"/>
+          <w:lang w:val="en-US" w:eastAsia="zh-CN"/>
+        </w:rPr>
+        <w:t>主席</w:t>
+      </w:r>
+      <w:r>
+        <w:rPr>
+          <w:rFonts w:hint="eastAsia" w:ascii="黑体" w:hAnsi="黑体" w:eastAsia="黑体" w:cs="黑体"/>
+          <w:b/>
+          <w:bCs/>
+          <w:sz w:val="32"/>
+          <w:szCs w:val="32"/>
+        </w:rPr>
+        <w:t>：</w:t>
+      </w:r>
+      <w:r>
+        <w:rPr>
+          <w:rFonts w:hint="eastAsia" w:ascii="仿宋" w:hAnsi="仿宋" w:eastAsia="仿宋"/>
+          <w:sz w:val="32"/>
+          <w:szCs w:val="32"/>
+        </w:rPr>
+        <w:t>“济南战役</w:t>
+      </w:r>
+      <w:r>
+        <w:rPr>
+          <w:rStyle w:val="FootnoteReference"/>
+          <w:vertAlign w:val="superscript"/>
+        </w:rPr>
+        <w:t>[14]</w:t>
+      </w:r>
+      <w:r>
+        <w:rPr>
+          <w:rStyle w:val="FootnoteReference"/>
+          <w:vertAlign w:val="superscript"/>
+          <w:vanish/>
+          <w:specVanish/>
+        </w:rPr>
+        <w:footnoteReference w:id="14"/>
+      </w:r>
+      <w:r>
+        <w:rPr>
+          <w:rFonts w:hint="eastAsia" w:ascii="仿宋" w:hAnsi="仿宋" w:eastAsia="仿宋"/>
+          <w:sz w:val="32"/>
+          <w:szCs w:val="32"/>
+        </w:rPr>
+        <w:t>很重要，粟裕</w:t>
+      </w:r>
+      <w:r>
+        <w:rPr>
+          <w:rStyle w:val="FootnoteReference"/>
+          <w:vertAlign w:val="superscript"/>
+        </w:rPr>
+        <w:t>[15]</w:t>
+      </w:r>
+      <w:r>
+        <w:rPr>
+          <w:rStyle w:val="FootnoteReference"/>
+          <w:vertAlign w:val="superscript"/>
+          <w:vanish/>
+          <w:specVanish/>
+        </w:rPr>
+        <w:footnoteReference w:id="17"/>
+      </w:r>
+      <w:r>
+        <w:rPr>
+          <w:rFonts w:hint="eastAsia" w:ascii="仿宋" w:hAnsi="仿宋" w:eastAsia="仿宋"/>
+          <w:sz w:val="32"/>
+          <w:szCs w:val="32"/>
+        </w:rPr>
+        <w:t xml:space="preserve">和你都指挥得不错。你们提出的‘打到济南府，活捉王耀武’的口号很好，最后实现了这个目标。”</w:t>
+      </w:r>
+    </w:p>
+    <w:p>
+      <w:pPr>
+        <w:keepNext w:val="0"/>
+        <w:keepLines w:val="0"/>
+        <w:pageBreakBefore w:val="0"/>
+        <w:widowControl w:val="0"/>
+        <w:kinsoku/>
+        <w:wordWrap/>
+        <w:overflowPunct/>
+        <w:topLinePunct w:val="0"/>
+        <w:autoSpaceDE/>
+        <w:autoSpaceDN/>
+        <w:bidi w:val="0"/>
+        <w:adjustRightInd/>
+        <w:snapToGrid/>
+        <w:spacing w:line="580" w:lineRule="exact"/>
+        <w:ind w:firstLine="646"/>
+        <w:textAlignment w:val="auto"/>
+        <w:rPr>
+          <w:rFonts w:hint="eastAsia" w:ascii="仿宋" w:hAnsi="仿宋" w:eastAsia="仿宋"/>
+          <w:sz w:val="32"/>
+          <w:szCs w:val="32"/>
+        </w:rPr>
+      </w:pPr>
+      <w:r>
+        <w:rPr>
+          <w:rFonts w:hint="eastAsia" w:ascii="仿宋" w:hAnsi="仿宋" w:eastAsia="仿宋"/>
+          <w:sz w:val="32"/>
+          <w:szCs w:val="32"/>
+        </w:rPr>
+        <w:t>许世友：“济南战役所以能取得胜利，一是中央军委和毛主席指挥得好，思想明确，方针对头；二是广大指战员不怕牺牲，英勇作战。”</w:t>
+      </w:r>
+    </w:p>
+    <w:p>
+      <w:pPr>
+        <w:keepNext w:val="0"/>
+        <w:keepLines w:val="0"/>
+        <w:pageBreakBefore w:val="0"/>
+        <w:widowControl w:val="0"/>
+        <w:kinsoku/>
+        <w:wordWrap/>
+        <w:overflowPunct/>
+        <w:topLinePunct w:val="0"/>
+        <w:autoSpaceDE/>
+        <w:autoSpaceDN/>
+        <w:bidi w:val="0"/>
+        <w:adjustRightInd/>
+        <w:snapToGrid/>
+        <w:spacing w:line="580" w:lineRule="exact"/>
+        <w:ind w:firstLine="646"/>
+        <w:textAlignment w:val="auto"/>
+        <w:rPr>
+          <w:rFonts w:hint="eastAsia" w:ascii="仿宋" w:hAnsi="仿宋" w:eastAsia="仿宋"/>
+          <w:sz w:val="32"/>
+          <w:szCs w:val="32"/>
+        </w:rPr>
+      </w:pPr>
+      <w:r>
+        <w:rPr>
+          <w:rFonts w:hint="eastAsia" w:ascii="黑体" w:hAnsi="黑体" w:eastAsia="黑体" w:cs="黑体"/>
+          <w:b/>
+          <w:bCs/>
+          <w:sz w:val="32"/>
+          <w:szCs w:val="32"/>
+        </w:rPr>
+        <w:t>毛</w:t>
+      </w:r>
+      <w:r>
+        <w:rPr>
+          <w:rFonts w:hint="eastAsia" w:ascii="黑体" w:hAnsi="黑体" w:eastAsia="黑体" w:cs="黑体"/>
+          <w:b/>
+          <w:bCs/>
+          <w:sz w:val="32"/>
+          <w:szCs w:val="32"/>
+          <w:lang w:val="en-US" w:eastAsia="zh-CN"/>
+        </w:rPr>
+        <w:t>主席</w:t>
+      </w:r>
+      <w:r>
+        <w:rPr>
+          <w:rFonts w:hint="eastAsia" w:ascii="黑体" w:hAnsi="黑体" w:eastAsia="黑体" w:cs="黑体"/>
+          <w:b/>
+          <w:bCs/>
+          <w:sz w:val="32"/>
+          <w:szCs w:val="32"/>
+        </w:rPr>
+        <w:t>：</w:t>
+      </w:r>
+      <w:r>
+        <w:rPr>
+          <w:rFonts w:hint="eastAsia" w:ascii="仿宋" w:hAnsi="仿宋" w:eastAsia="仿宋"/>
+          <w:sz w:val="32"/>
+          <w:szCs w:val="32"/>
+        </w:rPr>
+        <w:t>“你许世友也是有功的呀！听说最后攻城门时很激烈？”</w:t>
+      </w:r>
+    </w:p>
+    <w:p>
+      <w:pPr>
+        <w:keepNext w:val="0"/>
+        <w:keepLines w:val="0"/>
+        <w:pageBreakBefore w:val="0"/>
+        <w:widowControl w:val="0"/>
+        <w:kinsoku/>
+        <w:wordWrap/>
+        <w:overflowPunct/>
+        <w:topLinePunct w:val="0"/>
+        <w:autoSpaceDE/>
+        <w:autoSpaceDN/>
+        <w:bidi w:val="0"/>
+        <w:adjustRightInd/>
+        <w:snapToGrid/>
+        <w:spacing w:line="580" w:lineRule="exact"/>
+        <w:ind w:firstLine="646"/>
+        <w:textAlignment w:val="auto"/>
+        <w:rPr>
+          <w:rFonts w:hint="eastAsia" w:ascii="仿宋" w:hAnsi="仿宋" w:eastAsia="仿宋"/>
+          <w:sz w:val="32"/>
+          <w:szCs w:val="32"/>
+        </w:rPr>
+      </w:pPr>
+      <w:r>
+        <w:rPr>
+          <w:rFonts w:hint="eastAsia" w:ascii="仿宋" w:hAnsi="仿宋" w:eastAsia="仿宋"/>
+          <w:sz w:val="32"/>
+          <w:szCs w:val="32"/>
+        </w:rPr>
+        <w:t>许世友：“9月23号晚，我们对内城发起总攻。内城是济南军事的核心阵地，城墙又高又厚，又设有明碉暗堡。东西两大集团在炮兵火力支援下，对内城发起突击。各部英勇作战，相继突破城墙，但守军依托坚固的城墙阵地顽抗。我9纵队第25师第73团，在团长张慕伟带领下冒着炮火越过护城河，连续爆破，曾4次登城受挫，但他们越挫越勇，终于在24日凌晨占领突破口，首先登上城头，击退国民党军敢死队多次反扑，又在突破口左侧炸开约6米宽的豁口，为友邻部队开辟了向纵深发展的道路。这个团攻入城后大胆穿插分割，又大量消灭敌人……”</w:t>
+      </w:r>
+    </w:p>
+    <w:p>
+      <w:pPr>
+        <w:keepNext w:val="0"/>
+        <w:keepLines w:val="0"/>
+        <w:pageBreakBefore w:val="0"/>
+        <w:widowControl w:val="0"/>
+        <w:kinsoku/>
+        <w:wordWrap/>
+        <w:overflowPunct/>
+        <w:topLinePunct w:val="0"/>
+        <w:autoSpaceDE/>
+        <w:autoSpaceDN/>
+        <w:bidi w:val="0"/>
+        <w:adjustRightInd/>
+        <w:snapToGrid/>
+        <w:spacing w:line="580" w:lineRule="exact"/>
+        <w:ind w:firstLine="646"/>
+        <w:textAlignment w:val="auto"/>
+        <w:rPr>
+          <w:rFonts w:hint="eastAsia" w:ascii="仿宋" w:hAnsi="仿宋" w:eastAsia="仿宋"/>
+          <w:sz w:val="32"/>
+          <w:szCs w:val="32"/>
+        </w:rPr>
+      </w:pPr>
+      <w:r>
+        <w:rPr>
+          <w:rFonts w:hint="eastAsia" w:ascii="黑体" w:hAnsi="黑体" w:eastAsia="黑体" w:cs="黑体"/>
+          <w:b/>
+          <w:bCs/>
+          <w:sz w:val="32"/>
+          <w:szCs w:val="32"/>
+        </w:rPr>
+        <w:t>毛</w:t>
+      </w:r>
+      <w:r>
+        <w:rPr>
+          <w:rFonts w:hint="eastAsia" w:ascii="黑体" w:hAnsi="黑体" w:eastAsia="黑体" w:cs="黑体"/>
+          <w:b/>
+          <w:bCs/>
+          <w:sz w:val="32"/>
+          <w:szCs w:val="32"/>
+          <w:lang w:val="en-US" w:eastAsia="zh-CN"/>
+        </w:rPr>
+        <w:t>主席</w:t>
+      </w:r>
+      <w:r>
+        <w:rPr>
+          <w:rFonts w:hint="eastAsia" w:ascii="黑体" w:hAnsi="黑体" w:eastAsia="黑体" w:cs="黑体"/>
+          <w:b/>
+          <w:bCs/>
+          <w:sz w:val="32"/>
+          <w:szCs w:val="32"/>
+        </w:rPr>
+        <w:t>：</w:t>
+      </w:r>
+      <w:r>
+        <w:rPr>
+          <w:rFonts w:hint="eastAsia" w:ascii="仿宋" w:hAnsi="仿宋" w:eastAsia="仿宋"/>
+          <w:sz w:val="32"/>
+          <w:szCs w:val="32"/>
+        </w:rPr>
+        <w:t>“是不是授予称号的那个团？”</w:t>
+      </w:r>
+    </w:p>
+    <w:p>
+      <w:pPr>
+        <w:keepNext w:val="0"/>
+        <w:keepLines w:val="0"/>
+        <w:pageBreakBefore w:val="0"/>
+        <w:widowControl w:val="0"/>
+        <w:kinsoku/>
+        <w:wordWrap/>
+        <w:overflowPunct/>
+        <w:topLinePunct w:val="0"/>
+        <w:autoSpaceDE/>
+        <w:autoSpaceDN/>
+        <w:bidi w:val="0"/>
+        <w:adjustRightInd/>
+        <w:snapToGrid/>
+        <w:spacing w:line="580" w:lineRule="exact"/>
+        <w:ind w:firstLine="646"/>
+        <w:textAlignment w:val="auto"/>
+        <w:rPr>
+          <w:rFonts w:hint="eastAsia" w:ascii="仿宋" w:hAnsi="仿宋" w:eastAsia="仿宋"/>
+          <w:sz w:val="32"/>
+          <w:szCs w:val="32"/>
+        </w:rPr>
+      </w:pPr>
+      <w:r>
+        <w:rPr>
+          <w:rFonts w:hint="eastAsia" w:ascii="仿宋" w:hAnsi="仿宋" w:eastAsia="仿宋"/>
+          <w:sz w:val="32"/>
+          <w:szCs w:val="32"/>
+          <w:lang w:val="en-US" w:eastAsia="zh-CN"/>
+        </w:rPr>
+        <w:t>许世友：</w:t>
+      </w:r>
+      <w:r>
+        <w:rPr>
+          <w:rFonts w:hint="eastAsia" w:ascii="仿宋" w:hAnsi="仿宋" w:eastAsia="仿宋"/>
+          <w:sz w:val="32"/>
+          <w:szCs w:val="32"/>
+        </w:rPr>
+        <w:t>“对，我们马上上报这个团的事迹和整个战役的情况，中央军委当天即授予该团为‘济南第一团</w:t>
+      </w:r>
+      <w:r>
+        <w:rPr>
+          <w:rStyle w:val="FootnoteReference"/>
+          <w:vertAlign w:val="superscript"/>
+        </w:rPr>
+        <w:t>[16]</w:t>
+      </w:r>
+      <w:r>
+        <w:rPr>
+          <w:rStyle w:val="FootnoteReference"/>
+          <w:vertAlign w:val="superscript"/>
+          <w:vanish/>
+          <w:specVanish/>
+        </w:rPr>
+        <w:footnoteReference w:id="15"/>
+      </w:r>
+      <w:r>
+        <w:rPr>
+          <w:rFonts w:hint="eastAsia" w:ascii="仿宋" w:hAnsi="仿宋" w:eastAsia="仿宋"/>
+          <w:sz w:val="32"/>
+          <w:szCs w:val="32"/>
+        </w:rPr>
+        <w:t xml:space="preserve">’的称号。那个团的</w:t>
+      </w:r>
+      <w:r>
+        <w:rPr>
+          <w:rFonts w:hint="eastAsia" w:ascii="仿宋" w:hAnsi="仿宋" w:eastAsia="仿宋"/>
+          <w:sz w:val="32"/>
+          <w:szCs w:val="32"/>
+          <w:lang w:val="en-US" w:eastAsia="zh-CN"/>
+        </w:rPr>
+        <w:t>七</w:t>
+      </w:r>
+      <w:r>
+        <w:rPr>
+          <w:rFonts w:hint="eastAsia" w:ascii="仿宋" w:hAnsi="仿宋" w:eastAsia="仿宋"/>
+          <w:sz w:val="32"/>
+          <w:szCs w:val="32"/>
+        </w:rPr>
+        <w:t>连，被纵队领导机关授予‘济南英雄连’的称号。”</w:t>
+      </w:r>
+    </w:p>
+    <w:p>
+      <w:pPr>
+        <w:keepNext w:val="0"/>
+        <w:keepLines w:val="0"/>
+        <w:pageBreakBefore w:val="0"/>
+        <w:widowControl w:val="0"/>
+        <w:kinsoku/>
+        <w:wordWrap/>
+        <w:overflowPunct/>
+        <w:topLinePunct w:val="0"/>
+        <w:autoSpaceDE/>
+        <w:autoSpaceDN/>
+        <w:bidi w:val="0"/>
+        <w:adjustRightInd/>
+        <w:snapToGrid/>
+        <w:spacing w:line="580" w:lineRule="exact"/>
+        <w:ind w:firstLine="646"/>
+        <w:textAlignment w:val="auto"/>
+        <w:rPr>
+          <w:rFonts w:hint="eastAsia" w:ascii="仿宋" w:hAnsi="仿宋" w:eastAsia="仿宋"/>
+          <w:sz w:val="32"/>
+          <w:szCs w:val="32"/>
+        </w:rPr>
+      </w:pPr>
+      <w:r>
+        <w:rPr>
+          <w:rFonts w:hint="eastAsia" w:ascii="黑体" w:hAnsi="黑体" w:eastAsia="黑体" w:cs="黑体"/>
+          <w:b/>
+          <w:bCs/>
+          <w:sz w:val="32"/>
+          <w:szCs w:val="32"/>
+        </w:rPr>
+        <w:t>毛</w:t>
+      </w:r>
+      <w:r>
+        <w:rPr>
+          <w:rFonts w:hint="eastAsia" w:ascii="黑体" w:hAnsi="黑体" w:eastAsia="黑体" w:cs="黑体"/>
+          <w:b/>
+          <w:bCs/>
+          <w:sz w:val="32"/>
+          <w:szCs w:val="32"/>
+          <w:lang w:val="en-US" w:eastAsia="zh-CN"/>
+        </w:rPr>
+        <w:t>主席</w:t>
+      </w:r>
+      <w:r>
+        <w:rPr>
+          <w:rFonts w:hint="eastAsia" w:ascii="黑体" w:hAnsi="黑体" w:eastAsia="黑体" w:cs="黑体"/>
+          <w:b/>
+          <w:bCs/>
+          <w:sz w:val="32"/>
+          <w:szCs w:val="32"/>
+        </w:rPr>
+        <w:t>：</w:t>
+      </w:r>
+      <w:r>
+        <w:rPr>
+          <w:rFonts w:hint="eastAsia" w:ascii="仿宋" w:hAnsi="仿宋" w:eastAsia="仿宋"/>
+          <w:sz w:val="32"/>
+          <w:szCs w:val="32"/>
+        </w:rPr>
+        <w:t>“听说王耀武差一点跑了？”</w:t>
+      </w:r>
+    </w:p>
+    <w:p>
+      <w:pPr>
+        <w:keepNext w:val="0"/>
+        <w:keepLines w:val="0"/>
+        <w:pageBreakBefore w:val="0"/>
+        <w:widowControl w:val="0"/>
+        <w:kinsoku/>
+        <w:wordWrap/>
+        <w:overflowPunct/>
+        <w:topLinePunct w:val="0"/>
+        <w:autoSpaceDE/>
+        <w:autoSpaceDN/>
+        <w:bidi w:val="0"/>
+        <w:adjustRightInd/>
+        <w:snapToGrid/>
+        <w:spacing w:line="580" w:lineRule="exact"/>
+        <w:ind w:firstLine="646"/>
+        <w:textAlignment w:val="auto"/>
+        <w:rPr>
+          <w:rFonts w:hint="eastAsia" w:ascii="仿宋" w:hAnsi="仿宋" w:eastAsia="仿宋"/>
+          <w:sz w:val="32"/>
+          <w:szCs w:val="32"/>
+        </w:rPr>
+      </w:pPr>
+      <w:r>
+        <w:rPr>
+          <w:rFonts w:hint="eastAsia" w:ascii="仿宋" w:hAnsi="仿宋" w:eastAsia="仿宋"/>
+          <w:sz w:val="32"/>
+          <w:szCs w:val="32"/>
+        </w:rPr>
+        <w:t>许世友：“我们在9月24日下午，全歼内城守军，解放了济南，却没抓到王耀武。这可把我们急坏了，下令全军必须严密把守，认真查询。不久，来了报告，说第二绥靖区司令官王耀武、副司令官牟中珩和国民党山东省党部主任委员庞镜塘等，化装混进难民群里，准备沿胶济铁路逃向青岛。28日早晨，王耀武在4个卫士保护下，到了长剑桥头，被我公安人员查获。开始他还不承认，后来经审讯才供出了自己的大名，并请求送往华东军区。”</w:t>
+      </w:r>
+    </w:p>
+    <w:p>
+      <w:pPr>
+        <w:keepNext w:val="0"/>
+        <w:keepLines w:val="0"/>
+        <w:pageBreakBefore w:val="0"/>
+        <w:widowControl w:val="0"/>
+        <w:kinsoku/>
+        <w:wordWrap/>
+        <w:overflowPunct/>
+        <w:topLinePunct w:val="0"/>
+        <w:autoSpaceDE/>
+        <w:autoSpaceDN/>
+        <w:bidi w:val="0"/>
+        <w:adjustRightInd/>
+        <w:snapToGrid/>
+        <w:spacing w:line="580" w:lineRule="exact"/>
+        <w:ind w:firstLine="646"/>
+        <w:textAlignment w:val="auto"/>
+        <w:rPr>
+          <w:rFonts w:hint="eastAsia" w:ascii="仿宋" w:hAnsi="仿宋" w:eastAsia="仿宋"/>
+          <w:sz w:val="32"/>
+          <w:szCs w:val="32"/>
+        </w:rPr>
+      </w:pPr>
+      <w:r>
+        <w:rPr>
+          <w:rFonts w:hint="eastAsia" w:ascii="黑体" w:hAnsi="黑体" w:eastAsia="黑体" w:cs="黑体"/>
+          <w:b/>
+          <w:bCs/>
+          <w:sz w:val="32"/>
+          <w:szCs w:val="32"/>
+        </w:rPr>
+        <w:t>毛</w:t>
+      </w:r>
+      <w:r>
+        <w:rPr>
+          <w:rFonts w:hint="eastAsia" w:ascii="黑体" w:hAnsi="黑体" w:eastAsia="黑体" w:cs="黑体"/>
+          <w:b/>
+          <w:bCs/>
+          <w:sz w:val="32"/>
+          <w:szCs w:val="32"/>
+          <w:lang w:val="en-US" w:eastAsia="zh-CN"/>
+        </w:rPr>
+        <w:t>主席</w:t>
+      </w:r>
+      <w:r>
+        <w:rPr>
+          <w:rFonts w:hint="eastAsia" w:ascii="黑体" w:hAnsi="黑体" w:eastAsia="黑体" w:cs="黑体"/>
+          <w:b/>
+          <w:bCs/>
+          <w:sz w:val="32"/>
+          <w:szCs w:val="32"/>
+        </w:rPr>
+        <w:t>：</w:t>
+      </w:r>
+      <w:r>
+        <w:rPr>
+          <w:rFonts w:hint="eastAsia" w:ascii="仿宋" w:hAnsi="仿宋" w:eastAsia="仿宋"/>
+          <w:sz w:val="32"/>
+          <w:szCs w:val="32"/>
+        </w:rPr>
+        <w:t>“你们是布下了天罗地网了！整个战役歼敌</w:t>
+      </w:r>
+      <w:r>
+        <w:rPr>
+          <w:rFonts w:hint="eastAsia" w:ascii="仿宋" w:hAnsi="仿宋" w:eastAsia="仿宋"/>
+          <w:sz w:val="32"/>
+          <w:szCs w:val="32"/>
+          <w:lang w:val="en-US" w:eastAsia="zh-CN"/>
+        </w:rPr>
+        <w:t>十</w:t>
+      </w:r>
+      <w:r>
+        <w:rPr>
+          <w:rFonts w:hint="eastAsia" w:ascii="仿宋" w:hAnsi="仿宋" w:eastAsia="仿宋"/>
+          <w:sz w:val="32"/>
+          <w:szCs w:val="32"/>
+        </w:rPr>
+        <w:t>万，不简单！这次战役，使华北、华东两大解放区连成一片，为淮海战役</w:t>
+      </w:r>
+      <w:r>
+        <w:rPr>
+          <w:rStyle w:val="FootnoteReference"/>
+          <w:vertAlign w:val="superscript"/>
+        </w:rPr>
+        <w:t>[17]</w:t>
+      </w:r>
+      <w:r>
+        <w:rPr>
+          <w:rStyle w:val="FootnoteReference"/>
+          <w:vertAlign w:val="superscript"/>
+          <w:vanish/>
+          <w:specVanish/>
+        </w:rPr>
+        <w:footnoteReference w:id="16"/>
+      </w:r>
+      <w:r>
+        <w:rPr>
+          <w:rFonts w:hint="eastAsia" w:ascii="仿宋" w:hAnsi="仿宋" w:eastAsia="仿宋"/>
+          <w:sz w:val="32"/>
+          <w:szCs w:val="32"/>
+        </w:rPr>
+        <w:t xml:space="preserve">、平津战役创造了经验和条件。”</w:t>
+      </w:r>
+    </w:p>
+    <w:p>
+      <w:pPr>
+        <w:keepNext w:val="0"/>
+        <w:keepLines w:val="0"/>
+        <w:pageBreakBefore w:val="0"/>
+        <w:widowControl w:val="0"/>
+        <w:kinsoku/>
+        <w:wordWrap/>
+        <w:overflowPunct/>
+        <w:topLinePunct w:val="0"/>
+        <w:autoSpaceDE/>
+        <w:autoSpaceDN/>
+        <w:bidi w:val="0"/>
+        <w:adjustRightInd/>
+        <w:snapToGrid/>
+        <w:spacing w:line="580" w:lineRule="exact"/>
+        <w:ind w:firstLine="646"/>
+        <w:textAlignment w:val="auto"/>
+        <w:rPr>
+          <w:rFonts w:hint="eastAsia" w:ascii="仿宋" w:hAnsi="仿宋" w:eastAsia="仿宋"/>
+          <w:sz w:val="32"/>
+          <w:szCs w:val="32"/>
+          <w:lang w:eastAsia="zh-CN"/>
+        </w:rPr>
+      </w:pPr>
+      <w:r>
+        <w:rPr>
+          <w:rFonts w:hint="eastAsia" w:ascii="仿宋" w:hAnsi="仿宋" w:eastAsia="仿宋"/>
+          <w:sz w:val="32"/>
+          <w:szCs w:val="32"/>
+          <w:lang w:eastAsia="zh-CN"/>
+        </w:rPr>
+        <w:t>（</w:t>
+      </w:r>
+      <w:r>
+        <w:rPr>
+          <w:rFonts w:hint="eastAsia" w:ascii="仿宋" w:hAnsi="仿宋" w:eastAsia="仿宋"/>
+          <w:sz w:val="32"/>
+          <w:szCs w:val="32"/>
+        </w:rPr>
+        <w:t>毛</w:t>
+      </w:r>
+      <w:r>
+        <w:rPr>
+          <w:rFonts w:hint="eastAsia" w:ascii="仿宋" w:hAnsi="仿宋" w:eastAsia="仿宋"/>
+          <w:sz w:val="32"/>
+          <w:szCs w:val="32"/>
+          <w:lang w:val="en-US" w:eastAsia="zh-CN"/>
+        </w:rPr>
+        <w:t>主席</w:t>
+      </w:r>
+      <w:r>
+        <w:rPr>
+          <w:rFonts w:hint="eastAsia" w:ascii="仿宋" w:hAnsi="仿宋" w:eastAsia="仿宋"/>
+          <w:sz w:val="32"/>
+          <w:szCs w:val="32"/>
+        </w:rPr>
+        <w:t>一行荡舟大明湖，登上了湖心岛，观看历下亭</w:t>
+      </w:r>
+      <w:r>
+        <w:rPr>
+          <w:rStyle w:val="FootnoteReference"/>
+          <w:vertAlign w:val="superscript"/>
+        </w:rPr>
+        <w:t>[18]</w:t>
+      </w:r>
+      <w:r>
+        <w:rPr>
+          <w:rStyle w:val="FootnoteReference"/>
+          <w:vertAlign w:val="superscript"/>
+          <w:vanish/>
+          <w:specVanish/>
+        </w:rPr>
         <w:footnoteReference w:id="18"/>
-        <w:t>]</w:t>
       </w:r>
       <w:r>
         <w:rPr>
@@ -3972,13 +4074,39 @@
       </w:pPr>
       <w:r>
         <w:rPr>
+          <w:rStyle w:val="FootnoteReference"/>
+        </w:rPr>
+        <w:t>[2]</w:t>
+      </w:r>
+      <w:r>
+        <w:rPr>
+          <w:rFonts w:hint="eastAsia" w:asciiTheme="minorEastAsia" w:hAnsiTheme="minorEastAsia" w:cstheme="minorBidi"/>
+          <w:kern w:val="2"/>
+          <w:sz w:val="21"/>
+          <w:szCs w:val="21"/>
+          <w:lang w:val="en-US" w:eastAsia="zh-CN" w:bidi="ar-SA"/>
+        </w:rPr>
+        <w:t>关于本文的真实性及时间还存在争议，《</w:t>
+      </w:r>
+      <w:r>
+        <w:rPr>
           <w:rFonts w:hint="eastAsia" w:asciiTheme="minorEastAsia" w:hAnsiTheme="minorEastAsia" w:eastAsiaTheme="minorEastAsia" w:cstheme="minorBidi"/>
           <w:kern w:val="2"/>
           <w:sz w:val="21"/>
           <w:szCs w:val="21"/>
           <w:lang w:val="en-US" w:eastAsia="zh-CN" w:bidi="ar-SA"/>
         </w:rPr>
-        <w:t>[</w:t>
+        <w:t>毛泽东年谱</w:t>
+      </w:r>
+      <w:r>
+        <w:rPr>
+          <w:rFonts w:hint="eastAsia" w:asciiTheme="minorEastAsia" w:hAnsiTheme="minorEastAsia" w:cstheme="minorBidi"/>
+          <w:kern w:val="2"/>
+          <w:sz w:val="21"/>
+          <w:szCs w:val="21"/>
+          <w:lang w:val="en-US" w:eastAsia="zh-CN" w:bidi="ar-SA"/>
+        </w:rPr>
+        <w:t>》中并未记载。</w:t>
       </w:r>
       <w:r>
         <w:rPr>
@@ -3988,17 +4116,7 @@
           <w:szCs w:val="21"/>
           <w:lang w:val="en-US" w:eastAsia="zh-CN" w:bidi="ar-SA"/>
         </w:rPr>
-        <w:footnoteRef/>
-      </w:r>
-      <w:r>
-        <w:rPr>
-          <w:rFonts w:hint="eastAsia" w:asciiTheme="minorEastAsia" w:hAnsiTheme="minorEastAsia" w:eastAsiaTheme="minorEastAsia" w:cstheme="minorBidi"/>
-          <w:kern w:val="2"/>
-          <w:sz w:val="21"/>
-          <w:szCs w:val="21"/>
-          <w:lang w:val="en-US" w:eastAsia="zh-CN" w:bidi="ar-SA"/>
-        </w:rPr>
-        <w:t>]</w:t>
+        <w:t>本文是根据</w:t>
       </w:r>
       <w:r>
         <w:rPr>
@@ -4008,46 +4126,6 @@
           <w:szCs w:val="21"/>
           <w:lang w:val="en-US" w:eastAsia="zh-CN" w:bidi="ar-SA"/>
         </w:rPr>
-        <w:t>关于本文的真实性及时间还存在争议，《</w:t>
-      </w:r>
-      <w:r>
-        <w:rPr>
-          <w:rFonts w:hint="eastAsia" w:asciiTheme="minorEastAsia" w:hAnsiTheme="minorEastAsia" w:eastAsiaTheme="minorEastAsia" w:cstheme="minorBidi"/>
-          <w:kern w:val="2"/>
-          <w:sz w:val="21"/>
-          <w:szCs w:val="21"/>
-          <w:lang w:val="en-US" w:eastAsia="zh-CN" w:bidi="ar-SA"/>
-        </w:rPr>
-        <w:t>毛泽东年谱</w:t>
-      </w:r>
-      <w:r>
-        <w:rPr>
-          <w:rFonts w:hint="eastAsia" w:asciiTheme="minorEastAsia" w:hAnsiTheme="minorEastAsia" w:cstheme="minorBidi"/>
-          <w:kern w:val="2"/>
-          <w:sz w:val="21"/>
-          <w:szCs w:val="21"/>
-          <w:lang w:val="en-US" w:eastAsia="zh-CN" w:bidi="ar-SA"/>
-        </w:rPr>
-        <w:t>》中并未记载。</w:t>
-      </w:r>
-      <w:r>
-        <w:rPr>
-          <w:rFonts w:hint="eastAsia" w:asciiTheme="minorEastAsia" w:hAnsiTheme="minorEastAsia" w:eastAsiaTheme="minorEastAsia" w:cstheme="minorBidi"/>
-          <w:kern w:val="2"/>
-          <w:sz w:val="21"/>
-          <w:szCs w:val="21"/>
-          <w:lang w:val="en-US" w:eastAsia="zh-CN" w:bidi="ar-SA"/>
-        </w:rPr>
-        <w:t>本文是根据</w:t>
-      </w:r>
-      <w:r>
-        <w:rPr>
-          <w:rFonts w:hint="eastAsia" w:asciiTheme="minorEastAsia" w:hAnsiTheme="minorEastAsia" w:cstheme="minorBidi"/>
-          <w:kern w:val="2"/>
-          <w:sz w:val="21"/>
-          <w:szCs w:val="21"/>
-          <w:lang w:val="en-US" w:eastAsia="zh-CN" w:bidi="ar-SA"/>
-        </w:rPr>
         <w:t>东方直心同志编著的《毛泽东大传》（2021年终极版）第六卷，第2116页记载内容编辑而成。标题为编者所加。</w:t>
       </w:r>
     </w:p>
@@ -4065,15 +4143,25 @@
       </w:pPr>
       <w:r>
         <w:rPr>
+          <w:rStyle w:val="FootnoteReference"/>
+        </w:rPr>
+        <w:t>[1]</w:t>
+      </w:r>
+      <w:r>
+        <w:rPr>
           <w:rFonts w:asciiTheme="minorEastAsia" w:hAnsiTheme="minorEastAsia" w:eastAsiaTheme="minorEastAsia" w:cstheme="minorBidi"/>
           <w:kern w:val="2"/>
           <w:sz w:val="21"/>
           <w:szCs w:val="21"/>
           <w:lang w:val="en-US" w:eastAsia="zh-CN" w:bidi="ar-SA"/>
         </w:rPr>
-        <w:footnoteRef/>
-      </w:r>
-      <w:r>
+        <w:t xml:space="preserve">许世友（1906—1985），湖北麻城（今属河南新县）人，1927年参加黄麻起义。时任山东军区司令员。1955年被授予上将军衔。</w:t>
+      </w:r>
+    </w:p>
+  </w:footnote>
+  <w:footnote w:id="5">
+    <w:p>
+      <w:pPr>
         <w:rPr>
           <w:rFonts w:asciiTheme="minorEastAsia" w:hAnsiTheme="minorEastAsia" w:eastAsiaTheme="minorEastAsia" w:cstheme="minorBidi"/>
           <w:kern w:val="2"/>
@@ -4081,13 +4169,14 @@
           <w:szCs w:val="21"/>
           <w:lang w:val="en-US" w:eastAsia="zh-CN" w:bidi="ar-SA"/>
         </w:rPr>
-        <w:t xml:space="preserve">许世友（1906—1985），湖北麻城（今属河南新县）人，1927年参加黄麻起义。时任山东军区司令员。1955年被授予上将军衔。</w:t>
-      </w:r>
-    </w:p>
-  </w:footnote>
-  <w:footnote w:id="5">
-    <w:p>
-      <w:pPr>
+      </w:pPr>
+      <w:r>
+        <w:rPr>
+          <w:rStyle w:val="FootnoteReference"/>
+        </w:rPr>
+        <w:t>[6]</w:t>
+      </w:r>
+      <w:r>
         <w:rPr>
           <w:rFonts w:asciiTheme="minorEastAsia" w:hAnsiTheme="minorEastAsia" w:eastAsiaTheme="minorEastAsia" w:cstheme="minorBidi"/>
           <w:kern w:val="2"/>
@@ -4095,8 +4184,13 @@
           <w:szCs w:val="21"/>
           <w:lang w:val="en-US" w:eastAsia="zh-CN" w:bidi="ar-SA"/>
         </w:rPr>
-      </w:pPr>
-      <w:r>
+        <w:t xml:space="preserve">趵突泉，位于济南市历下区，济南七十二名泉之首，被称为“天下第一泉”。泉水从地下石灰岩溶洞中涌出，最大涌量达每日16.2万立方米。</w:t>
+      </w:r>
+    </w:p>
+  </w:footnote>
+  <w:footnote w:id="6">
+    <w:p>
+      <w:pPr>
         <w:rPr>
           <w:rFonts w:asciiTheme="minorEastAsia" w:hAnsiTheme="minorEastAsia" w:eastAsiaTheme="minorEastAsia" w:cstheme="minorBidi"/>
           <w:kern w:val="2"/>
@@ -4104,7 +4198,12 @@
           <w:szCs w:val="21"/>
           <w:lang w:val="en-US" w:eastAsia="zh-CN" w:bidi="ar-SA"/>
         </w:rPr>
-        <w:footnoteRef/>
+      </w:pPr>
+      <w:r>
+        <w:rPr>
+          <w:rStyle w:val="FootnoteReference"/>
+        </w:rPr>
+        <w:t>[7]</w:t>
       </w:r>
       <w:r>
         <w:rPr>
@@ -4114,11 +4213,11 @@
           <w:szCs w:val="21"/>
           <w:lang w:val="en-US" w:eastAsia="zh-CN" w:bidi="ar-SA"/>
         </w:rPr>
-        <w:t xml:space="preserve">趵突泉，位于济南市历下区，济南七十二名泉之首，被称为“天下第一泉”。泉水从地下石灰岩溶洞中涌出，最大涌量达每日16.2万立方米。</w:t>
+        <w:t xml:space="preserve">大明湖，位于济南市中心，由众多泉水汇集而成，是济南三大名胜之一。湖面约46公顷，湖畔有历下亭、北极阁等名胜。</w:t>
       </w:r>
     </w:p>
   </w:footnote>
-  <w:footnote w:id="6">
+  <w:footnote w:id="7">
     <w:p>
       <w:pPr>
         <w:rPr>
@@ -4131,15 +4230,25 @@
       </w:pPr>
       <w:r>
         <w:rPr>
+          <w:rStyle w:val="FootnoteReference"/>
+        </w:rPr>
+        <w:t>[8]</w:t>
+      </w:r>
+      <w:r>
+        <w:rPr>
           <w:rFonts w:asciiTheme="minorEastAsia" w:hAnsiTheme="minorEastAsia" w:eastAsiaTheme="minorEastAsia" w:cstheme="minorBidi"/>
           <w:kern w:val="2"/>
           <w:sz w:val="21"/>
           <w:szCs w:val="21"/>
           <w:lang w:val="en-US" w:eastAsia="zh-CN" w:bidi="ar-SA"/>
         </w:rPr>
-        <w:footnoteRef/>
-      </w:r>
-      <w:r>
+        <w:t xml:space="preserve">北极阁，位于济南大明湖北岸，又名真武庙，始建于元代，是一座道教庙宇。济南战役期间为国民党军王耀武的指挥部。</w:t>
+      </w:r>
+    </w:p>
+  </w:footnote>
+  <w:footnote w:id="8">
+    <w:p>
+      <w:pPr>
         <w:rPr>
           <w:rFonts w:asciiTheme="minorEastAsia" w:hAnsiTheme="minorEastAsia" w:eastAsiaTheme="minorEastAsia" w:cstheme="minorBidi"/>
           <w:kern w:val="2"/>
@@ -4147,13 +4256,14 @@
           <w:szCs w:val="21"/>
           <w:lang w:val="en-US" w:eastAsia="zh-CN" w:bidi="ar-SA"/>
         </w:rPr>
-        <w:t xml:space="preserve">大明湖，位于济南市中心，由众多泉水汇集而成，是济南三大名胜之一。湖面约46公顷，湖畔有历下亭、北极阁等名胜。</w:t>
-      </w:r>
-    </w:p>
-  </w:footnote>
-  <w:footnote w:id="7">
-    <w:p>
-      <w:pPr>
+      </w:pPr>
+      <w:r>
+        <w:rPr>
+          <w:rStyle w:val="FootnoteReference"/>
+        </w:rPr>
+        <w:t>[9]</w:t>
+      </w:r>
+      <w:r>
         <w:rPr>
           <w:rFonts w:asciiTheme="minorEastAsia" w:hAnsiTheme="minorEastAsia" w:eastAsiaTheme="minorEastAsia" w:cstheme="minorBidi"/>
           <w:kern w:val="2"/>
@@ -4161,8 +4271,13 @@
           <w:szCs w:val="21"/>
           <w:lang w:val="en-US" w:eastAsia="zh-CN" w:bidi="ar-SA"/>
         </w:rPr>
-      </w:pPr>
-      <w:r>
+        <w:t xml:space="preserve">王耀武（1904—1968），山东泰安人，国民党陆军中将。济南战役时任国民党第二绥靖区司令官兼山东省政府主席。1948年9月济南战役中被解放军俘虏。</w:t>
+      </w:r>
+    </w:p>
+  </w:footnote>
+  <w:footnote w:id="9">
+    <w:p>
+      <w:pPr>
         <w:rPr>
           <w:rFonts w:asciiTheme="minorEastAsia" w:hAnsiTheme="minorEastAsia" w:eastAsiaTheme="minorEastAsia" w:cstheme="minorBidi"/>
           <w:kern w:val="2"/>
@@ -4170,7 +4285,12 @@
           <w:szCs w:val="21"/>
           <w:lang w:val="en-US" w:eastAsia="zh-CN" w:bidi="ar-SA"/>
         </w:rPr>
-        <w:footnoteRef/>
+      </w:pPr>
+      <w:r>
+        <w:rPr>
+          <w:rStyle w:val="FootnoteReference"/>
+        </w:rPr>
+        <w:t>[4]</w:t>
       </w:r>
       <w:r>
         <w:rPr>
@@ -4180,11 +4300,11 @@
           <w:szCs w:val="21"/>
           <w:lang w:val="en-US" w:eastAsia="zh-CN" w:bidi="ar-SA"/>
         </w:rPr>
-        <w:t xml:space="preserve">北极阁，位于济南大明湖北岸，又名真武庙，始建于元代，是一座道教庙宇。济南战役期间为国民党军王耀武的指挥部。</w:t>
+        <w:t xml:space="preserve">济南，山东省省会，因位于古济水之南而得名。自汉代即有“济南”之称，至今已有两千多年历史，是中国历史文化名城。</w:t>
       </w:r>
     </w:p>
   </w:footnote>
-  <w:footnote w:id="8">
+  <w:footnote w:id="10">
     <w:p>
       <w:pPr>
         <w:rPr>
@@ -4197,15 +4317,25 @@
       </w:pPr>
       <w:r>
         <w:rPr>
+          <w:rStyle w:val="FootnoteReference"/>
+        </w:rPr>
+        <w:t>[3]</w:t>
+      </w:r>
+      <w:r>
+        <w:rPr>
           <w:rFonts w:asciiTheme="minorEastAsia" w:hAnsiTheme="minorEastAsia" w:eastAsiaTheme="minorEastAsia" w:cstheme="minorBidi"/>
           <w:kern w:val="2"/>
           <w:sz w:val="21"/>
           <w:szCs w:val="21"/>
           <w:lang w:val="en-US" w:eastAsia="zh-CN" w:bidi="ar-SA"/>
         </w:rPr>
-        <w:footnoteRef/>
-      </w:r>
-      <w:r>
+        <w:t xml:space="preserve">山东，中国东部沿海省份，因位于太行山以东而得名。周代封齐鲁两国于此，故又称“齐鲁”。是儒家文化的发祥地。</w:t>
+      </w:r>
+    </w:p>
+  </w:footnote>
+  <w:footnote w:id="11">
+    <w:p>
+      <w:pPr>
         <w:rPr>
           <w:rFonts w:asciiTheme="minorEastAsia" w:hAnsiTheme="minorEastAsia" w:eastAsiaTheme="minorEastAsia" w:cstheme="minorBidi"/>
           <w:kern w:val="2"/>
@@ -4213,13 +4343,14 @@
           <w:szCs w:val="21"/>
           <w:lang w:val="en-US" w:eastAsia="zh-CN" w:bidi="ar-SA"/>
         </w:rPr>
-        <w:t xml:space="preserve">王耀武（1904—1968），山东泰安人，国民党陆军中将。济南战役时任国民党第二绥靖区司令官兼山东省政府主席。1948年9月济南战役中被解放军俘虏。</w:t>
-      </w:r>
-    </w:p>
-  </w:footnote>
-  <w:footnote w:id="9">
-    <w:p>
-      <w:pPr>
+      </w:pPr>
+      <w:r>
+        <w:rPr>
+          <w:rStyle w:val="FootnoteReference"/>
+        </w:rPr>
+        <w:t>[10]</w:t>
+      </w:r>
+      <w:r>
         <w:rPr>
           <w:rFonts w:asciiTheme="minorEastAsia" w:hAnsiTheme="minorEastAsia" w:eastAsiaTheme="minorEastAsia" w:cstheme="minorBidi"/>
           <w:kern w:val="2"/>
@@ -4227,8 +4358,13 @@
           <w:szCs w:val="21"/>
           <w:lang w:val="en-US" w:eastAsia="zh-CN" w:bidi="ar-SA"/>
         </w:rPr>
-      </w:pPr>
-      <w:r>
+        <w:t xml:space="preserve">齐鲁，周代分封于今山东地区的齐、鲁两个诸侯国。齐国（姜尚封地）居东北部，鲁国（周公之子伯禽封地）居西南部。后世以“齐鲁”代称山东。</w:t>
+      </w:r>
+    </w:p>
+  </w:footnote>
+  <w:footnote w:id="12">
+    <w:p>
+      <w:pPr>
         <w:rPr>
           <w:rFonts w:asciiTheme="minorEastAsia" w:hAnsiTheme="minorEastAsia" w:eastAsiaTheme="minorEastAsia" w:cstheme="minorBidi"/>
           <w:kern w:val="2"/>
@@ -4236,7 +4372,12 @@
           <w:szCs w:val="21"/>
           <w:lang w:val="en-US" w:eastAsia="zh-CN" w:bidi="ar-SA"/>
         </w:rPr>
-        <w:footnoteRef/>
+      </w:pPr>
+      <w:r>
+        <w:rPr>
+          <w:rStyle w:val="FootnoteReference"/>
+        </w:rPr>
+        <w:t>[12]</w:t>
       </w:r>
       <w:r>
         <w:rPr>
@@ -4246,11 +4387,11 @@
           <w:szCs w:val="21"/>
           <w:lang w:val="en-US" w:eastAsia="zh-CN" w:bidi="ar-SA"/>
         </w:rPr>
-        <w:t xml:space="preserve">济南，山东省省会，因位于古济水之南而得名。自汉代即有“济南”之称，至今已有两千多年历史，是中国历史文化名城。</w:t>
+        <w:t xml:space="preserve">济水，中国古代“四渎”（黄河、济水、淮河、长江）之一。发源于今河南济源，东流入海。后因黄河改道夺占其河道，济水逐渐消失。济南因位于济水之南而得名。</w:t>
       </w:r>
     </w:p>
   </w:footnote>
-  <w:footnote w:id="10">
+  <w:footnote w:id="13">
     <w:p>
       <w:pPr>
         <w:rPr>
@@ -4263,15 +4404,25 @@
       </w:pPr>
       <w:r>
         <w:rPr>
+          <w:rStyle w:val="FootnoteReference"/>
+        </w:rPr>
+        <w:t>[11]</w:t>
+      </w:r>
+      <w:r>
+        <w:rPr>
           <w:rFonts w:asciiTheme="minorEastAsia" w:hAnsiTheme="minorEastAsia" w:eastAsiaTheme="minorEastAsia" w:cstheme="minorBidi"/>
           <w:kern w:val="2"/>
           <w:sz w:val="21"/>
           <w:szCs w:val="21"/>
           <w:lang w:val="en-US" w:eastAsia="zh-CN" w:bidi="ar-SA"/>
         </w:rPr>
-        <w:footnoteRef/>
-      </w:r>
-      <w:r>
+        <w:t xml:space="preserve">孔子（公元前551—前479年），名丘，字仲尼，春秋末期鲁国陬邑（今山东曲阜）人。中国古代伟大的思想家、教育家，儒家学派创始人。</w:t>
+      </w:r>
+    </w:p>
+  </w:footnote>
+  <w:footnote w:id="14">
+    <w:p>
+      <w:pPr>
         <w:rPr>
           <w:rFonts w:asciiTheme="minorEastAsia" w:hAnsiTheme="minorEastAsia" w:eastAsiaTheme="minorEastAsia" w:cstheme="minorBidi"/>
           <w:kern w:val="2"/>
@@ -4279,13 +4430,14 @@
           <w:szCs w:val="21"/>
           <w:lang w:val="en-US" w:eastAsia="zh-CN" w:bidi="ar-SA"/>
         </w:rPr>
-        <w:t xml:space="preserve">山东，中国东部沿海省份，因位于太行山以东而得名。周代封齐鲁两国于此，故又称“齐鲁”。是儒家文化的发祥地。</w:t>
-      </w:r>
-    </w:p>
-  </w:footnote>
-  <w:footnote w:id="11">
-    <w:p>
-      <w:pPr>
+      </w:pPr>
+      <w:r>
+        <w:rPr>
+          <w:rStyle w:val="FootnoteReference"/>
+        </w:rPr>
+        <w:t>[14]</w:t>
+      </w:r>
+      <w:r>
         <w:rPr>
           <w:rFonts w:asciiTheme="minorEastAsia" w:hAnsiTheme="minorEastAsia" w:eastAsiaTheme="minorEastAsia" w:cstheme="minorBidi"/>
           <w:kern w:val="2"/>
@@ -4293,8 +4445,13 @@
           <w:szCs w:val="21"/>
           <w:lang w:val="en-US" w:eastAsia="zh-CN" w:bidi="ar-SA"/>
         </w:rPr>
-      </w:pPr>
-      <w:r>
+        <w:t xml:space="preserve">济南战役，1948年9月16日至24日，中国人民解放军华东野战军对国民党军坚守的济南市进行的大规模攻坚战。战役歼敌10.4万人，俘虏王耀武。济南的解放使华北和华东两大解放区连成一片。</w:t>
+      </w:r>
+    </w:p>
+  </w:footnote>
+  <w:footnote w:id="15">
+    <w:p>
+      <w:pPr>
         <w:rPr>
           <w:rFonts w:asciiTheme="minorEastAsia" w:hAnsiTheme="minorEastAsia" w:eastAsiaTheme="minorEastAsia" w:cstheme="minorBidi"/>
           <w:kern w:val="2"/>
@@ -4302,7 +4459,12 @@
           <w:szCs w:val="21"/>
           <w:lang w:val="en-US" w:eastAsia="zh-CN" w:bidi="ar-SA"/>
         </w:rPr>
-        <w:footnoteRef/>
+      </w:pPr>
+      <w:r>
+        <w:rPr>
+          <w:rStyle w:val="FootnoteReference"/>
+        </w:rPr>
+        <w:t>[16]</w:t>
       </w:r>
       <w:r>
         <w:rPr>
@@ -4312,11 +4474,11 @@
           <w:szCs w:val="21"/>
           <w:lang w:val="en-US" w:eastAsia="zh-CN" w:bidi="ar-SA"/>
         </w:rPr>
-        <w:t xml:space="preserve">齐鲁，周代分封于今山东地区的齐、鲁两个诸侯国。齐国（姜尚封地）居东北部，鲁国（周公之子伯禽封地）居西南部。后世以“齐鲁”代称山东。</w:t>
+        <w:t xml:space="preserve">中国人民解放军华东野战军第九纵队第二十五师第七十三团，因在济南战役中首先突破济南内城，1948年9月24日被中央军委授予“济南第一团”荣誉称号。</w:t>
       </w:r>
     </w:p>
   </w:footnote>
-  <w:footnote w:id="12">
+  <w:footnote w:id="16">
     <w:p>
       <w:pPr>
         <w:rPr>
@@ -4329,15 +4491,25 @@
       </w:pPr>
       <w:r>
         <w:rPr>
+          <w:rStyle w:val="FootnoteReference"/>
+        </w:rPr>
+        <w:t>[17]</w:t>
+      </w:r>
+      <w:r>
+        <w:rPr>
           <w:rFonts w:asciiTheme="minorEastAsia" w:hAnsiTheme="minorEastAsia" w:eastAsiaTheme="minorEastAsia" w:cstheme="minorBidi"/>
           <w:kern w:val="2"/>
           <w:sz w:val="21"/>
           <w:szCs w:val="21"/>
           <w:lang w:val="en-US" w:eastAsia="zh-CN" w:bidi="ar-SA"/>
         </w:rPr>
-        <w:footnoteRef/>
-      </w:r>
-      <w:r>
+        <w:t xml:space="preserve">淮海战役，1948年11月6日至1949年1月10日，中国人民解放军华东野战军和中原野战军在以徐州为中心的广大地区对国民党军进行的大规模战略决战。歼敌55.5万人，是三大战役中规模最大的一次。</w:t>
+      </w:r>
+    </w:p>
+  </w:footnote>
+  <w:footnote w:id="17">
+    <w:p>
+      <w:pPr>
         <w:rPr>
           <w:rFonts w:asciiTheme="minorEastAsia" w:hAnsiTheme="minorEastAsia" w:eastAsiaTheme="minorEastAsia" w:cstheme="minorBidi"/>
           <w:kern w:val="2"/>
@@ -4345,13 +4517,14 @@
           <w:szCs w:val="21"/>
           <w:lang w:val="en-US" w:eastAsia="zh-CN" w:bidi="ar-SA"/>
         </w:rPr>
-        <w:t xml:space="preserve">济水，中国古代“四渎”（黄河、济水、淮河、长江）之一。发源于今河南济源，东流入海。后因黄河改道夺占其河道，济水逐渐消失。济南因位于济水之南而得名。</w:t>
-      </w:r>
-    </w:p>
-  </w:footnote>
-  <w:footnote w:id="13">
-    <w:p>
-      <w:pPr>
+      </w:pPr>
+      <w:r>
+        <w:rPr>
+          <w:rStyle w:val="FootnoteReference"/>
+        </w:rPr>
+        <w:t>[15]</w:t>
+      </w:r>
+      <w:r>
         <w:rPr>
           <w:rFonts w:asciiTheme="minorEastAsia" w:hAnsiTheme="minorEastAsia" w:eastAsiaTheme="minorEastAsia" w:cstheme="minorBidi"/>
           <w:kern w:val="2"/>
@@ -4359,8 +4532,13 @@
           <w:szCs w:val="21"/>
           <w:lang w:val="en-US" w:eastAsia="zh-CN" w:bidi="ar-SA"/>
         </w:rPr>
-      </w:pPr>
-      <w:r>
+        <w:t xml:space="preserve">粟裕（1907—1984），湖南会同人，侗族，1927年加入中国共产党。中国人民解放军主要领导人之一。淮海战役主要指挥者。1955年被授予大将军衔。</w:t>
+      </w:r>
+    </w:p>
+  </w:footnote>
+  <w:footnote w:id="18">
+    <w:p>
+      <w:pPr>
         <w:rPr>
           <w:rFonts w:asciiTheme="minorEastAsia" w:hAnsiTheme="minorEastAsia" w:eastAsiaTheme="minorEastAsia" w:cstheme="minorBidi"/>
           <w:kern w:val="2"/>
@@ -4368,7 +4546,12 @@
           <w:szCs w:val="21"/>
           <w:lang w:val="en-US" w:eastAsia="zh-CN" w:bidi="ar-SA"/>
         </w:rPr>
-        <w:footnoteRef/>
+      </w:pPr>
+      <w:r>
+        <w:rPr>
+          <w:rStyle w:val="FootnoteReference"/>
+        </w:rPr>
+        <w:t>[18]</w:t>
       </w:r>
       <w:r>
         <w:rPr>
@@ -4378,11 +4561,11 @@
           <w:szCs w:val="21"/>
           <w:lang w:val="en-US" w:eastAsia="zh-CN" w:bidi="ar-SA"/>
         </w:rPr>
-        <w:t xml:space="preserve">孔子（公元前551—前479年），名丘，字仲尼，春秋末期鲁国陬邑（今山东曲阜）人。中国古代伟大的思想家、教育家，儒家学派创始人。</w:t>
+        <w:t xml:space="preserve">历下亭，位于济南大明湖湖心岛上。始建于北魏时期，唐代诗人杜甫在此写下“海右此亭古，济南名士多”的名句。</w:t>
       </w:r>
     </w:p>
   </w:footnote>
-  <w:footnote w:id="14">
+  <w:footnote w:id="19">
     <w:p>
       <w:pPr>
         <w:rPr>
@@ -4395,15 +4578,25 @@
       </w:pPr>
       <w:r>
         <w:rPr>
+          <w:rStyle w:val="FootnoteReference"/>
+        </w:rPr>
+        <w:t>[13]</w:t>
+      </w:r>
+      <w:r>
+        <w:rPr>
           <w:rFonts w:asciiTheme="minorEastAsia" w:hAnsiTheme="minorEastAsia" w:eastAsiaTheme="minorEastAsia" w:cstheme="minorBidi"/>
           <w:kern w:val="2"/>
           <w:sz w:val="21"/>
           <w:szCs w:val="21"/>
           <w:lang w:val="en-US" w:eastAsia="zh-CN" w:bidi="ar-SA"/>
         </w:rPr>
-        <w:footnoteRef/>
-      </w:r>
-      <w:r>
+        <w:t xml:space="preserve">《老残游记》，清末刘鹗（1857—1909）著章回体小说，以江湖医生老残的游历为主线，深刻揭露晚清社会黑暗。书中对济南风物有大量描写。</w:t>
+      </w:r>
+    </w:p>
+  </w:footnote>
+  <w:footnote w:id="20">
+    <w:p>
+      <w:pPr>
         <w:rPr>
           <w:rFonts w:asciiTheme="minorEastAsia" w:hAnsiTheme="minorEastAsia" w:eastAsiaTheme="minorEastAsia" w:cstheme="minorBidi"/>
           <w:kern w:val="2"/>
@@ -4411,195 +4604,12 @@
           <w:szCs w:val="21"/>
           <w:lang w:val="en-US" w:eastAsia="zh-CN" w:bidi="ar-SA"/>
         </w:rPr>
-        <w:t xml:space="preserve">济南战役，1948年9月16日至24日，中国人民解放军华东野战军对国民党军坚守的济南市进行的大规模攻坚战。战役歼敌10.4万人，俘虏王耀武。济南的解放使华北和华东两大解放区连成一片。</w:t>
-      </w:r>
-    </w:p>
-  </w:footnote>
-  <w:footnote w:id="15">
-    <w:p>
-      <w:pPr>
-        <w:rPr>
-          <w:rFonts w:asciiTheme="minorEastAsia" w:hAnsiTheme="minorEastAsia" w:eastAsiaTheme="minorEastAsia" w:cstheme="minorBidi"/>
-          <w:kern w:val="2"/>
-          <w:sz w:val="21"/>
-          <w:szCs w:val="21"/>
-          <w:lang w:val="en-US" w:eastAsia="zh-CN" w:bidi="ar-SA"/>
-        </w:rPr>
-      </w:pPr>
-      <w:r>
-        <w:rPr>
-          <w:rFonts w:asciiTheme="minorEastAsia" w:hAnsiTheme="minorEastAsia" w:eastAsiaTheme="minorEastAsia" w:cstheme="minorBidi"/>
-          <w:kern w:val="2"/>
-          <w:sz w:val="21"/>
-          <w:szCs w:val="21"/>
-          <w:lang w:val="en-US" w:eastAsia="zh-CN" w:bidi="ar-SA"/>
-        </w:rPr>
-        <w:footnoteRef/>
-      </w:r>
-      <w:r>
-        <w:rPr>
-          <w:rFonts w:asciiTheme="minorEastAsia" w:hAnsiTheme="minorEastAsia" w:eastAsiaTheme="minorEastAsia" w:cstheme="minorBidi"/>
-          <w:kern w:val="2"/>
-          <w:sz w:val="21"/>
-          <w:szCs w:val="21"/>
-          <w:lang w:val="en-US" w:eastAsia="zh-CN" w:bidi="ar-SA"/>
-        </w:rPr>
-        <w:t xml:space="preserve">中国人民解放军华东野战军第九纵队第二十五师第七十三团，因在济南战役中首先突破济南内城，1948年9月24日被中央军委授予“济南第一团”荣誉称号。</w:t>
-      </w:r>
-    </w:p>
-  </w:footnote>
-  <w:footnote w:id="16">
-    <w:p>
-      <w:pPr>
-        <w:rPr>
-          <w:rFonts w:asciiTheme="minorEastAsia" w:hAnsiTheme="minorEastAsia" w:eastAsiaTheme="minorEastAsia" w:cstheme="minorBidi"/>
-          <w:kern w:val="2"/>
-          <w:sz w:val="21"/>
-          <w:szCs w:val="21"/>
-          <w:lang w:val="en-US" w:eastAsia="zh-CN" w:bidi="ar-SA"/>
-        </w:rPr>
-      </w:pPr>
-      <w:r>
-        <w:rPr>
-          <w:rFonts w:asciiTheme="minorEastAsia" w:hAnsiTheme="minorEastAsia" w:eastAsiaTheme="minorEastAsia" w:cstheme="minorBidi"/>
-          <w:kern w:val="2"/>
-          <w:sz w:val="21"/>
-          <w:szCs w:val="21"/>
-          <w:lang w:val="en-US" w:eastAsia="zh-CN" w:bidi="ar-SA"/>
-        </w:rPr>
-        <w:footnoteRef/>
-      </w:r>
-      <w:r>
-        <w:rPr>
-          <w:rFonts w:asciiTheme="minorEastAsia" w:hAnsiTheme="minorEastAsia" w:eastAsiaTheme="minorEastAsia" w:cstheme="minorBidi"/>
-          <w:kern w:val="2"/>
-          <w:sz w:val="21"/>
-          <w:szCs w:val="21"/>
-          <w:lang w:val="en-US" w:eastAsia="zh-CN" w:bidi="ar-SA"/>
-        </w:rPr>
-        <w:t xml:space="preserve">淮海战役，1948年11月6日至1949年1月10日，中国人民解放军华东野战军和中原野战军在以徐州为中心的广大地区对国民党军进行的大规模战略决战。歼敌55.5万人，是三大战役中规模最大的一次。</w:t>
-      </w:r>
-    </w:p>
-  </w:footnote>
-  <w:footnote w:id="17">
-    <w:p>
-      <w:pPr>
-        <w:rPr>
-          <w:rFonts w:asciiTheme="minorEastAsia" w:hAnsiTheme="minorEastAsia" w:eastAsiaTheme="minorEastAsia" w:cstheme="minorBidi"/>
-          <w:kern w:val="2"/>
-          <w:sz w:val="21"/>
-          <w:szCs w:val="21"/>
-          <w:lang w:val="en-US" w:eastAsia="zh-CN" w:bidi="ar-SA"/>
-        </w:rPr>
-      </w:pPr>
-      <w:r>
-        <w:rPr>
-          <w:rFonts w:asciiTheme="minorEastAsia" w:hAnsiTheme="minorEastAsia" w:eastAsiaTheme="minorEastAsia" w:cstheme="minorBidi"/>
-          <w:kern w:val="2"/>
-          <w:sz w:val="21"/>
-          <w:szCs w:val="21"/>
-          <w:lang w:val="en-US" w:eastAsia="zh-CN" w:bidi="ar-SA"/>
-        </w:rPr>
-        <w:footnoteRef/>
-      </w:r>
-      <w:r>
-        <w:rPr>
-          <w:rFonts w:asciiTheme="minorEastAsia" w:hAnsiTheme="minorEastAsia" w:eastAsiaTheme="minorEastAsia" w:cstheme="minorBidi"/>
-          <w:kern w:val="2"/>
-          <w:sz w:val="21"/>
-          <w:szCs w:val="21"/>
-          <w:lang w:val="en-US" w:eastAsia="zh-CN" w:bidi="ar-SA"/>
-        </w:rPr>
-        <w:t xml:space="preserve">粟裕（1907—1984），湖南会同人，侗族，1927年加入中国共产党。中国人民解放军主要领导人之一。淮海战役主要指挥者。1955年被授予大将军衔。</w:t>
-      </w:r>
-    </w:p>
-  </w:footnote>
-  <w:footnote w:id="18">
-    <w:p>
-      <w:pPr>
-        <w:rPr>
-          <w:rFonts w:asciiTheme="minorEastAsia" w:hAnsiTheme="minorEastAsia" w:eastAsiaTheme="minorEastAsia" w:cstheme="minorBidi"/>
-          <w:kern w:val="2"/>
-          <w:sz w:val="21"/>
-          <w:szCs w:val="21"/>
-          <w:lang w:val="en-US" w:eastAsia="zh-CN" w:bidi="ar-SA"/>
-        </w:rPr>
-      </w:pPr>
-      <w:r>
-        <w:rPr>
-          <w:rFonts w:asciiTheme="minorEastAsia" w:hAnsiTheme="minorEastAsia" w:eastAsiaTheme="minorEastAsia" w:cstheme="minorBidi"/>
-          <w:kern w:val="2"/>
-          <w:sz w:val="21"/>
-          <w:szCs w:val="21"/>
-          <w:lang w:val="en-US" w:eastAsia="zh-CN" w:bidi="ar-SA"/>
-        </w:rPr>
-        <w:footnoteRef/>
-      </w:r>
-      <w:r>
-        <w:rPr>
-          <w:rFonts w:asciiTheme="minorEastAsia" w:hAnsiTheme="minorEastAsia" w:eastAsiaTheme="minorEastAsia" w:cstheme="minorBidi"/>
-          <w:kern w:val="2"/>
-          <w:sz w:val="21"/>
-          <w:szCs w:val="21"/>
-          <w:lang w:val="en-US" w:eastAsia="zh-CN" w:bidi="ar-SA"/>
-        </w:rPr>
-        <w:t xml:space="preserve">历下亭，位于济南大明湖湖心岛上。始建于北魏时期，唐代诗人杜甫在此写下“海右此亭古，济南名士多”的名句。</w:t>
-      </w:r>
-    </w:p>
-  </w:footnote>
-  <w:footnote w:id="19">
-    <w:p>
-      <w:pPr>
-        <w:rPr>
-          <w:rFonts w:asciiTheme="minorEastAsia" w:hAnsiTheme="minorEastAsia" w:eastAsiaTheme="minorEastAsia" w:cstheme="minorBidi"/>
-          <w:kern w:val="2"/>
-          <w:sz w:val="21"/>
-          <w:szCs w:val="21"/>
-          <w:lang w:val="en-US" w:eastAsia="zh-CN" w:bidi="ar-SA"/>
-        </w:rPr>
-      </w:pPr>
-      <w:r>
-        <w:rPr>
-          <w:rFonts w:asciiTheme="minorEastAsia" w:hAnsiTheme="minorEastAsia" w:eastAsiaTheme="minorEastAsia" w:cstheme="minorBidi"/>
-          <w:kern w:val="2"/>
-          <w:sz w:val="21"/>
-          <w:szCs w:val="21"/>
-          <w:lang w:val="en-US" w:eastAsia="zh-CN" w:bidi="ar-SA"/>
-        </w:rPr>
-        <w:footnoteRef/>
-      </w:r>
-      <w:r>
-        <w:rPr>
-          <w:rFonts w:asciiTheme="minorEastAsia" w:hAnsiTheme="minorEastAsia" w:eastAsiaTheme="minorEastAsia" w:cstheme="minorBidi"/>
-          <w:kern w:val="2"/>
-          <w:sz w:val="21"/>
-          <w:szCs w:val="21"/>
-          <w:lang w:val="en-US" w:eastAsia="zh-CN" w:bidi="ar-SA"/>
-        </w:rPr>
-        <w:t xml:space="preserve">《老残游记》，清末刘鹗（1857—1909）著章回体小说，以江湖医生老残的游历为主线，深刻揭露晚清社会黑暗。书中对济南风物有大量描写。</w:t>
-      </w:r>
-    </w:p>
-  </w:footnote>
-  <w:footnote w:id="20">
-    <w:p>
-      <w:pPr>
-        <w:rPr>
-          <w:rFonts w:asciiTheme="minorEastAsia" w:hAnsiTheme="minorEastAsia" w:eastAsiaTheme="minorEastAsia" w:cstheme="minorBidi"/>
-          <w:kern w:val="2"/>
-          <w:sz w:val="21"/>
-          <w:szCs w:val="21"/>
-          <w:lang w:val="en-US" w:eastAsia="zh-CN" w:bidi="ar-SA"/>
-        </w:rPr>
-      </w:pPr>
-      <w:r>
-        <w:rPr>
-          <w:rFonts w:asciiTheme="minorEastAsia" w:hAnsiTheme="minorEastAsia" w:eastAsiaTheme="minorEastAsia" w:cstheme="minorBidi"/>
-          <w:kern w:val="2"/>
-          <w:sz w:val="21"/>
-          <w:szCs w:val="21"/>
-          <w:lang w:val="en-US" w:eastAsia="zh-CN" w:bidi="ar-SA"/>
-        </w:rPr>
-        <w:footnoteRef/>
+      </w:pPr>
+      <w:r>
+        <w:rPr>
+          <w:rStyle w:val="FootnoteReference"/>
+        </w:rPr>
+        <w:t>[5]</w:t>
       </w:r>
       <w:r>
         <w:rPr>
